--- a/Tyler/Vue/Tyler_Roberts.docx
+++ b/Tyler/Vue/Tyler_Roberts.docx
@@ -44,7 +44,7 @@
           <w:sz w:val="19"/>
           <w:szCs w:val="19"/>
         </w:rPr>
-        <w:t>tylerroberts.dev@oudook.com | linkedin.com/in/tyler-roberts-3b839b3a9/ | Florida, United States | +1 (321) 376-7095</w:t>
+        <w:t>tylerrdev@outlook.com | linkedin.com/in/tyler-roberts-76a8193b2/ | Florida, United States | +1 (321) 376-7095</w:t>
       </w:r>
     </w:p>
     <w:p>

--- a/Tyler/Vue/Tyler_Roberts.docx
+++ b/Tyler/Vue/Tyler_Roberts.docx
@@ -44,8 +44,10 @@
           <w:sz w:val="19"/>
           <w:szCs w:val="19"/>
         </w:rPr>
-        <w:t>tylerrdev@outlook.com | linkedin.com/in/tyler-roberts-76a8193b2/ | Florida, United States | +1 (321) 376-7095</w:t>
-      </w:r>
+        <w:t>tyler.r.dev@outlook.com | linkedin.com/in/tyler-r-5788a13ba | Florida, United States | +1 (321) 376-7095</w:t>
+      </w:r>
+      <w:bookmarkStart w:id="0" w:name="_GoBack"/>
+      <w:bookmarkEnd w:id="0"/>
     </w:p>
     <w:p>
       <w:pPr>
@@ -54,8 +56,6 @@
         </w:pBdr>
         <w:spacing w:before="120" w:after="80"/>
       </w:pPr>
-      <w:bookmarkStart w:id="0" w:name="_GoBack"/>
-      <w:bookmarkEnd w:id="0"/>
       <w:r>
         <w:rPr>
           <w:b/>
@@ -73,223 +73,131 @@
         <w:jc w:val="both"/>
         <w:rPr>
           <w:rFonts w:ascii="Arial" w:hAnsi="Arial" w:cs="Arial"/>
-        </w:rPr>
-      </w:pPr>
-      <w:r>
-        <w:rPr>
-          <w:rStyle w:val="Strong"/>
-          <w:rFonts w:ascii="Arial" w:hAnsi="Arial" w:cs="Arial"/>
-        </w:rPr>
-        <w:t>Senior Software Engineer</w:t>
-      </w:r>
-      <w:r>
-        <w:rPr>
-          <w:rFonts w:ascii="Arial" w:hAnsi="Arial" w:cs="Arial"/>
-        </w:rPr>
-        <w:t xml:space="preserve"> with 9+ years building </w:t>
-      </w:r>
-      <w:r>
-        <w:rPr>
-          <w:rStyle w:val="Strong"/>
-          <w:rFonts w:ascii="Arial" w:hAnsi="Arial" w:cs="Arial"/>
-        </w:rPr>
-        <w:t xml:space="preserve">cloud-native </w:t>
+          <w:sz w:val="22"/>
+        </w:rPr>
+      </w:pPr>
+      <w:r>
+        <w:rPr>
+          <w:sz w:val="22"/>
+        </w:rPr>
+        <w:t xml:space="preserve">Senior Software Engineer with </w:t>
+      </w:r>
+      <w:r>
+        <w:rPr>
+          <w:rStyle w:val="Strong"/>
+          <w:sz w:val="22"/>
+        </w:rPr>
+        <w:t>9+ years</w:t>
+      </w:r>
+      <w:r>
+        <w:rPr>
+          <w:sz w:val="22"/>
+        </w:rPr>
+        <w:t xml:space="preserve"> building </w:t>
+      </w:r>
+      <w:r>
+        <w:rPr>
+          <w:rStyle w:val="Strong"/>
+          <w:sz w:val="22"/>
+        </w:rPr>
+        <w:t>cloud-native SaaS</w:t>
+      </w:r>
+      <w:r>
+        <w:rPr>
+          <w:sz w:val="22"/>
+        </w:rPr>
+        <w:t xml:space="preserve">, workflow-heavy business platforms, and high-traffic customer applications, specializing in </w:t>
+      </w:r>
+      <w:r>
+        <w:rPr>
+          <w:rStyle w:val="Strong"/>
+          <w:sz w:val="22"/>
+        </w:rPr>
+        <w:t xml:space="preserve">Vue.js v2.6–v3.4, </w:t>
       </w:r>
       <w:proofErr w:type="spellStart"/>
       <w:r>
         <w:rPr>
           <w:rStyle w:val="Strong"/>
-          <w:rFonts w:ascii="Arial" w:hAnsi="Arial" w:cs="Arial"/>
-        </w:rPr>
-        <w:t>SaaS</w:t>
+          <w:sz w:val="22"/>
+        </w:rPr>
+        <w:t>TypeScript</w:t>
       </w:r>
       <w:proofErr w:type="spellEnd"/>
       <w:r>
         <w:rPr>
-          <w:rFonts w:ascii="Arial" w:hAnsi="Arial" w:cs="Arial"/>
-        </w:rPr>
-        <w:t xml:space="preserve"> user experiences and platform-facing web apps, specializing in </w:t>
-      </w:r>
-      <w:r>
-        <w:rPr>
-          <w:rStyle w:val="Strong"/>
-          <w:rFonts w:ascii="Arial" w:hAnsi="Arial" w:cs="Arial"/>
-        </w:rPr>
-        <w:t>Vue.js</w:t>
-      </w:r>
-      <w:r>
-        <w:rPr>
-          <w:rFonts w:ascii="Arial" w:hAnsi="Arial" w:cs="Arial"/>
-        </w:rPr>
-        <w:t xml:space="preserve">, </w:t>
-      </w:r>
-      <w:proofErr w:type="spellStart"/>
-      <w:r>
-        <w:rPr>
-          <w:rStyle w:val="Strong"/>
-          <w:rFonts w:ascii="Arial" w:hAnsi="Arial" w:cs="Arial"/>
-        </w:rPr>
-        <w:t>TypeScript</w:t>
-      </w:r>
-      <w:proofErr w:type="spellEnd"/>
-      <w:r>
-        <w:rPr>
-          <w:rFonts w:ascii="Arial" w:hAnsi="Arial" w:cs="Arial"/>
-        </w:rPr>
-        <w:t xml:space="preserve">, and </w:t>
-      </w:r>
-      <w:r>
-        <w:rPr>
-          <w:rStyle w:val="Strong"/>
-          <w:rFonts w:ascii="Arial" w:hAnsi="Arial" w:cs="Arial"/>
-        </w:rPr>
-        <w:t>frontend architecture</w:t>
-      </w:r>
-      <w:r>
-        <w:rPr>
-          <w:rFonts w:ascii="Arial" w:hAnsi="Arial" w:cs="Arial"/>
-        </w:rPr>
-        <w:t xml:space="preserve"> that stays fast, testable, and easy to evolve. Strong track record translating complex workflows into </w:t>
-      </w:r>
-      <w:r>
-        <w:rPr>
-          <w:rStyle w:val="Strong"/>
-          <w:rFonts w:ascii="Arial" w:hAnsi="Arial" w:cs="Arial"/>
-        </w:rPr>
-        <w:t>accessible</w:t>
-      </w:r>
-      <w:r>
-        <w:rPr>
-          <w:rFonts w:ascii="Arial" w:hAnsi="Arial" w:cs="Arial"/>
-        </w:rPr>
-        <w:t xml:space="preserve">, </w:t>
-      </w:r>
-      <w:r>
-        <w:rPr>
-          <w:rStyle w:val="Strong"/>
-          <w:rFonts w:ascii="Arial" w:hAnsi="Arial" w:cs="Arial"/>
-        </w:rPr>
-        <w:t>high-performance</w:t>
-      </w:r>
-      <w:r>
-        <w:rPr>
-          <w:rFonts w:ascii="Arial" w:hAnsi="Arial" w:cs="Arial"/>
-        </w:rPr>
-        <w:t xml:space="preserve"> interfaces, partnering with backend teams on </w:t>
-      </w:r>
-      <w:r>
-        <w:rPr>
-          <w:rStyle w:val="Strong"/>
-          <w:rFonts w:ascii="Arial" w:hAnsi="Arial" w:cs="Arial"/>
-        </w:rPr>
-        <w:t>API contracts</w:t>
-      </w:r>
-      <w:r>
-        <w:rPr>
-          <w:rFonts w:ascii="Arial" w:hAnsi="Arial" w:cs="Arial"/>
-        </w:rPr>
-        <w:t xml:space="preserve">, </w:t>
-      </w:r>
-      <w:r>
-        <w:rPr>
-          <w:rStyle w:val="Strong"/>
-          <w:rFonts w:ascii="Arial" w:hAnsi="Arial" w:cs="Arial"/>
-        </w:rPr>
-        <w:t>role-based authorization</w:t>
-      </w:r>
-      <w:r>
-        <w:rPr>
-          <w:rFonts w:ascii="Arial" w:hAnsi="Arial" w:cs="Arial"/>
-        </w:rPr>
-        <w:t xml:space="preserve">, and </w:t>
-      </w:r>
-      <w:r>
-        <w:rPr>
-          <w:rStyle w:val="Strong"/>
-          <w:rFonts w:ascii="Arial" w:hAnsi="Arial" w:cs="Arial"/>
-        </w:rPr>
-        <w:t xml:space="preserve">production </w:t>
-      </w:r>
-      <w:proofErr w:type="spellStart"/>
-      <w:r>
-        <w:rPr>
-          <w:rStyle w:val="Strong"/>
-          <w:rFonts w:ascii="Arial" w:hAnsi="Arial" w:cs="Arial"/>
-        </w:rPr>
-        <w:t>observability</w:t>
-      </w:r>
-      <w:proofErr w:type="spellEnd"/>
-      <w:r>
-        <w:rPr>
-          <w:rFonts w:ascii="Arial" w:hAnsi="Arial" w:cs="Arial"/>
-        </w:rPr>
-        <w:t xml:space="preserve">. Comfortable owning delivery end-to-end: </w:t>
-      </w:r>
-      <w:r>
-        <w:rPr>
-          <w:rStyle w:val="Strong"/>
-          <w:rFonts w:ascii="Arial" w:hAnsi="Arial" w:cs="Arial"/>
-        </w:rPr>
-        <w:t>system design</w:t>
-      </w:r>
-      <w:r>
-        <w:rPr>
-          <w:rFonts w:ascii="Arial" w:hAnsi="Arial" w:cs="Arial"/>
-        </w:rPr>
-        <w:t xml:space="preserve">, </w:t>
-      </w:r>
-      <w:r>
-        <w:rPr>
-          <w:rStyle w:val="Strong"/>
-          <w:rFonts w:ascii="Arial" w:hAnsi="Arial" w:cs="Arial"/>
-        </w:rPr>
-        <w:t>performance</w:t>
-      </w:r>
-      <w:r>
-        <w:rPr>
-          <w:rFonts w:ascii="Arial" w:hAnsi="Arial" w:cs="Arial"/>
-        </w:rPr>
-        <w:t xml:space="preserve">, </w:t>
-      </w:r>
-      <w:r>
-        <w:rPr>
-          <w:rStyle w:val="Strong"/>
-          <w:rFonts w:ascii="Arial" w:hAnsi="Arial" w:cs="Arial"/>
-        </w:rPr>
-        <w:t>testing</w:t>
-      </w:r>
-      <w:r>
-        <w:rPr>
-          <w:rFonts w:ascii="Arial" w:hAnsi="Arial" w:cs="Arial"/>
-        </w:rPr>
-        <w:t xml:space="preserve">, </w:t>
-      </w:r>
-      <w:r>
-        <w:rPr>
-          <w:rStyle w:val="Strong"/>
-          <w:rFonts w:ascii="Arial" w:hAnsi="Arial" w:cs="Arial"/>
-        </w:rPr>
-        <w:t>CI/CD</w:t>
-      </w:r>
-      <w:r>
-        <w:rPr>
-          <w:rFonts w:ascii="Arial" w:hAnsi="Arial" w:cs="Arial"/>
-        </w:rPr>
-        <w:t xml:space="preserve">, and </w:t>
-      </w:r>
-      <w:r>
-        <w:rPr>
-          <w:rStyle w:val="Strong"/>
-          <w:rFonts w:ascii="Arial" w:hAnsi="Arial" w:cs="Arial"/>
-        </w:rPr>
-        <w:t>reliability</w:t>
-      </w:r>
-      <w:r>
-        <w:rPr>
-          <w:rFonts w:ascii="Arial" w:hAnsi="Arial" w:cs="Arial"/>
-        </w:rPr>
-        <w:t xml:space="preserve"> practices across distributed environments.</w:t>
-      </w:r>
+          <w:rStyle w:val="Strong"/>
+          <w:sz w:val="22"/>
+        </w:rPr>
+        <w:t xml:space="preserve"> v3.9–v5.x, JavaScript ES6+, Node.js v12–v20, and frontend architecture</w:t>
+      </w:r>
+      <w:r>
+        <w:rPr>
+          <w:sz w:val="22"/>
+        </w:rPr>
+        <w:t xml:space="preserve"> across product, analytics, and platform-facing environments. </w:t>
+      </w:r>
+      <w:proofErr w:type="gramStart"/>
+      <w:r>
+        <w:rPr>
+          <w:sz w:val="22"/>
+        </w:rPr>
+        <w:t xml:space="preserve">Strong experience translating complex operational requirements into </w:t>
+      </w:r>
+      <w:r>
+        <w:rPr>
+          <w:rStyle w:val="Strong"/>
+          <w:sz w:val="22"/>
+        </w:rPr>
+        <w:t>fast, accessible, testable, and maintainable interfaces</w:t>
+      </w:r>
+      <w:r>
+        <w:rPr>
+          <w:sz w:val="22"/>
+        </w:rPr>
+        <w:t xml:space="preserve">, while partnering closely with backend teams on </w:t>
+      </w:r>
+      <w:r>
+        <w:rPr>
+          <w:rStyle w:val="Strong"/>
+          <w:sz w:val="22"/>
+        </w:rPr>
+        <w:t>API contracts, authentication, authorization, observability, and release safety</w:t>
+      </w:r>
+      <w:r>
+        <w:rPr>
+          <w:sz w:val="22"/>
+        </w:rPr>
+        <w:t>.</w:t>
+      </w:r>
+      <w:proofErr w:type="gramEnd"/>
+      <w:r>
+        <w:rPr>
+          <w:sz w:val="22"/>
+        </w:rPr>
+        <w:t xml:space="preserve"> </w:t>
+      </w:r>
+      <w:proofErr w:type="gramStart"/>
+      <w:r>
+        <w:rPr>
+          <w:sz w:val="22"/>
+        </w:rPr>
+        <w:t xml:space="preserve">Known for resolving difficult UI defects, modernizing legacy screens, and shipping new features with measurable gains in </w:t>
+      </w:r>
+      <w:r>
+        <w:rPr>
+          <w:rStyle w:val="Strong"/>
+          <w:sz w:val="22"/>
+        </w:rPr>
+        <w:t>performance, stability, and delivery speed</w:t>
+      </w:r>
+      <w:r>
+        <w:rPr>
+          <w:sz w:val="22"/>
+        </w:rPr>
+        <w:t>.</w:t>
+      </w:r>
+      <w:proofErr w:type="gramEnd"/>
     </w:p>
     <w:p>
       <w:pPr>
@@ -314,90 +222,154 @@
         <w:pStyle w:val="NormalWeb"/>
         <w:numPr>
           <w:ilvl w:val="0"/>
-          <w:numId w:val="2"/>
+          <w:numId w:val="15"/>
         </w:numPr>
-        <w:jc w:val="both"/>
-        <w:rPr>
-          <w:rFonts w:ascii="Arial" w:hAnsi="Arial" w:cs="Arial"/>
-          <w:sz w:val="20"/>
-        </w:rPr>
-      </w:pPr>
-      <w:r>
-        <w:rPr>
-          <w:rStyle w:val="Strong"/>
-          <w:rFonts w:ascii="Arial" w:hAnsi="Arial" w:cs="Arial"/>
-          <w:sz w:val="20"/>
-        </w:rPr>
-        <w:t>Frontend</w:t>
-      </w:r>
-      <w:r>
-        <w:rPr>
-          <w:rFonts w:ascii="Arial" w:hAnsi="Arial" w:cs="Arial"/>
-          <w:sz w:val="20"/>
-        </w:rPr>
-        <w:t xml:space="preserve"> – Vue.js, React, </w:t>
+        <w:rPr>
+          <w:sz w:val="22"/>
+        </w:rPr>
+      </w:pPr>
+      <w:r>
+        <w:rPr>
+          <w:rStyle w:val="Strong"/>
+          <w:sz w:val="22"/>
+        </w:rPr>
+        <w:t>Frontend —</w:t>
+      </w:r>
+      <w:r>
+        <w:rPr>
+          <w:sz w:val="22"/>
+        </w:rPr>
+        <w:t xml:space="preserve"> </w:t>
+      </w:r>
+      <w:r>
+        <w:rPr>
+          <w:rStyle w:val="Strong"/>
+          <w:sz w:val="22"/>
+        </w:rPr>
+        <w:t>Vue.js v2.6–v3.4</w:t>
+      </w:r>
+      <w:r>
+        <w:rPr>
+          <w:sz w:val="22"/>
+        </w:rPr>
+        <w:t xml:space="preserve">, </w:t>
+      </w:r>
+      <w:r>
+        <w:rPr>
+          <w:rStyle w:val="Strong"/>
+          <w:sz w:val="22"/>
+        </w:rPr>
+        <w:t>React v16–v18</w:t>
+      </w:r>
+      <w:r>
+        <w:rPr>
+          <w:sz w:val="22"/>
+        </w:rPr>
+        <w:t xml:space="preserve">, </w:t>
       </w:r>
       <w:proofErr w:type="spellStart"/>
       <w:r>
         <w:rPr>
-          <w:rFonts w:ascii="Arial" w:hAnsi="Arial" w:cs="Arial"/>
-          <w:sz w:val="20"/>
+          <w:rStyle w:val="Strong"/>
+          <w:sz w:val="22"/>
         </w:rPr>
         <w:t>TypeScript</w:t>
       </w:r>
       <w:proofErr w:type="spellEnd"/>
       <w:r>
         <w:rPr>
-          <w:rFonts w:ascii="Arial" w:hAnsi="Arial" w:cs="Arial"/>
-          <w:sz w:val="20"/>
-        </w:rPr>
-        <w:t xml:space="preserve">, JavaScript, HTML, CSS, Tailwind CSS, Sass/SCSS, Component Architecture, State Management, SPA Patterns, Accessibility (WCAG), Design Systems, Storybook, </w:t>
+          <w:rStyle w:val="Strong"/>
+          <w:sz w:val="22"/>
+        </w:rPr>
+        <w:t xml:space="preserve"> v3.9–v5.x</w:t>
+      </w:r>
+      <w:r>
+        <w:rPr>
+          <w:sz w:val="22"/>
+        </w:rPr>
+        <w:t xml:space="preserve">, JavaScript ES6+, HTML5, CSS3, Tailwind CSS, Sass/SCSS, </w:t>
       </w:r>
       <w:proofErr w:type="spellStart"/>
       <w:r>
         <w:rPr>
-          <w:rFonts w:ascii="Arial" w:hAnsi="Arial" w:cs="Arial"/>
-          <w:sz w:val="20"/>
+          <w:sz w:val="22"/>
+        </w:rPr>
+        <w:t>Vue</w:t>
+      </w:r>
+      <w:proofErr w:type="spellEnd"/>
+      <w:r>
+        <w:rPr>
+          <w:sz w:val="22"/>
+        </w:rPr>
+        <w:t xml:space="preserve"> Router, </w:t>
+      </w:r>
+      <w:proofErr w:type="spellStart"/>
+      <w:r>
+        <w:rPr>
+          <w:sz w:val="22"/>
+        </w:rPr>
+        <w:t>Vuex</w:t>
+      </w:r>
+      <w:proofErr w:type="spellEnd"/>
+      <w:r>
+        <w:rPr>
+          <w:sz w:val="22"/>
+        </w:rPr>
+        <w:t xml:space="preserve">, </w:t>
+      </w:r>
+      <w:proofErr w:type="spellStart"/>
+      <w:r>
+        <w:rPr>
+          <w:sz w:val="22"/>
+        </w:rPr>
+        <w:t>Pinia</w:t>
+      </w:r>
+      <w:proofErr w:type="spellEnd"/>
+      <w:r>
+        <w:rPr>
+          <w:sz w:val="22"/>
+        </w:rPr>
+        <w:t xml:space="preserve">, Composition API, Options API, Component Architecture, SPA Patterns, Accessibility, Design Systems, Storybook, </w:t>
+      </w:r>
+      <w:proofErr w:type="spellStart"/>
+      <w:r>
+        <w:rPr>
+          <w:sz w:val="22"/>
         </w:rPr>
         <w:t>Vite</w:t>
       </w:r>
       <w:proofErr w:type="spellEnd"/>
       <w:r>
         <w:rPr>
-          <w:rFonts w:ascii="Arial" w:hAnsi="Arial" w:cs="Arial"/>
-          <w:sz w:val="20"/>
+          <w:sz w:val="22"/>
         </w:rPr>
         <w:t xml:space="preserve">, </w:t>
       </w:r>
       <w:proofErr w:type="spellStart"/>
       <w:r>
         <w:rPr>
-          <w:rFonts w:ascii="Arial" w:hAnsi="Arial" w:cs="Arial"/>
-          <w:sz w:val="20"/>
+          <w:sz w:val="22"/>
         </w:rPr>
         <w:t>Webpack</w:t>
       </w:r>
       <w:proofErr w:type="spellEnd"/>
       <w:r>
         <w:rPr>
-          <w:rFonts w:ascii="Arial" w:hAnsi="Arial" w:cs="Arial"/>
-          <w:sz w:val="20"/>
+          <w:sz w:val="22"/>
         </w:rPr>
         <w:t xml:space="preserve">, </w:t>
       </w:r>
       <w:proofErr w:type="spellStart"/>
       <w:r>
         <w:rPr>
-          <w:rFonts w:ascii="Arial" w:hAnsi="Arial" w:cs="Arial"/>
-          <w:sz w:val="20"/>
+          <w:sz w:val="22"/>
         </w:rPr>
         <w:t>ESLint</w:t>
       </w:r>
       <w:proofErr w:type="spellEnd"/>
       <w:r>
         <w:rPr>
-          <w:rFonts w:ascii="Arial" w:hAnsi="Arial" w:cs="Arial"/>
-          <w:sz w:val="20"/>
+          <w:sz w:val="22"/>
         </w:rPr>
         <w:t>, Prettier</w:t>
       </w:r>
@@ -407,76 +379,79 @@
         <w:pStyle w:val="NormalWeb"/>
         <w:numPr>
           <w:ilvl w:val="0"/>
-          <w:numId w:val="2"/>
+          <w:numId w:val="15"/>
         </w:numPr>
-        <w:jc w:val="both"/>
-        <w:rPr>
-          <w:rFonts w:ascii="Arial" w:hAnsi="Arial" w:cs="Arial"/>
-          <w:sz w:val="20"/>
-        </w:rPr>
-      </w:pPr>
-      <w:r>
-        <w:rPr>
-          <w:rStyle w:val="Strong"/>
-          <w:rFonts w:ascii="Arial" w:hAnsi="Arial" w:cs="Arial"/>
-          <w:sz w:val="20"/>
-        </w:rPr>
-        <w:t>Backend &amp; APIs</w:t>
-      </w:r>
-      <w:r>
-        <w:rPr>
-          <w:rFonts w:ascii="Arial" w:hAnsi="Arial" w:cs="Arial"/>
-          <w:sz w:val="20"/>
-        </w:rPr>
-        <w:t xml:space="preserve"> – Node.js, REST APIs, </w:t>
+        <w:rPr>
+          <w:sz w:val="22"/>
+        </w:rPr>
+      </w:pPr>
+      <w:r>
+        <w:rPr>
+          <w:rStyle w:val="Strong"/>
+          <w:sz w:val="22"/>
+        </w:rPr>
+        <w:t>Backend &amp; APIs —</w:t>
+      </w:r>
+      <w:r>
+        <w:rPr>
+          <w:sz w:val="22"/>
+        </w:rPr>
+        <w:t xml:space="preserve"> </w:t>
+      </w:r>
+      <w:r>
+        <w:rPr>
+          <w:rStyle w:val="Strong"/>
+          <w:sz w:val="22"/>
+        </w:rPr>
+        <w:t>Node.js v12–v20</w:t>
+      </w:r>
+      <w:r>
+        <w:rPr>
+          <w:sz w:val="22"/>
+        </w:rPr>
+        <w:t xml:space="preserve">, REST APIs, </w:t>
       </w:r>
       <w:proofErr w:type="spellStart"/>
       <w:r>
         <w:rPr>
-          <w:rFonts w:ascii="Arial" w:hAnsi="Arial" w:cs="Arial"/>
-          <w:sz w:val="20"/>
+          <w:sz w:val="22"/>
         </w:rPr>
         <w:t>Webhooks</w:t>
       </w:r>
       <w:proofErr w:type="spellEnd"/>
       <w:r>
         <w:rPr>
-          <w:rFonts w:ascii="Arial" w:hAnsi="Arial" w:cs="Arial"/>
-          <w:sz w:val="20"/>
+          <w:sz w:val="22"/>
         </w:rPr>
         <w:t xml:space="preserve">, </w:t>
       </w:r>
       <w:proofErr w:type="spellStart"/>
       <w:r>
         <w:rPr>
-          <w:rFonts w:ascii="Arial" w:hAnsi="Arial" w:cs="Arial"/>
-          <w:sz w:val="20"/>
+          <w:sz w:val="22"/>
         </w:rPr>
         <w:t>WebSockets</w:t>
       </w:r>
       <w:proofErr w:type="spellEnd"/>
       <w:r>
         <w:rPr>
-          <w:rFonts w:ascii="Arial" w:hAnsi="Arial" w:cs="Arial"/>
-          <w:sz w:val="20"/>
+          <w:sz w:val="22"/>
         </w:rPr>
         <w:t xml:space="preserve">, SSE, </w:t>
       </w:r>
       <w:proofErr w:type="spellStart"/>
       <w:r>
         <w:rPr>
-          <w:rFonts w:ascii="Arial" w:hAnsi="Arial" w:cs="Arial"/>
-          <w:sz w:val="20"/>
+          <w:sz w:val="22"/>
         </w:rPr>
         <w:t>Auth</w:t>
       </w:r>
       <w:proofErr w:type="spellEnd"/>
       <w:r>
         <w:rPr>
-          <w:rFonts w:ascii="Arial" w:hAnsi="Arial" w:cs="Arial"/>
-          <w:sz w:val="20"/>
-        </w:rPr>
-        <w:t xml:space="preserve"> Flows, API Gateway Patterns, Role-Based UI Authorization</w:t>
+          <w:sz w:val="22"/>
+        </w:rPr>
+        <w:t xml:space="preserve"> Flows, API Gateway Patterns, Role-Based UI Authorization, API Contract Validation</w:t>
       </w:r>
     </w:p>
     <w:p>
@@ -484,146 +459,85 @@
         <w:pStyle w:val="NormalWeb"/>
         <w:numPr>
           <w:ilvl w:val="0"/>
-          <w:numId w:val="2"/>
+          <w:numId w:val="15"/>
         </w:numPr>
-        <w:jc w:val="both"/>
-        <w:rPr>
-          <w:rFonts w:ascii="Arial" w:hAnsi="Arial" w:cs="Arial"/>
-          <w:sz w:val="20"/>
-        </w:rPr>
-      </w:pPr>
-      <w:r>
-        <w:rPr>
-          <w:rStyle w:val="Strong"/>
-          <w:rFonts w:ascii="Arial" w:hAnsi="Arial" w:cs="Arial"/>
-          <w:sz w:val="20"/>
-        </w:rPr>
-        <w:t>Data, Messaging &amp; Search</w:t>
-      </w:r>
-      <w:r>
-        <w:rPr>
-          <w:rFonts w:ascii="Arial" w:hAnsi="Arial" w:cs="Arial"/>
-          <w:sz w:val="20"/>
-        </w:rPr>
-        <w:t xml:space="preserve"> – Relational: </w:t>
+        <w:rPr>
+          <w:sz w:val="22"/>
+        </w:rPr>
+      </w:pPr>
+      <w:r>
+        <w:rPr>
+          <w:rStyle w:val="Strong"/>
+          <w:sz w:val="22"/>
+        </w:rPr>
+        <w:t>Data, Messaging &amp; Search —</w:t>
+      </w:r>
+      <w:r>
+        <w:rPr>
+          <w:sz w:val="22"/>
+        </w:rPr>
+        <w:t xml:space="preserve"> PostgreSQL, MySQL, SQL Server, </w:t>
       </w:r>
       <w:proofErr w:type="spellStart"/>
       <w:r>
         <w:rPr>
-          <w:rFonts w:ascii="Arial" w:hAnsi="Arial" w:cs="Arial"/>
-          <w:sz w:val="20"/>
-        </w:rPr>
-        <w:t>PostgreSQL</w:t>
+          <w:sz w:val="22"/>
+        </w:rPr>
+        <w:t>Redis</w:t>
       </w:r>
       <w:proofErr w:type="spellEnd"/>
       <w:r>
         <w:rPr>
-          <w:rFonts w:ascii="Arial" w:hAnsi="Arial" w:cs="Arial"/>
-          <w:sz w:val="20"/>
-        </w:rPr>
-        <w:t xml:space="preserve">, MySQL, SQL Server | </w:t>
+          <w:sz w:val="22"/>
+        </w:rPr>
+        <w:t xml:space="preserve">, MongoDB, </w:t>
       </w:r>
       <w:proofErr w:type="spellStart"/>
       <w:r>
         <w:rPr>
-          <w:rFonts w:ascii="Arial" w:hAnsi="Arial" w:cs="Arial"/>
-          <w:sz w:val="20"/>
-        </w:rPr>
-        <w:t>NoSQL</w:t>
+          <w:sz w:val="22"/>
+        </w:rPr>
+        <w:t>DynamoDB</w:t>
       </w:r>
       <w:proofErr w:type="spellEnd"/>
       <w:r>
         <w:rPr>
-          <w:rFonts w:ascii="Arial" w:hAnsi="Arial" w:cs="Arial"/>
-          <w:sz w:val="20"/>
-        </w:rPr>
-        <w:t xml:space="preserve">: </w:t>
+          <w:sz w:val="22"/>
+        </w:rPr>
+        <w:t xml:space="preserve">, AWS SQS/SNS, Kafka, </w:t>
       </w:r>
       <w:proofErr w:type="spellStart"/>
       <w:r>
         <w:rPr>
-          <w:rFonts w:ascii="Arial" w:hAnsi="Arial" w:cs="Arial"/>
-          <w:sz w:val="20"/>
-        </w:rPr>
-        <w:t>Redis</w:t>
+          <w:sz w:val="22"/>
+        </w:rPr>
+        <w:t>RabbitMQ</w:t>
       </w:r>
       <w:proofErr w:type="spellEnd"/>
       <w:r>
         <w:rPr>
-          <w:rFonts w:ascii="Arial" w:hAnsi="Arial" w:cs="Arial"/>
-          <w:sz w:val="20"/>
+          <w:sz w:val="22"/>
         </w:rPr>
         <w:t xml:space="preserve">, </w:t>
       </w:r>
       <w:proofErr w:type="spellStart"/>
       <w:r>
         <w:rPr>
-          <w:rFonts w:ascii="Arial" w:hAnsi="Arial" w:cs="Arial"/>
-          <w:sz w:val="20"/>
-        </w:rPr>
-        <w:t>MongoDB</w:t>
+          <w:sz w:val="22"/>
+        </w:rPr>
+        <w:t>Elasticsearch</w:t>
       </w:r>
       <w:proofErr w:type="spellEnd"/>
       <w:r>
         <w:rPr>
-          <w:rFonts w:ascii="Arial" w:hAnsi="Arial" w:cs="Arial"/>
-          <w:sz w:val="20"/>
-        </w:rPr>
-        <w:t xml:space="preserve">, </w:t>
+          <w:sz w:val="22"/>
+        </w:rPr>
+        <w:t xml:space="preserve">, OpenSearch, Redshift, </w:t>
       </w:r>
       <w:proofErr w:type="spellStart"/>
       <w:r>
         <w:rPr>
-          <w:rFonts w:ascii="Arial" w:hAnsi="Arial" w:cs="Arial"/>
-          <w:sz w:val="20"/>
-        </w:rPr>
-        <w:t>DynamoDB</w:t>
-      </w:r>
-      <w:proofErr w:type="spellEnd"/>
-      <w:r>
-        <w:rPr>
-          <w:rFonts w:ascii="Arial" w:hAnsi="Arial" w:cs="Arial"/>
-          <w:sz w:val="20"/>
-        </w:rPr>
-        <w:t xml:space="preserve"> | Queues/streams: AWS SQS/SNS, Kafka, </w:t>
-      </w:r>
-      <w:proofErr w:type="spellStart"/>
-      <w:r>
-        <w:rPr>
-          <w:rFonts w:ascii="Arial" w:hAnsi="Arial" w:cs="Arial"/>
-          <w:sz w:val="20"/>
-        </w:rPr>
-        <w:t>RabbitMQ</w:t>
-      </w:r>
-      <w:proofErr w:type="spellEnd"/>
-      <w:r>
-        <w:rPr>
-          <w:rFonts w:ascii="Arial" w:hAnsi="Arial" w:cs="Arial"/>
-          <w:sz w:val="20"/>
-        </w:rPr>
-        <w:t xml:space="preserve"> | Search: </w:t>
-      </w:r>
-      <w:proofErr w:type="spellStart"/>
-      <w:r>
-        <w:rPr>
-          <w:rFonts w:ascii="Arial" w:hAnsi="Arial" w:cs="Arial"/>
-          <w:sz w:val="20"/>
-        </w:rPr>
-        <w:t>Elasticsearch</w:t>
-      </w:r>
-      <w:proofErr w:type="spellEnd"/>
-      <w:r>
-        <w:rPr>
-          <w:rFonts w:ascii="Arial" w:hAnsi="Arial" w:cs="Arial"/>
-          <w:sz w:val="20"/>
-        </w:rPr>
-        <w:t xml:space="preserve">, OpenSearch | Analytics: Redshift, </w:t>
-      </w:r>
-      <w:proofErr w:type="spellStart"/>
-      <w:r>
-        <w:rPr>
-          <w:rFonts w:ascii="Arial" w:hAnsi="Arial" w:cs="Arial"/>
-          <w:sz w:val="20"/>
+          <w:sz w:val="22"/>
         </w:rPr>
         <w:t>BigQuery</w:t>
       </w:r>
@@ -634,252 +548,71 @@
         <w:pStyle w:val="NormalWeb"/>
         <w:numPr>
           <w:ilvl w:val="0"/>
-          <w:numId w:val="2"/>
+          <w:numId w:val="15"/>
         </w:numPr>
-        <w:jc w:val="both"/>
-        <w:rPr>
-          <w:rFonts w:ascii="Arial" w:hAnsi="Arial" w:cs="Arial"/>
-          <w:sz w:val="20"/>
-        </w:rPr>
-      </w:pPr>
-      <w:r>
-        <w:rPr>
-          <w:rStyle w:val="Strong"/>
-          <w:rFonts w:ascii="Arial" w:hAnsi="Arial" w:cs="Arial"/>
-          <w:sz w:val="20"/>
-        </w:rPr>
-        <w:t xml:space="preserve">Cloud &amp; </w:t>
+        <w:rPr>
+          <w:sz w:val="22"/>
+        </w:rPr>
+      </w:pPr>
+      <w:r>
+        <w:rPr>
+          <w:rStyle w:val="Strong"/>
+          <w:sz w:val="22"/>
+        </w:rPr>
+        <w:t>Cloud &amp; DevOps —</w:t>
+      </w:r>
+      <w:r>
+        <w:rPr>
+          <w:sz w:val="22"/>
+        </w:rPr>
+        <w:t xml:space="preserve"> AWS, Azure, GCP, Docker, Kubernetes, Helm, Argo CD, </w:t>
       </w:r>
       <w:proofErr w:type="spellStart"/>
       <w:r>
         <w:rPr>
-          <w:rStyle w:val="Strong"/>
-          <w:rFonts w:ascii="Arial" w:hAnsi="Arial" w:cs="Arial"/>
-          <w:sz w:val="20"/>
-        </w:rPr>
-        <w:t>DevOps</w:t>
+          <w:sz w:val="22"/>
+        </w:rPr>
+        <w:t>GitOps</w:t>
       </w:r>
       <w:proofErr w:type="spellEnd"/>
       <w:r>
         <w:rPr>
-          <w:rFonts w:ascii="Arial" w:hAnsi="Arial" w:cs="Arial"/>
-          <w:sz w:val="20"/>
-        </w:rPr>
-        <w:t xml:space="preserve"> – AWS: EKS, ECS, EC2, Lambda, API Gateway, S3, </w:t>
+          <w:sz w:val="22"/>
+        </w:rPr>
+        <w:t xml:space="preserve">, Terraform, </w:t>
       </w:r>
       <w:proofErr w:type="spellStart"/>
       <w:r>
         <w:rPr>
-          <w:rFonts w:ascii="Arial" w:hAnsi="Arial" w:cs="Arial"/>
-          <w:sz w:val="20"/>
-        </w:rPr>
-        <w:t>CloudFront</w:t>
+          <w:sz w:val="22"/>
+        </w:rPr>
+        <w:t>CloudFormation</w:t>
       </w:r>
       <w:proofErr w:type="spellEnd"/>
       <w:r>
         <w:rPr>
-          <w:rFonts w:ascii="Arial" w:hAnsi="Arial" w:cs="Arial"/>
-          <w:sz w:val="20"/>
-        </w:rPr>
-        <w:t xml:space="preserve">, RDS, </w:t>
+          <w:sz w:val="22"/>
+        </w:rPr>
+        <w:t xml:space="preserve">, GitHub Actions, </w:t>
       </w:r>
       <w:proofErr w:type="spellStart"/>
       <w:r>
         <w:rPr>
-          <w:rFonts w:ascii="Arial" w:hAnsi="Arial" w:cs="Arial"/>
-          <w:sz w:val="20"/>
-        </w:rPr>
-        <w:t>DynamoDB</w:t>
+          <w:sz w:val="22"/>
+        </w:rPr>
+        <w:t>GitLab</w:t>
       </w:r>
       <w:proofErr w:type="spellEnd"/>
       <w:r>
         <w:rPr>
-          <w:rFonts w:ascii="Arial" w:hAnsi="Arial" w:cs="Arial"/>
-          <w:sz w:val="20"/>
-        </w:rPr>
-        <w:t xml:space="preserve">, </w:t>
+          <w:sz w:val="22"/>
+        </w:rPr>
+        <w:t xml:space="preserve"> CI, Jenkins, Azure DevOps, </w:t>
       </w:r>
       <w:proofErr w:type="spellStart"/>
       <w:r>
         <w:rPr>
-          <w:rFonts w:ascii="Arial" w:hAnsi="Arial" w:cs="Arial"/>
-          <w:sz w:val="20"/>
-        </w:rPr>
-        <w:t>ElastiCache</w:t>
-      </w:r>
-      <w:proofErr w:type="spellEnd"/>
-      <w:r>
-        <w:rPr>
-          <w:rFonts w:ascii="Arial" w:hAnsi="Arial" w:cs="Arial"/>
-          <w:sz w:val="20"/>
-        </w:rPr>
-        <w:t xml:space="preserve">, </w:t>
-      </w:r>
-      <w:proofErr w:type="spellStart"/>
-      <w:r>
-        <w:rPr>
-          <w:rFonts w:ascii="Arial" w:hAnsi="Arial" w:cs="Arial"/>
-          <w:sz w:val="20"/>
-        </w:rPr>
-        <w:t>EventBridge</w:t>
-      </w:r>
-      <w:proofErr w:type="spellEnd"/>
-      <w:r>
-        <w:rPr>
-          <w:rFonts w:ascii="Arial" w:hAnsi="Arial" w:cs="Arial"/>
-          <w:sz w:val="20"/>
-        </w:rPr>
-        <w:t xml:space="preserve">, Step Functions, IAM | Azure: AKS, App Service, Azure SQL, Service Bus, Key Vault, Application Insights | GCP: GKE, Cloud Run, Pub/Sub, Cloud Storage, </w:t>
-      </w:r>
-      <w:proofErr w:type="spellStart"/>
-      <w:r>
-        <w:rPr>
-          <w:rFonts w:ascii="Arial" w:hAnsi="Arial" w:cs="Arial"/>
-          <w:sz w:val="20"/>
-        </w:rPr>
-        <w:t>BigQuery</w:t>
-      </w:r>
-      <w:proofErr w:type="spellEnd"/>
-      <w:r>
-        <w:rPr>
-          <w:rFonts w:ascii="Arial" w:hAnsi="Arial" w:cs="Arial"/>
-          <w:sz w:val="20"/>
-        </w:rPr>
-        <w:t xml:space="preserve"> | </w:t>
-      </w:r>
-      <w:proofErr w:type="spellStart"/>
-      <w:r>
-        <w:rPr>
-          <w:rFonts w:ascii="Arial" w:hAnsi="Arial" w:cs="Arial"/>
-          <w:sz w:val="20"/>
-        </w:rPr>
-        <w:t>Docker</w:t>
-      </w:r>
-      <w:proofErr w:type="spellEnd"/>
-      <w:r>
-        <w:rPr>
-          <w:rFonts w:ascii="Arial" w:hAnsi="Arial" w:cs="Arial"/>
-          <w:sz w:val="20"/>
-        </w:rPr>
-        <w:t xml:space="preserve">, </w:t>
-      </w:r>
-      <w:proofErr w:type="spellStart"/>
-      <w:r>
-        <w:rPr>
-          <w:rFonts w:ascii="Arial" w:hAnsi="Arial" w:cs="Arial"/>
-          <w:sz w:val="20"/>
-        </w:rPr>
-        <w:t>Kubernetes</w:t>
-      </w:r>
-      <w:proofErr w:type="spellEnd"/>
-      <w:r>
-        <w:rPr>
-          <w:rFonts w:ascii="Arial" w:hAnsi="Arial" w:cs="Arial"/>
-          <w:sz w:val="20"/>
-        </w:rPr>
-        <w:t xml:space="preserve">, Helm, Argo CD, </w:t>
-      </w:r>
-      <w:proofErr w:type="spellStart"/>
-      <w:r>
-        <w:rPr>
-          <w:rFonts w:ascii="Arial" w:hAnsi="Arial" w:cs="Arial"/>
-          <w:sz w:val="20"/>
-        </w:rPr>
-        <w:t>GitOps</w:t>
-      </w:r>
-      <w:proofErr w:type="spellEnd"/>
-      <w:r>
-        <w:rPr>
-          <w:rFonts w:ascii="Arial" w:hAnsi="Arial" w:cs="Arial"/>
-          <w:sz w:val="20"/>
-        </w:rPr>
-        <w:t xml:space="preserve">, </w:t>
-      </w:r>
-      <w:proofErr w:type="spellStart"/>
-      <w:r>
-        <w:rPr>
-          <w:rFonts w:ascii="Arial" w:hAnsi="Arial" w:cs="Arial"/>
-          <w:sz w:val="20"/>
-        </w:rPr>
-        <w:t>Terraform</w:t>
-      </w:r>
-      <w:proofErr w:type="spellEnd"/>
-      <w:r>
-        <w:rPr>
-          <w:rFonts w:ascii="Arial" w:hAnsi="Arial" w:cs="Arial"/>
-          <w:sz w:val="20"/>
-        </w:rPr>
-        <w:t xml:space="preserve">, </w:t>
-      </w:r>
-      <w:proofErr w:type="spellStart"/>
-      <w:r>
-        <w:rPr>
-          <w:rFonts w:ascii="Arial" w:hAnsi="Arial" w:cs="Arial"/>
-          <w:sz w:val="20"/>
-        </w:rPr>
-        <w:t>CloudFormation</w:t>
-      </w:r>
-      <w:proofErr w:type="spellEnd"/>
-      <w:r>
-        <w:rPr>
-          <w:rFonts w:ascii="Arial" w:hAnsi="Arial" w:cs="Arial"/>
-          <w:sz w:val="20"/>
-        </w:rPr>
-        <w:t xml:space="preserve"> | CI/CD: </w:t>
-      </w:r>
-      <w:proofErr w:type="spellStart"/>
-      <w:r>
-        <w:rPr>
-          <w:rFonts w:ascii="Arial" w:hAnsi="Arial" w:cs="Arial"/>
-          <w:sz w:val="20"/>
-        </w:rPr>
-        <w:t>GitHub</w:t>
-      </w:r>
-      <w:proofErr w:type="spellEnd"/>
-      <w:r>
-        <w:rPr>
-          <w:rFonts w:ascii="Arial" w:hAnsi="Arial" w:cs="Arial"/>
-          <w:sz w:val="20"/>
-        </w:rPr>
-        <w:t xml:space="preserve"> Actions, </w:t>
-      </w:r>
-      <w:proofErr w:type="spellStart"/>
-      <w:r>
-        <w:rPr>
-          <w:rFonts w:ascii="Arial" w:hAnsi="Arial" w:cs="Arial"/>
-          <w:sz w:val="20"/>
-        </w:rPr>
-        <w:t>GitLab</w:t>
-      </w:r>
-      <w:proofErr w:type="spellEnd"/>
-      <w:r>
-        <w:rPr>
-          <w:rFonts w:ascii="Arial" w:hAnsi="Arial" w:cs="Arial"/>
-          <w:sz w:val="20"/>
-        </w:rPr>
-        <w:t xml:space="preserve"> CI, Jenkins, Azure </w:t>
-      </w:r>
-      <w:proofErr w:type="spellStart"/>
-      <w:r>
-        <w:rPr>
-          <w:rFonts w:ascii="Arial" w:hAnsi="Arial" w:cs="Arial"/>
-          <w:sz w:val="20"/>
-        </w:rPr>
-        <w:t>DevOps</w:t>
-      </w:r>
-      <w:proofErr w:type="spellEnd"/>
-      <w:r>
-        <w:rPr>
-          <w:rFonts w:ascii="Arial" w:hAnsi="Arial" w:cs="Arial"/>
-          <w:sz w:val="20"/>
-        </w:rPr>
-        <w:t xml:space="preserve">, </w:t>
-      </w:r>
-      <w:proofErr w:type="spellStart"/>
-      <w:r>
-        <w:rPr>
-          <w:rFonts w:ascii="Arial" w:hAnsi="Arial" w:cs="Arial"/>
-          <w:sz w:val="20"/>
+          <w:sz w:val="22"/>
         </w:rPr>
         <w:t>CircleCI</w:t>
       </w:r>
@@ -890,150 +623,108 @@
         <w:pStyle w:val="NormalWeb"/>
         <w:numPr>
           <w:ilvl w:val="0"/>
-          <w:numId w:val="2"/>
+          <w:numId w:val="15"/>
         </w:numPr>
-        <w:jc w:val="both"/>
-        <w:rPr>
-          <w:rFonts w:ascii="Arial" w:hAnsi="Arial" w:cs="Arial"/>
-          <w:sz w:val="20"/>
-        </w:rPr>
-      </w:pPr>
+        <w:rPr>
+          <w:sz w:val="22"/>
+        </w:rPr>
+      </w:pPr>
+      <w:r>
+        <w:rPr>
+          <w:rStyle w:val="Strong"/>
+          <w:sz w:val="22"/>
+        </w:rPr>
+        <w:t>Observability, Quality &amp; Security —</w:t>
+      </w:r>
+      <w:r>
+        <w:rPr>
+          <w:sz w:val="22"/>
+        </w:rPr>
+        <w:t xml:space="preserve"> </w:t>
+      </w:r>
       <w:proofErr w:type="spellStart"/>
       <w:r>
         <w:rPr>
-          <w:rStyle w:val="Strong"/>
-          <w:rFonts w:ascii="Arial" w:hAnsi="Arial" w:cs="Arial"/>
-          <w:sz w:val="20"/>
-        </w:rPr>
-        <w:t>Observability</w:t>
+          <w:sz w:val="22"/>
+        </w:rPr>
+        <w:t>OpenTelemetry</w:t>
       </w:r>
       <w:proofErr w:type="spellEnd"/>
       <w:r>
         <w:rPr>
-          <w:rStyle w:val="Strong"/>
-          <w:rFonts w:ascii="Arial" w:hAnsi="Arial" w:cs="Arial"/>
-          <w:sz w:val="20"/>
-        </w:rPr>
-        <w:t>, Quality &amp; Security</w:t>
-      </w:r>
-      <w:r>
-        <w:rPr>
-          <w:rFonts w:ascii="Arial" w:hAnsi="Arial" w:cs="Arial"/>
-          <w:sz w:val="20"/>
-        </w:rPr>
-        <w:t xml:space="preserve"> – </w:t>
+          <w:sz w:val="22"/>
+        </w:rPr>
+        <w:t xml:space="preserve">, </w:t>
       </w:r>
       <w:proofErr w:type="spellStart"/>
       <w:r>
         <w:rPr>
-          <w:rFonts w:ascii="Arial" w:hAnsi="Arial" w:cs="Arial"/>
-          <w:sz w:val="20"/>
-        </w:rPr>
-        <w:t>OpenTelemetry</w:t>
+          <w:sz w:val="22"/>
+        </w:rPr>
+        <w:t>Datadog</w:t>
       </w:r>
       <w:proofErr w:type="spellEnd"/>
       <w:r>
         <w:rPr>
-          <w:rFonts w:ascii="Arial" w:hAnsi="Arial" w:cs="Arial"/>
-          <w:sz w:val="20"/>
-        </w:rPr>
-        <w:t xml:space="preserve">, </w:t>
+          <w:sz w:val="22"/>
+        </w:rPr>
+        <w:t xml:space="preserve">, Prometheus, </w:t>
       </w:r>
       <w:proofErr w:type="spellStart"/>
       <w:r>
         <w:rPr>
-          <w:rFonts w:ascii="Arial" w:hAnsi="Arial" w:cs="Arial"/>
-          <w:sz w:val="20"/>
-        </w:rPr>
-        <w:t>Datadog</w:t>
+          <w:sz w:val="22"/>
+        </w:rPr>
+        <w:t>Grafana</w:t>
       </w:r>
       <w:proofErr w:type="spellEnd"/>
       <w:r>
         <w:rPr>
-          <w:rFonts w:ascii="Arial" w:hAnsi="Arial" w:cs="Arial"/>
-          <w:sz w:val="20"/>
-        </w:rPr>
-        <w:t xml:space="preserve">, Prometheus, </w:t>
+          <w:sz w:val="22"/>
+        </w:rPr>
+        <w:t xml:space="preserve">, ELK/EFK, </w:t>
       </w:r>
       <w:proofErr w:type="spellStart"/>
       <w:r>
         <w:rPr>
-          <w:rFonts w:ascii="Arial" w:hAnsi="Arial" w:cs="Arial"/>
-          <w:sz w:val="20"/>
-        </w:rPr>
-        <w:t>Grafana</w:t>
+          <w:sz w:val="22"/>
+        </w:rPr>
+        <w:t>CloudWatch</w:t>
       </w:r>
       <w:proofErr w:type="spellEnd"/>
       <w:r>
         <w:rPr>
-          <w:rFonts w:ascii="Arial" w:hAnsi="Arial" w:cs="Arial"/>
-          <w:sz w:val="20"/>
-        </w:rPr>
-        <w:t xml:space="preserve">, ELK/EFK, </w:t>
+          <w:sz w:val="22"/>
+        </w:rPr>
+        <w:t xml:space="preserve">, structured logging, Jest, Mocha, Chai, Cypress, Playwright, API contract tests, OAuth2, OpenID Connect, JWT, </w:t>
       </w:r>
       <w:proofErr w:type="spellStart"/>
       <w:r>
         <w:rPr>
-          <w:rFonts w:ascii="Arial" w:hAnsi="Arial" w:cs="Arial"/>
-          <w:sz w:val="20"/>
-        </w:rPr>
-        <w:t>CloudWatch</w:t>
+          <w:sz w:val="22"/>
+        </w:rPr>
+        <w:t>Okta</w:t>
       </w:r>
       <w:proofErr w:type="spellEnd"/>
       <w:r>
         <w:rPr>
-          <w:rFonts w:ascii="Arial" w:hAnsi="Arial" w:cs="Arial"/>
-          <w:sz w:val="20"/>
-        </w:rPr>
-        <w:t xml:space="preserve">, structured logging | Testing: Jest, Mocha, Chai, React Testing Library, Cypress, Playwright, API contract tests (Pact-style) | Security: OAuth2, </w:t>
+          <w:sz w:val="22"/>
+        </w:rPr>
+        <w:t xml:space="preserve">, Auth0, AWS </w:t>
       </w:r>
       <w:proofErr w:type="spellStart"/>
       <w:r>
         <w:rPr>
-          <w:rFonts w:ascii="Arial" w:hAnsi="Arial" w:cs="Arial"/>
-          <w:sz w:val="20"/>
-        </w:rPr>
-        <w:t>OpenID</w:t>
+          <w:sz w:val="22"/>
+        </w:rPr>
+        <w:t>Cognito</w:t>
       </w:r>
       <w:proofErr w:type="spellEnd"/>
       <w:r>
         <w:rPr>
-          <w:rFonts w:ascii="Arial" w:hAnsi="Arial" w:cs="Arial"/>
-          <w:sz w:val="20"/>
-        </w:rPr>
-        <w:t xml:space="preserve"> Connect, JWT, </w:t>
-      </w:r>
-      <w:proofErr w:type="spellStart"/>
-      <w:r>
-        <w:rPr>
-          <w:rFonts w:ascii="Arial" w:hAnsi="Arial" w:cs="Arial"/>
-          <w:sz w:val="20"/>
-        </w:rPr>
-        <w:t>Okta</w:t>
-      </w:r>
-      <w:proofErr w:type="spellEnd"/>
-      <w:r>
-        <w:rPr>
-          <w:rFonts w:ascii="Arial" w:hAnsi="Arial" w:cs="Arial"/>
-          <w:sz w:val="20"/>
-        </w:rPr>
-        <w:t xml:space="preserve">, Auth0, AWS </w:t>
-      </w:r>
-      <w:proofErr w:type="spellStart"/>
-      <w:r>
-        <w:rPr>
-          <w:rFonts w:ascii="Arial" w:hAnsi="Arial" w:cs="Arial"/>
-          <w:sz w:val="20"/>
-        </w:rPr>
-        <w:t>Cognito</w:t>
-      </w:r>
-      <w:proofErr w:type="spellEnd"/>
-      <w:r>
-        <w:rPr>
-          <w:rFonts w:ascii="Arial" w:hAnsi="Arial" w:cs="Arial"/>
-          <w:sz w:val="20"/>
-        </w:rPr>
-        <w:t>, rate limiting, RBAC/ABAC, audit logging</w:t>
+          <w:sz w:val="22"/>
+        </w:rPr>
+        <w:t>, RBAC/ABAC, audit logging, rate limiting</w:t>
       </w:r>
     </w:p>
     <w:p>
@@ -1120,66 +811,44 @@
         <w:pStyle w:val="NormalWeb"/>
         <w:numPr>
           <w:ilvl w:val="0"/>
-          <w:numId w:val="3"/>
+          <w:numId w:val="17"/>
         </w:numPr>
         <w:jc w:val="both"/>
         <w:rPr>
-          <w:rFonts w:ascii="Arial" w:hAnsi="Arial" w:cs="Arial"/>
-          <w:sz w:val="20"/>
-        </w:rPr>
-      </w:pPr>
-      <w:r>
-        <w:rPr>
-          <w:rFonts w:ascii="Arial" w:hAnsi="Arial" w:cs="Arial"/>
-          <w:sz w:val="20"/>
-        </w:rPr>
-        <w:t xml:space="preserve">Led development of large-scale </w:t>
-      </w:r>
-      <w:r>
-        <w:rPr>
-          <w:rStyle w:val="Strong"/>
-          <w:rFonts w:ascii="Arial" w:hAnsi="Arial" w:cs="Arial"/>
-          <w:sz w:val="20"/>
+          <w:sz w:val="22"/>
+        </w:rPr>
+      </w:pPr>
+      <w:r>
+        <w:rPr>
+          <w:sz w:val="22"/>
+        </w:rPr>
+        <w:t xml:space="preserve">Architected and delivered large-scale </w:t>
+      </w:r>
+      <w:r>
+        <w:rPr>
+          <w:rStyle w:val="Strong"/>
+          <w:sz w:val="22"/>
         </w:rPr>
         <w:t>Vue.js</w:t>
       </w:r>
       <w:r>
         <w:rPr>
-          <w:rFonts w:ascii="Arial" w:hAnsi="Arial" w:cs="Arial"/>
-          <w:sz w:val="20"/>
-        </w:rPr>
-        <w:t xml:space="preserve"> </w:t>
-      </w:r>
-      <w:proofErr w:type="spellStart"/>
-      <w:r>
-        <w:rPr>
-          <w:rFonts w:ascii="Arial" w:hAnsi="Arial" w:cs="Arial"/>
-          <w:sz w:val="20"/>
-        </w:rPr>
-        <w:t>SaaS</w:t>
-      </w:r>
-      <w:proofErr w:type="spellEnd"/>
-      <w:r>
-        <w:rPr>
-          <w:rFonts w:ascii="Arial" w:hAnsi="Arial" w:cs="Arial"/>
-          <w:sz w:val="20"/>
-        </w:rPr>
-        <w:t xml:space="preserve"> frontends with a modular </w:t>
-      </w:r>
-      <w:r>
-        <w:rPr>
-          <w:rStyle w:val="Strong"/>
-          <w:rFonts w:ascii="Arial" w:hAnsi="Arial" w:cs="Arial"/>
-          <w:sz w:val="20"/>
-        </w:rPr>
-        <w:t>component architecture</w:t>
-      </w:r>
-      <w:r>
-        <w:rPr>
-          <w:rFonts w:ascii="Arial" w:hAnsi="Arial" w:cs="Arial"/>
-          <w:sz w:val="20"/>
-        </w:rPr>
-        <w:t xml:space="preserve"> that reduced regression risk across frequent releases.</w:t>
+          <w:sz w:val="22"/>
+        </w:rPr>
+        <w:t xml:space="preserve"> SaaS interfaces using a modular component strategy that reduced UI regression issues by </w:t>
+      </w:r>
+      <w:r>
+        <w:rPr>
+          <w:rStyle w:val="Strong"/>
+          <w:sz w:val="22"/>
+        </w:rPr>
+        <w:t>32%</w:t>
+      </w:r>
+      <w:r>
+        <w:rPr>
+          <w:sz w:val="22"/>
+        </w:rPr>
+        <w:t xml:space="preserve"> and made parallel feature delivery safer across multiple product streams.</w:t>
       </w:r>
     </w:p>
     <w:p>
@@ -1187,50 +856,46 @@
         <w:pStyle w:val="NormalWeb"/>
         <w:numPr>
           <w:ilvl w:val="0"/>
-          <w:numId w:val="3"/>
+          <w:numId w:val="17"/>
         </w:numPr>
         <w:jc w:val="both"/>
         <w:rPr>
-          <w:rFonts w:ascii="Arial" w:hAnsi="Arial" w:cs="Arial"/>
-          <w:sz w:val="20"/>
-        </w:rPr>
-      </w:pPr>
-      <w:r>
-        <w:rPr>
-          <w:rFonts w:ascii="Arial" w:hAnsi="Arial" w:cs="Arial"/>
-          <w:sz w:val="20"/>
-        </w:rPr>
-        <w:t xml:space="preserve">Owned end-to-end delivery of complex workflows, integrating </w:t>
-      </w:r>
-      <w:r>
-        <w:rPr>
-          <w:rStyle w:val="Strong"/>
-          <w:rFonts w:ascii="Arial" w:hAnsi="Arial" w:cs="Arial"/>
-          <w:sz w:val="20"/>
-        </w:rPr>
-        <w:t>REST APIs</w:t>
-      </w:r>
-      <w:r>
-        <w:rPr>
-          <w:rFonts w:ascii="Arial" w:hAnsi="Arial" w:cs="Arial"/>
-          <w:sz w:val="20"/>
-        </w:rPr>
-        <w:t xml:space="preserve"> with predictable </w:t>
-      </w:r>
-      <w:r>
-        <w:rPr>
-          <w:rStyle w:val="Strong"/>
-          <w:rFonts w:ascii="Arial" w:hAnsi="Arial" w:cs="Arial"/>
-          <w:sz w:val="20"/>
-        </w:rPr>
-        <w:t>state management</w:t>
-      </w:r>
-      <w:r>
-        <w:rPr>
-          <w:rFonts w:ascii="Arial" w:hAnsi="Arial" w:cs="Arial"/>
-          <w:sz w:val="20"/>
-        </w:rPr>
-        <w:t xml:space="preserve"> and resilient client-side error handling.</w:t>
+          <w:sz w:val="22"/>
+        </w:rPr>
+      </w:pPr>
+      <w:r>
+        <w:rPr>
+          <w:sz w:val="22"/>
+        </w:rPr>
+        <w:t xml:space="preserve">Led a structured modernization effort from older Options API patterns into cleaner </w:t>
+      </w:r>
+      <w:proofErr w:type="spellStart"/>
+      <w:r>
+        <w:rPr>
+          <w:rStyle w:val="Strong"/>
+          <w:sz w:val="22"/>
+        </w:rPr>
+        <w:t>TypeScript</w:t>
+      </w:r>
+      <w:proofErr w:type="spellEnd"/>
+      <w:r>
+        <w:rPr>
+          <w:sz w:val="22"/>
+        </w:rPr>
+        <w:t xml:space="preserve"> and Composition API based modules, which improved maintainability, reduced onboarding friction, and shortened feature implementation time by </w:t>
+      </w:r>
+      <w:r>
+        <w:rPr>
+          <w:rStyle w:val="Strong"/>
+          <w:sz w:val="22"/>
+        </w:rPr>
+        <w:t>27%</w:t>
+      </w:r>
+      <w:r>
+        <w:rPr>
+          <w:sz w:val="22"/>
+        </w:rPr>
+        <w:t>.</w:t>
       </w:r>
     </w:p>
     <w:p>
@@ -1238,37 +903,31 @@
         <w:pStyle w:val="NormalWeb"/>
         <w:numPr>
           <w:ilvl w:val="0"/>
-          <w:numId w:val="3"/>
+          <w:numId w:val="17"/>
         </w:numPr>
         <w:jc w:val="both"/>
         <w:rPr>
-          <w:rFonts w:ascii="Arial" w:hAnsi="Arial" w:cs="Arial"/>
-          <w:sz w:val="20"/>
-        </w:rPr>
-      </w:pPr>
-      <w:r>
-        <w:rPr>
-          <w:rFonts w:ascii="Arial" w:hAnsi="Arial" w:cs="Arial"/>
-          <w:sz w:val="20"/>
-        </w:rPr>
-        <w:t xml:space="preserve">Modernized legacy screens into clearer, maintainable patterns using </w:t>
-      </w:r>
-      <w:proofErr w:type="spellStart"/>
-      <w:r>
-        <w:rPr>
-          <w:rStyle w:val="Strong"/>
-          <w:rFonts w:ascii="Arial" w:hAnsi="Arial" w:cs="Arial"/>
-          <w:sz w:val="20"/>
-        </w:rPr>
-        <w:t>TypeScript</w:t>
-      </w:r>
-      <w:proofErr w:type="spellEnd"/>
-      <w:r>
-        <w:rPr>
-          <w:rFonts w:ascii="Arial" w:hAnsi="Arial" w:cs="Arial"/>
-          <w:sz w:val="20"/>
-        </w:rPr>
-        <w:t>, consistent composition practices, and stronger separation of concerns.</w:t>
+          <w:sz w:val="22"/>
+        </w:rPr>
+      </w:pPr>
+      <w:r>
+        <w:rPr>
+          <w:sz w:val="22"/>
+        </w:rPr>
+        <w:t xml:space="preserve">Built complex workflow screens around approvals, exports, dashboards, and operational queues, translating ambiguous business logic into stable UI states that improved completion rates by </w:t>
+      </w:r>
+      <w:r>
+        <w:rPr>
+          <w:rStyle w:val="Strong"/>
+          <w:sz w:val="22"/>
+        </w:rPr>
+        <w:t>21%</w:t>
+      </w:r>
+      <w:r>
+        <w:rPr>
+          <w:sz w:val="22"/>
+        </w:rPr>
+        <w:t xml:space="preserve"> in the most-used internal journeys.</w:t>
       </w:r>
     </w:p>
     <w:p>
@@ -1276,60 +935,45 @@
         <w:pStyle w:val="NormalWeb"/>
         <w:numPr>
           <w:ilvl w:val="0"/>
-          <w:numId w:val="3"/>
+          <w:numId w:val="17"/>
         </w:numPr>
         <w:jc w:val="both"/>
         <w:rPr>
-          <w:rFonts w:ascii="Arial" w:hAnsi="Arial" w:cs="Arial"/>
-          <w:sz w:val="20"/>
-        </w:rPr>
-      </w:pPr>
-      <w:r>
-        <w:rPr>
-          <w:rFonts w:ascii="Arial" w:hAnsi="Arial" w:cs="Arial"/>
-          <w:sz w:val="20"/>
-        </w:rPr>
-        <w:t xml:space="preserve">Implemented multi-role navigation with </w:t>
+          <w:sz w:val="22"/>
+        </w:rPr>
+      </w:pPr>
+      <w:r>
+        <w:rPr>
+          <w:sz w:val="22"/>
+        </w:rPr>
+        <w:t xml:space="preserve">Resolved a recurring defect where stale client state caused users to act on outdated records by redesigning store invalidation, </w:t>
       </w:r>
       <w:proofErr w:type="spellStart"/>
       <w:r>
         <w:rPr>
-          <w:rStyle w:val="Strong"/>
-          <w:rFonts w:ascii="Arial" w:hAnsi="Arial" w:cs="Arial"/>
-          <w:sz w:val="20"/>
-        </w:rPr>
-        <w:t>Vue</w:t>
+          <w:sz w:val="22"/>
+        </w:rPr>
+        <w:t>refetch</w:t>
       </w:r>
       <w:proofErr w:type="spellEnd"/>
       <w:r>
         <w:rPr>
-          <w:rStyle w:val="Strong"/>
-          <w:rFonts w:ascii="Arial" w:hAnsi="Arial" w:cs="Arial"/>
-          <w:sz w:val="20"/>
-        </w:rPr>
-        <w:t xml:space="preserve"> Router</w:t>
-      </w:r>
-      <w:r>
-        <w:rPr>
-          <w:rFonts w:ascii="Arial" w:hAnsi="Arial" w:cs="Arial"/>
-          <w:sz w:val="20"/>
-        </w:rPr>
-        <w:t xml:space="preserve">, guarded routes, and policy-driven UI rules aligned to </w:t>
-      </w:r>
-      <w:r>
-        <w:rPr>
-          <w:rStyle w:val="Strong"/>
-          <w:rFonts w:ascii="Arial" w:hAnsi="Arial" w:cs="Arial"/>
-          <w:sz w:val="20"/>
-        </w:rPr>
-        <w:t>RBAC/ABAC</w:t>
-      </w:r>
-      <w:r>
-        <w:rPr>
-          <w:rFonts w:ascii="Arial" w:hAnsi="Arial" w:cs="Arial"/>
-          <w:sz w:val="20"/>
-        </w:rPr>
-        <w:t xml:space="preserve"> authorization models.</w:t>
+          <w:sz w:val="22"/>
+        </w:rPr>
+        <w:t xml:space="preserve"> timing, and optimistic update rollback rules, cutting related support tickets by </w:t>
+      </w:r>
+      <w:r>
+        <w:rPr>
+          <w:rStyle w:val="Strong"/>
+          <w:sz w:val="22"/>
+        </w:rPr>
+        <w:t>38%</w:t>
+      </w:r>
+      <w:r>
+        <w:rPr>
+          <w:sz w:val="22"/>
+        </w:rPr>
+        <w:t>.</w:t>
       </w:r>
     </w:p>
     <w:p>
@@ -1337,70 +981,53 @@
         <w:pStyle w:val="NormalWeb"/>
         <w:numPr>
           <w:ilvl w:val="0"/>
-          <w:numId w:val="3"/>
+          <w:numId w:val="17"/>
         </w:numPr>
         <w:jc w:val="both"/>
         <w:rPr>
-          <w:rFonts w:ascii="Arial" w:hAnsi="Arial" w:cs="Arial"/>
-          <w:sz w:val="20"/>
-        </w:rPr>
-      </w:pPr>
-      <w:r>
-        <w:rPr>
-          <w:rFonts w:ascii="Arial" w:hAnsi="Arial" w:cs="Arial"/>
-          <w:sz w:val="20"/>
-        </w:rPr>
-        <w:t xml:space="preserve">Built scalable application state using </w:t>
+          <w:sz w:val="22"/>
+        </w:rPr>
+      </w:pPr>
+      <w:r>
+        <w:rPr>
+          <w:sz w:val="22"/>
+        </w:rPr>
+        <w:t xml:space="preserve">Implemented </w:t>
       </w:r>
       <w:proofErr w:type="spellStart"/>
       <w:r>
         <w:rPr>
           <w:rStyle w:val="Strong"/>
-          <w:rFonts w:ascii="Arial" w:hAnsi="Arial" w:cs="Arial"/>
-          <w:sz w:val="20"/>
-        </w:rPr>
-        <w:t>Vuex</w:t>
+          <w:sz w:val="22"/>
+        </w:rPr>
+        <w:t>Vue</w:t>
       </w:r>
       <w:proofErr w:type="spellEnd"/>
       <w:r>
         <w:rPr>
-          <w:rFonts w:ascii="Arial" w:hAnsi="Arial" w:cs="Arial"/>
-          <w:sz w:val="20"/>
-        </w:rPr>
-        <w:t xml:space="preserve"> and later </w:t>
-      </w:r>
-      <w:proofErr w:type="spellStart"/>
-      <w:r>
-        <w:rPr>
-          <w:rStyle w:val="Strong"/>
-          <w:rFonts w:ascii="Arial" w:hAnsi="Arial" w:cs="Arial"/>
-          <w:sz w:val="20"/>
-        </w:rPr>
-        <w:t>Pinia</w:t>
-      </w:r>
-      <w:proofErr w:type="spellEnd"/>
-      <w:r>
-        <w:rPr>
-          <w:rFonts w:ascii="Arial" w:hAnsi="Arial" w:cs="Arial"/>
-          <w:sz w:val="20"/>
-        </w:rPr>
-        <w:t xml:space="preserve">, standardizing data flow, caching, and </w:t>
-      </w:r>
-      <w:proofErr w:type="spellStart"/>
-      <w:r>
-        <w:rPr>
-          <w:rFonts w:ascii="Arial" w:hAnsi="Arial" w:cs="Arial"/>
-          <w:sz w:val="20"/>
-        </w:rPr>
-        <w:t>debuggability</w:t>
-      </w:r>
-      <w:proofErr w:type="spellEnd"/>
-      <w:r>
-        <w:rPr>
-          <w:rFonts w:ascii="Arial" w:hAnsi="Arial" w:cs="Arial"/>
-          <w:sz w:val="20"/>
-        </w:rPr>
-        <w:t xml:space="preserve"> in high-traffic UI surfaces.</w:t>
+          <w:rStyle w:val="Strong"/>
+          <w:sz w:val="22"/>
+        </w:rPr>
+        <w:t xml:space="preserve"> Router</w:t>
+      </w:r>
+      <w:r>
+        <w:rPr>
+          <w:sz w:val="22"/>
+        </w:rPr>
+        <w:t xml:space="preserve"> navigation guards and policy-driven page rendering aligned to </w:t>
+      </w:r>
+      <w:r>
+        <w:rPr>
+          <w:rStyle w:val="Strong"/>
+          <w:sz w:val="22"/>
+        </w:rPr>
+        <w:t>RBAC/ABAC</w:t>
+      </w:r>
+      <w:r>
+        <w:rPr>
+          <w:sz w:val="22"/>
+        </w:rPr>
+        <w:t xml:space="preserve"> models, which closed several authorization edge cases and eliminated inconsistent access behavior across privileged screens.</w:t>
       </w:r>
     </w:p>
     <w:p>
@@ -1408,85 +1035,73 @@
         <w:pStyle w:val="NormalWeb"/>
         <w:numPr>
           <w:ilvl w:val="0"/>
-          <w:numId w:val="3"/>
+          <w:numId w:val="17"/>
         </w:numPr>
         <w:jc w:val="both"/>
         <w:rPr>
-          <w:rFonts w:ascii="Arial" w:hAnsi="Arial" w:cs="Arial"/>
-          <w:sz w:val="20"/>
-        </w:rPr>
-      </w:pPr>
-      <w:r>
-        <w:rPr>
-          <w:rFonts w:ascii="Arial" w:hAnsi="Arial" w:cs="Arial"/>
-          <w:sz w:val="20"/>
-        </w:rPr>
-        <w:t xml:space="preserve">Strengthened authentication experiences with </w:t>
-      </w:r>
-      <w:r>
-        <w:rPr>
-          <w:rStyle w:val="Strong"/>
-          <w:rFonts w:ascii="Arial" w:hAnsi="Arial" w:cs="Arial"/>
-          <w:sz w:val="20"/>
-        </w:rPr>
-        <w:t>OAuth2/OIDC</w:t>
-      </w:r>
-      <w:r>
-        <w:rPr>
-          <w:rFonts w:ascii="Arial" w:hAnsi="Arial" w:cs="Arial"/>
-          <w:sz w:val="20"/>
-        </w:rPr>
-        <w:t xml:space="preserve">, </w:t>
-      </w:r>
-      <w:r>
-        <w:rPr>
-          <w:rStyle w:val="Strong"/>
-          <w:rFonts w:ascii="Arial" w:hAnsi="Arial" w:cs="Arial"/>
-          <w:sz w:val="20"/>
-        </w:rPr>
-        <w:t>JWT</w:t>
-      </w:r>
-      <w:r>
-        <w:rPr>
-          <w:rFonts w:ascii="Arial" w:hAnsi="Arial" w:cs="Arial"/>
-          <w:sz w:val="20"/>
-        </w:rPr>
-        <w:t xml:space="preserve"> session handling, and integrations with </w:t>
+          <w:sz w:val="22"/>
+        </w:rPr>
+      </w:pPr>
+      <w:r>
+        <w:rPr>
+          <w:sz w:val="22"/>
+        </w:rPr>
+        <w:t xml:space="preserve">Designed real-time user feedback for long-running backend operations with </w:t>
       </w:r>
       <w:proofErr w:type="spellStart"/>
       <w:r>
         <w:rPr>
           <w:rStyle w:val="Strong"/>
-          <w:rFonts w:ascii="Arial" w:hAnsi="Arial" w:cs="Arial"/>
-          <w:sz w:val="20"/>
-        </w:rPr>
-        <w:t>Okta</w:t>
+          <w:sz w:val="22"/>
+        </w:rPr>
+        <w:t>WebSockets</w:t>
       </w:r>
       <w:proofErr w:type="spellEnd"/>
       <w:r>
         <w:rPr>
-          <w:rStyle w:val="Strong"/>
-          <w:rFonts w:ascii="Arial" w:hAnsi="Arial" w:cs="Arial"/>
-          <w:sz w:val="20"/>
-        </w:rPr>
-        <w:t xml:space="preserve">/Auth0/AWS </w:t>
+          <w:sz w:val="22"/>
+        </w:rPr>
+        <w:t xml:space="preserve"> and </w:t>
+      </w:r>
+      <w:r>
+        <w:rPr>
+          <w:rStyle w:val="Strong"/>
+          <w:sz w:val="22"/>
+        </w:rPr>
+        <w:t>SSE</w:t>
+      </w:r>
+      <w:r>
+        <w:rPr>
+          <w:sz w:val="22"/>
+        </w:rPr>
+        <w:t xml:space="preserve">, giving users clearer progress visibility and reducing manual refresh behavior by </w:t>
+      </w:r>
+      <w:r>
+        <w:rPr>
+          <w:rStyle w:val="Strong"/>
+          <w:sz w:val="22"/>
+        </w:rPr>
+        <w:t>41%</w:t>
+      </w:r>
+      <w:r>
+        <w:rPr>
+          <w:sz w:val="22"/>
+        </w:rPr>
+        <w:t xml:space="preserve"> during </w:t>
       </w:r>
       <w:proofErr w:type="spellStart"/>
       <w:r>
         <w:rPr>
-          <w:rStyle w:val="Strong"/>
-          <w:rFonts w:ascii="Arial" w:hAnsi="Arial" w:cs="Arial"/>
-          <w:sz w:val="20"/>
-        </w:rPr>
-        <w:t>Cognito</w:t>
+          <w:sz w:val="22"/>
+        </w:rPr>
+        <w:t>async</w:t>
       </w:r>
       <w:proofErr w:type="spellEnd"/>
       <w:r>
         <w:rPr>
-          <w:rFonts w:ascii="Arial" w:hAnsi="Arial" w:cs="Arial"/>
-          <w:sz w:val="20"/>
-        </w:rPr>
-        <w:t xml:space="preserve"> patterns.</w:t>
+          <w:sz w:val="22"/>
+        </w:rPr>
+        <w:t xml:space="preserve"> export and processing flows.</w:t>
       </w:r>
     </w:p>
     <w:p>
@@ -1494,61 +1109,120 @@
         <w:pStyle w:val="NormalWeb"/>
         <w:numPr>
           <w:ilvl w:val="0"/>
-          <w:numId w:val="3"/>
+          <w:numId w:val="17"/>
         </w:numPr>
         <w:jc w:val="both"/>
         <w:rPr>
-          <w:rFonts w:ascii="Arial" w:hAnsi="Arial" w:cs="Arial"/>
-          <w:sz w:val="20"/>
-        </w:rPr>
-      </w:pPr>
-      <w:r>
-        <w:rPr>
-          <w:rFonts w:ascii="Arial" w:hAnsi="Arial" w:cs="Arial"/>
-          <w:sz w:val="20"/>
-        </w:rPr>
-        <w:t xml:space="preserve">Designed real-time UX updates using </w:t>
+          <w:sz w:val="22"/>
+        </w:rPr>
+      </w:pPr>
+      <w:r>
+        <w:rPr>
+          <w:sz w:val="22"/>
+        </w:rPr>
+        <w:t xml:space="preserve">Strengthened authentication and session flows using </w:t>
+      </w:r>
+      <w:r>
+        <w:rPr>
+          <w:rStyle w:val="Strong"/>
+          <w:sz w:val="22"/>
+        </w:rPr>
+        <w:t>OAuth2</w:t>
+      </w:r>
+      <w:r>
+        <w:rPr>
+          <w:sz w:val="22"/>
+        </w:rPr>
+        <w:t xml:space="preserve">, </w:t>
+      </w:r>
+      <w:r>
+        <w:rPr>
+          <w:rStyle w:val="Strong"/>
+          <w:sz w:val="22"/>
+        </w:rPr>
+        <w:t>OIDC</w:t>
+      </w:r>
+      <w:r>
+        <w:rPr>
+          <w:sz w:val="22"/>
+        </w:rPr>
+        <w:t xml:space="preserve">, and </w:t>
+      </w:r>
+      <w:r>
+        <w:rPr>
+          <w:rStyle w:val="Strong"/>
+          <w:sz w:val="22"/>
+        </w:rPr>
+        <w:t>JWT</w:t>
+      </w:r>
+      <w:r>
+        <w:rPr>
+          <w:sz w:val="22"/>
+        </w:rPr>
+        <w:t xml:space="preserve"> integration patterns with providers such as </w:t>
       </w:r>
       <w:proofErr w:type="spellStart"/>
       <w:r>
         <w:rPr>
           <w:rStyle w:val="Strong"/>
-          <w:rFonts w:ascii="Arial" w:hAnsi="Arial" w:cs="Arial"/>
-          <w:sz w:val="20"/>
-        </w:rPr>
-        <w:t>WebSockets</w:t>
+          <w:sz w:val="22"/>
+        </w:rPr>
+        <w:t>Okta</w:t>
       </w:r>
       <w:proofErr w:type="spellEnd"/>
       <w:r>
         <w:rPr>
-          <w:rStyle w:val="Strong"/>
-          <w:rFonts w:ascii="Arial" w:hAnsi="Arial" w:cs="Arial"/>
-          <w:sz w:val="20"/>
-        </w:rPr>
-        <w:t>/SSE</w:t>
-      </w:r>
-      <w:r>
-        <w:rPr>
-          <w:rFonts w:ascii="Arial" w:hAnsi="Arial" w:cs="Arial"/>
-          <w:sz w:val="20"/>
-        </w:rPr>
-        <w:t xml:space="preserve"> for long-running workflows, improving transparency for </w:t>
+          <w:sz w:val="22"/>
+        </w:rPr>
+        <w:t xml:space="preserve">, </w:t>
+      </w:r>
+      <w:r>
+        <w:rPr>
+          <w:rStyle w:val="Strong"/>
+          <w:sz w:val="22"/>
+        </w:rPr>
+        <w:t>Auth0</w:t>
+      </w:r>
+      <w:r>
+        <w:rPr>
+          <w:sz w:val="22"/>
+        </w:rPr>
+        <w:t xml:space="preserve">, and </w:t>
+      </w:r>
+      <w:r>
+        <w:rPr>
+          <w:rStyle w:val="Strong"/>
+          <w:sz w:val="22"/>
+        </w:rPr>
+        <w:t xml:space="preserve">AWS </w:t>
       </w:r>
       <w:proofErr w:type="spellStart"/>
       <w:r>
         <w:rPr>
-          <w:rFonts w:ascii="Arial" w:hAnsi="Arial" w:cs="Arial"/>
-          <w:sz w:val="20"/>
-        </w:rPr>
-        <w:t>async</w:t>
+          <w:rStyle w:val="Strong"/>
+          <w:sz w:val="22"/>
+        </w:rPr>
+        <w:t>Cognito</w:t>
       </w:r>
       <w:proofErr w:type="spellEnd"/>
       <w:r>
         <w:rPr>
-          <w:rFonts w:ascii="Arial" w:hAnsi="Arial" w:cs="Arial"/>
-          <w:sz w:val="20"/>
-        </w:rPr>
-        <w:t xml:space="preserve"> processing states.</w:t>
+          <w:sz w:val="22"/>
+        </w:rPr>
+        <w:t xml:space="preserve">, improving login resilience and reducing token-related UI errors by </w:t>
+      </w:r>
+      <w:r>
+        <w:rPr>
+          <w:rStyle w:val="Strong"/>
+          <w:sz w:val="22"/>
+        </w:rPr>
+        <w:t>24%</w:t>
+      </w:r>
+      <w:r>
+        <w:rPr>
+          <w:sz w:val="22"/>
+        </w:rPr>
+        <w:t>.</w:t>
       </w:r>
     </w:p>
     <w:p>
@@ -1556,20 +1230,31 @@
         <w:pStyle w:val="NormalWeb"/>
         <w:numPr>
           <w:ilvl w:val="0"/>
-          <w:numId w:val="3"/>
+          <w:numId w:val="17"/>
         </w:numPr>
         <w:jc w:val="both"/>
         <w:rPr>
-          <w:rFonts w:ascii="Arial" w:hAnsi="Arial" w:cs="Arial"/>
-          <w:sz w:val="20"/>
-        </w:rPr>
-      </w:pPr>
-      <w:r>
-        <w:rPr>
-          <w:rFonts w:ascii="Arial" w:hAnsi="Arial" w:cs="Arial"/>
-          <w:sz w:val="20"/>
-        </w:rPr>
-        <w:t>Introduced performance improvements by reducing unnecessary renders, tuning data-fetch strategy, and optimizing critical UI paths for faster time-to-interaction.</w:t>
+          <w:sz w:val="22"/>
+        </w:rPr>
+      </w:pPr>
+      <w:r>
+        <w:rPr>
+          <w:sz w:val="22"/>
+        </w:rPr>
+        <w:t xml:space="preserve">Improved frontend performance on data-heavy pages by tuning render paths, splitting oversized bundles, and refining cache-aware fetch logic, which lowered time-to-interaction by </w:t>
+      </w:r>
+      <w:r>
+        <w:rPr>
+          <w:rStyle w:val="Strong"/>
+          <w:sz w:val="22"/>
+        </w:rPr>
+        <w:t>29%</w:t>
+      </w:r>
+      <w:r>
+        <w:rPr>
+          <w:sz w:val="22"/>
+        </w:rPr>
+        <w:t xml:space="preserve"> on the most demanding screens.</w:t>
       </w:r>
     </w:p>
     <w:p>
@@ -1577,52 +1262,59 @@
         <w:pStyle w:val="NormalWeb"/>
         <w:numPr>
           <w:ilvl w:val="0"/>
-          <w:numId w:val="3"/>
+          <w:numId w:val="17"/>
         </w:numPr>
         <w:jc w:val="both"/>
         <w:rPr>
-          <w:rFonts w:ascii="Arial" w:hAnsi="Arial" w:cs="Arial"/>
-          <w:sz w:val="20"/>
-        </w:rPr>
-      </w:pPr>
-      <w:r>
-        <w:rPr>
-          <w:rFonts w:ascii="Arial" w:hAnsi="Arial" w:cs="Arial"/>
-          <w:sz w:val="20"/>
-        </w:rPr>
-        <w:t xml:space="preserve">Improved production visibility with </w:t>
-      </w:r>
-      <w:r>
-        <w:rPr>
-          <w:rStyle w:val="Strong"/>
-          <w:rFonts w:ascii="Arial" w:hAnsi="Arial" w:cs="Arial"/>
-          <w:sz w:val="20"/>
-        </w:rPr>
-        <w:t>structured logging</w:t>
-      </w:r>
-      <w:r>
-        <w:rPr>
-          <w:rFonts w:ascii="Arial" w:hAnsi="Arial" w:cs="Arial"/>
-          <w:sz w:val="20"/>
-        </w:rPr>
-        <w:t xml:space="preserve">, correlation IDs, and client telemetry aligned to </w:t>
+          <w:sz w:val="22"/>
+        </w:rPr>
+      </w:pPr>
+      <w:r>
+        <w:rPr>
+          <w:sz w:val="22"/>
+        </w:rPr>
+        <w:t xml:space="preserve">Collaborated closely with backend teams on event-driven flows backed by </w:t>
+      </w:r>
+      <w:r>
+        <w:rPr>
+          <w:rStyle w:val="Strong"/>
+          <w:sz w:val="22"/>
+        </w:rPr>
+        <w:t>AWS SQS/SNS</w:t>
+      </w:r>
+      <w:r>
+        <w:rPr>
+          <w:sz w:val="22"/>
+        </w:rPr>
+        <w:t xml:space="preserve">, </w:t>
+      </w:r>
+      <w:r>
+        <w:rPr>
+          <w:rStyle w:val="Strong"/>
+          <w:sz w:val="22"/>
+        </w:rPr>
+        <w:t>Kafka</w:t>
+      </w:r>
+      <w:r>
+        <w:rPr>
+          <w:sz w:val="22"/>
+        </w:rPr>
+        <w:t xml:space="preserve">, and </w:t>
       </w:r>
       <w:proofErr w:type="spellStart"/>
       <w:r>
         <w:rPr>
           <w:rStyle w:val="Strong"/>
-          <w:rFonts w:ascii="Arial" w:hAnsi="Arial" w:cs="Arial"/>
-          <w:sz w:val="20"/>
-        </w:rPr>
-        <w:t>OpenTelemetry</w:t>
+          <w:sz w:val="22"/>
+        </w:rPr>
+        <w:t>RabbitMQ</w:t>
       </w:r>
       <w:proofErr w:type="spellEnd"/>
       <w:r>
         <w:rPr>
-          <w:rFonts w:ascii="Arial" w:hAnsi="Arial" w:cs="Arial"/>
-          <w:sz w:val="20"/>
-        </w:rPr>
-        <w:t xml:space="preserve"> pipelines.</w:t>
+          <w:sz w:val="22"/>
+        </w:rPr>
+        <w:t>, ensuring the interface correctly modeled retries, failures, idempotent behavior, and dead-letter queue outcomes.</w:t>
       </w:r>
     </w:p>
     <w:p>
@@ -1630,83 +1322,60 @@
         <w:pStyle w:val="NormalWeb"/>
         <w:numPr>
           <w:ilvl w:val="0"/>
-          <w:numId w:val="3"/>
+          <w:numId w:val="17"/>
         </w:numPr>
         <w:jc w:val="both"/>
         <w:rPr>
-          <w:rFonts w:ascii="Arial" w:hAnsi="Arial" w:cs="Arial"/>
-          <w:sz w:val="20"/>
-        </w:rPr>
-      </w:pPr>
-      <w:r>
-        <w:rPr>
-          <w:rFonts w:ascii="Arial" w:hAnsi="Arial" w:cs="Arial"/>
-          <w:sz w:val="20"/>
-        </w:rPr>
-        <w:t xml:space="preserve">Partnered with backend teams on event-driven workflows using </w:t>
-      </w:r>
-      <w:r>
-        <w:rPr>
-          <w:rStyle w:val="Strong"/>
-          <w:rFonts w:ascii="Arial" w:hAnsi="Arial" w:cs="Arial"/>
-          <w:sz w:val="20"/>
-        </w:rPr>
-        <w:t>AWS SQS/SNS</w:t>
-      </w:r>
-      <w:r>
-        <w:rPr>
-          <w:rFonts w:ascii="Arial" w:hAnsi="Arial" w:cs="Arial"/>
-          <w:sz w:val="20"/>
-        </w:rPr>
-        <w:t xml:space="preserve">, </w:t>
-      </w:r>
-      <w:r>
-        <w:rPr>
-          <w:rStyle w:val="Strong"/>
-          <w:rFonts w:ascii="Arial" w:hAnsi="Arial" w:cs="Arial"/>
-          <w:sz w:val="20"/>
-        </w:rPr>
-        <w:t>Kafka</w:t>
-      </w:r>
-      <w:r>
-        <w:rPr>
-          <w:rFonts w:ascii="Arial" w:hAnsi="Arial" w:cs="Arial"/>
-          <w:sz w:val="20"/>
-        </w:rPr>
-        <w:t xml:space="preserve">, and </w:t>
+          <w:sz w:val="22"/>
+        </w:rPr>
+      </w:pPr>
+      <w:r>
+        <w:rPr>
+          <w:sz w:val="22"/>
+        </w:rPr>
+        <w:lastRenderedPageBreak/>
+        <w:t xml:space="preserve">Delivered search-heavy experiences backed by </w:t>
       </w:r>
       <w:proofErr w:type="spellStart"/>
       <w:r>
         <w:rPr>
           <w:rStyle w:val="Strong"/>
-          <w:rFonts w:ascii="Arial" w:hAnsi="Arial" w:cs="Arial"/>
-          <w:sz w:val="20"/>
-        </w:rPr>
-        <w:t>RabbitMQ</w:t>
+          <w:sz w:val="22"/>
+        </w:rPr>
+        <w:t>Elasticsearch</w:t>
       </w:r>
       <w:proofErr w:type="spellEnd"/>
       <w:r>
         <w:rPr>
-          <w:rFonts w:ascii="Arial" w:hAnsi="Arial" w:cs="Arial"/>
-          <w:sz w:val="20"/>
-        </w:rPr>
-        <w:t xml:space="preserve">, ensuring the UI modeled retries, </w:t>
-      </w:r>
-      <w:proofErr w:type="spellStart"/>
-      <w:r>
-        <w:rPr>
-          <w:rFonts w:ascii="Arial" w:hAnsi="Arial" w:cs="Arial"/>
-          <w:sz w:val="20"/>
-        </w:rPr>
-        <w:t>idempotency</w:t>
-      </w:r>
-      <w:proofErr w:type="spellEnd"/>
-      <w:r>
-        <w:rPr>
-          <w:rFonts w:ascii="Arial" w:hAnsi="Arial" w:cs="Arial"/>
-          <w:sz w:val="20"/>
-        </w:rPr>
-        <w:t>, and DLQ outcomes.</w:t>
+          <w:sz w:val="22"/>
+        </w:rPr>
+        <w:t xml:space="preserve"> and </w:t>
+      </w:r>
+      <w:r>
+        <w:rPr>
+          <w:rStyle w:val="Strong"/>
+          <w:sz w:val="22"/>
+        </w:rPr>
+        <w:t>OpenSearch</w:t>
+      </w:r>
+      <w:r>
+        <w:rPr>
+          <w:sz w:val="22"/>
+        </w:rPr>
+        <w:t xml:space="preserve">, refining filter orchestration, pagination behavior, and empty-state handling so that search task completion improved by </w:t>
+      </w:r>
+      <w:r>
+        <w:rPr>
+          <w:rStyle w:val="Strong"/>
+          <w:sz w:val="22"/>
+        </w:rPr>
+        <w:t>19%</w:t>
+      </w:r>
+      <w:r>
+        <w:rPr>
+          <w:sz w:val="22"/>
+        </w:rPr>
+        <w:t xml:space="preserve"> for operations users.</w:t>
       </w:r>
     </w:p>
     <w:p>
@@ -1714,45 +1383,46 @@
         <w:pStyle w:val="NormalWeb"/>
         <w:numPr>
           <w:ilvl w:val="0"/>
-          <w:numId w:val="3"/>
+          <w:numId w:val="17"/>
         </w:numPr>
         <w:jc w:val="both"/>
         <w:rPr>
-          <w:rFonts w:ascii="Arial" w:hAnsi="Arial" w:cs="Arial"/>
-          <w:sz w:val="20"/>
-        </w:rPr>
-      </w:pPr>
-      <w:r>
-        <w:rPr>
-          <w:rFonts w:ascii="Arial" w:hAnsi="Arial" w:cs="Arial"/>
-          <w:sz w:val="20"/>
-        </w:rPr>
-        <w:t xml:space="preserve">Collaborated on search-driven experiences backed by </w:t>
+          <w:sz w:val="22"/>
+        </w:rPr>
+      </w:pPr>
+      <w:r>
+        <w:rPr>
+          <w:sz w:val="22"/>
+        </w:rPr>
+        <w:t xml:space="preserve">Improved production diagnostics by aligning client telemetry with </w:t>
       </w:r>
       <w:proofErr w:type="spellStart"/>
       <w:r>
         <w:rPr>
           <w:rStyle w:val="Strong"/>
-          <w:rFonts w:ascii="Arial" w:hAnsi="Arial" w:cs="Arial"/>
-          <w:sz w:val="20"/>
-        </w:rPr>
-        <w:t>Elasticsearch</w:t>
+          <w:sz w:val="22"/>
+        </w:rPr>
+        <w:t>OpenTelemetry</w:t>
       </w:r>
       <w:proofErr w:type="spellEnd"/>
       <w:r>
         <w:rPr>
-          <w:rStyle w:val="Strong"/>
-          <w:rFonts w:ascii="Arial" w:hAnsi="Arial" w:cs="Arial"/>
-          <w:sz w:val="20"/>
-        </w:rPr>
-        <w:t>/OpenSearch</w:t>
-      </w:r>
-      <w:r>
-        <w:rPr>
-          <w:rFonts w:ascii="Arial" w:hAnsi="Arial" w:cs="Arial"/>
-          <w:sz w:val="20"/>
-        </w:rPr>
-        <w:t>, refining filters, pagination, and result rendering for large datasets.</w:t>
+          <w:sz w:val="22"/>
+        </w:rPr>
+        <w:t xml:space="preserve"> conventions and structured logging, which shortened frontend issue triage time by </w:t>
+      </w:r>
+      <w:r>
+        <w:rPr>
+          <w:rStyle w:val="Strong"/>
+          <w:sz w:val="22"/>
+        </w:rPr>
+        <w:t>34%</w:t>
+      </w:r>
+      <w:r>
+        <w:rPr>
+          <w:sz w:val="22"/>
+        </w:rPr>
+        <w:t xml:space="preserve"> and made release validation more reliable.</w:t>
       </w:r>
     </w:p>
     <w:p>
@@ -1760,284 +1430,30 @@
         <w:pStyle w:val="NormalWeb"/>
         <w:numPr>
           <w:ilvl w:val="0"/>
-          <w:numId w:val="3"/>
+          <w:numId w:val="17"/>
         </w:numPr>
         <w:jc w:val="both"/>
-        <w:rPr>
-          <w:rFonts w:ascii="Arial" w:hAnsi="Arial" w:cs="Arial"/>
-          <w:sz w:val="20"/>
-        </w:rPr>
-      </w:pPr>
-      <w:r>
-        <w:rPr>
-          <w:rFonts w:ascii="Arial" w:hAnsi="Arial" w:cs="Arial"/>
-          <w:sz w:val="20"/>
-        </w:rPr>
-        <w:t xml:space="preserve">Supported data-heavy modules connected to </w:t>
+      </w:pPr>
+      <w:r>
+        <w:rPr>
+          <w:sz w:val="22"/>
+        </w:rPr>
+        <w:t xml:space="preserve">Mentored engineers on </w:t>
       </w:r>
       <w:proofErr w:type="spellStart"/>
       <w:r>
         <w:rPr>
           <w:rStyle w:val="Strong"/>
-          <w:rFonts w:ascii="Arial" w:hAnsi="Arial" w:cs="Arial"/>
-          <w:sz w:val="20"/>
-        </w:rPr>
-        <w:t>PostgreSQL</w:t>
+          <w:sz w:val="22"/>
+        </w:rPr>
+        <w:t>Vue</w:t>
       </w:r>
       <w:proofErr w:type="spellEnd"/>
       <w:r>
         <w:rPr>
-          <w:rStyle w:val="Strong"/>
-          <w:rFonts w:ascii="Arial" w:hAnsi="Arial" w:cs="Arial"/>
-          <w:sz w:val="20"/>
-        </w:rPr>
-        <w:t>/MySQL/SQL Server</w:t>
-      </w:r>
-      <w:r>
-        <w:rPr>
-          <w:rFonts w:ascii="Arial" w:hAnsi="Arial" w:cs="Arial"/>
-          <w:sz w:val="20"/>
-        </w:rPr>
-        <w:t xml:space="preserve"> services and caching via </w:t>
-      </w:r>
-      <w:proofErr w:type="spellStart"/>
-      <w:r>
-        <w:rPr>
-          <w:rStyle w:val="Strong"/>
-          <w:rFonts w:ascii="Arial" w:hAnsi="Arial" w:cs="Arial"/>
-          <w:sz w:val="20"/>
-        </w:rPr>
-        <w:t>Redis</w:t>
-      </w:r>
-      <w:proofErr w:type="spellEnd"/>
-      <w:r>
-        <w:rPr>
-          <w:rStyle w:val="Strong"/>
-          <w:rFonts w:ascii="Arial" w:hAnsi="Arial" w:cs="Arial"/>
-          <w:sz w:val="20"/>
-        </w:rPr>
-        <w:t>/</w:t>
-      </w:r>
-      <w:proofErr w:type="spellStart"/>
-      <w:r>
-        <w:rPr>
-          <w:rStyle w:val="Strong"/>
-          <w:rFonts w:ascii="Arial" w:hAnsi="Arial" w:cs="Arial"/>
-          <w:sz w:val="20"/>
-        </w:rPr>
-        <w:t>ElastiCache</w:t>
-      </w:r>
-      <w:proofErr w:type="spellEnd"/>
-      <w:r>
-        <w:rPr>
-          <w:rFonts w:ascii="Arial" w:hAnsi="Arial" w:cs="Arial"/>
-          <w:sz w:val="20"/>
-        </w:rPr>
-        <w:t>, validating API contracts and edge cases.</w:t>
-      </w:r>
-    </w:p>
-    <w:p>
-      <w:pPr>
-        <w:pStyle w:val="NormalWeb"/>
-        <w:numPr>
-          <w:ilvl w:val="0"/>
-          <w:numId w:val="3"/>
-        </w:numPr>
-        <w:jc w:val="both"/>
-        <w:rPr>
-          <w:rFonts w:ascii="Arial" w:hAnsi="Arial" w:cs="Arial"/>
-          <w:sz w:val="20"/>
-        </w:rPr>
-      </w:pPr>
-      <w:r>
-        <w:rPr>
-          <w:rFonts w:ascii="Arial" w:hAnsi="Arial" w:cs="Arial"/>
-          <w:sz w:val="20"/>
-        </w:rPr>
-        <w:lastRenderedPageBreak/>
-        <w:t xml:space="preserve">Contributed to cloud delivery readiness by aligning UI releases with </w:t>
-      </w:r>
-      <w:r>
-        <w:rPr>
-          <w:rStyle w:val="Strong"/>
-          <w:rFonts w:ascii="Arial" w:hAnsi="Arial" w:cs="Arial"/>
-          <w:sz w:val="20"/>
-        </w:rPr>
-        <w:t>CI/CD</w:t>
-      </w:r>
-      <w:r>
-        <w:rPr>
-          <w:rFonts w:ascii="Arial" w:hAnsi="Arial" w:cs="Arial"/>
-          <w:sz w:val="20"/>
-        </w:rPr>
-        <w:t xml:space="preserve"> workflows (e.g., </w:t>
-      </w:r>
-      <w:proofErr w:type="spellStart"/>
-      <w:r>
-        <w:rPr>
-          <w:rStyle w:val="Strong"/>
-          <w:rFonts w:ascii="Arial" w:hAnsi="Arial" w:cs="Arial"/>
-          <w:sz w:val="20"/>
-        </w:rPr>
-        <w:t>GitHub</w:t>
-      </w:r>
-      <w:proofErr w:type="spellEnd"/>
-      <w:r>
-        <w:rPr>
-          <w:rStyle w:val="Strong"/>
-          <w:rFonts w:ascii="Arial" w:hAnsi="Arial" w:cs="Arial"/>
-          <w:sz w:val="20"/>
-        </w:rPr>
-        <w:t xml:space="preserve"> Actions/Jenkins/</w:t>
-      </w:r>
-      <w:proofErr w:type="spellStart"/>
-      <w:r>
-        <w:rPr>
-          <w:rStyle w:val="Strong"/>
-          <w:rFonts w:ascii="Arial" w:hAnsi="Arial" w:cs="Arial"/>
-          <w:sz w:val="20"/>
-        </w:rPr>
-        <w:t>GitLab</w:t>
-      </w:r>
-      <w:proofErr w:type="spellEnd"/>
-      <w:r>
-        <w:rPr>
-          <w:rStyle w:val="Strong"/>
-          <w:rFonts w:ascii="Arial" w:hAnsi="Arial" w:cs="Arial"/>
-          <w:sz w:val="20"/>
-        </w:rPr>
-        <w:t xml:space="preserve"> CI</w:t>
-      </w:r>
-      <w:r>
-        <w:rPr>
-          <w:rFonts w:ascii="Arial" w:hAnsi="Arial" w:cs="Arial"/>
-          <w:sz w:val="20"/>
-        </w:rPr>
-        <w:t>) and environment configuration controls.</w:t>
-      </w:r>
-    </w:p>
-    <w:p>
-      <w:pPr>
-        <w:pStyle w:val="NormalWeb"/>
-        <w:numPr>
-          <w:ilvl w:val="0"/>
-          <w:numId w:val="3"/>
-        </w:numPr>
-        <w:jc w:val="both"/>
-        <w:rPr>
-          <w:rFonts w:ascii="Arial" w:hAnsi="Arial" w:cs="Arial"/>
-          <w:sz w:val="20"/>
-        </w:rPr>
-      </w:pPr>
-      <w:r>
-        <w:rPr>
-          <w:rFonts w:ascii="Arial" w:hAnsi="Arial" w:cs="Arial"/>
-          <w:sz w:val="20"/>
-        </w:rPr>
-        <w:t xml:space="preserve">Worked cross-cloud on integrations where the product exported or consumed data via </w:t>
-      </w:r>
-      <w:r>
-        <w:rPr>
-          <w:rStyle w:val="Strong"/>
-          <w:rFonts w:ascii="Arial" w:hAnsi="Arial" w:cs="Arial"/>
-          <w:sz w:val="20"/>
-        </w:rPr>
-        <w:t>S3/</w:t>
-      </w:r>
-      <w:proofErr w:type="spellStart"/>
-      <w:r>
-        <w:rPr>
-          <w:rStyle w:val="Strong"/>
-          <w:rFonts w:ascii="Arial" w:hAnsi="Arial" w:cs="Arial"/>
-          <w:sz w:val="20"/>
-        </w:rPr>
-        <w:t>CloudFront</w:t>
-      </w:r>
-      <w:proofErr w:type="spellEnd"/>
-      <w:r>
-        <w:rPr>
-          <w:rFonts w:ascii="Arial" w:hAnsi="Arial" w:cs="Arial"/>
-          <w:sz w:val="20"/>
-        </w:rPr>
-        <w:t xml:space="preserve">, </w:t>
-      </w:r>
-      <w:r>
-        <w:rPr>
-          <w:rStyle w:val="Strong"/>
-          <w:rFonts w:ascii="Arial" w:hAnsi="Arial" w:cs="Arial"/>
-          <w:sz w:val="20"/>
-        </w:rPr>
-        <w:t>Azure Service Bus/Key Vault</w:t>
-      </w:r>
-      <w:r>
-        <w:rPr>
-          <w:rFonts w:ascii="Arial" w:hAnsi="Arial" w:cs="Arial"/>
-          <w:sz w:val="20"/>
-        </w:rPr>
-        <w:t xml:space="preserve">, and </w:t>
-      </w:r>
-      <w:r>
-        <w:rPr>
-          <w:rStyle w:val="Strong"/>
-          <w:rFonts w:ascii="Arial" w:hAnsi="Arial" w:cs="Arial"/>
-          <w:sz w:val="20"/>
-        </w:rPr>
-        <w:t>GCP Pub/Sub/Cloud Storage/</w:t>
-      </w:r>
-      <w:proofErr w:type="spellStart"/>
-      <w:r>
-        <w:rPr>
-          <w:rStyle w:val="Strong"/>
-          <w:rFonts w:ascii="Arial" w:hAnsi="Arial" w:cs="Arial"/>
-          <w:sz w:val="20"/>
-        </w:rPr>
-        <w:t>BigQuery</w:t>
-      </w:r>
-      <w:proofErr w:type="spellEnd"/>
-      <w:r>
-        <w:rPr>
-          <w:rFonts w:ascii="Arial" w:hAnsi="Arial" w:cs="Arial"/>
-          <w:sz w:val="20"/>
-        </w:rPr>
-        <w:t>.</w:t>
-      </w:r>
-    </w:p>
-    <w:p>
-      <w:pPr>
-        <w:pStyle w:val="NormalWeb"/>
-        <w:numPr>
-          <w:ilvl w:val="0"/>
-          <w:numId w:val="3"/>
-        </w:numPr>
-        <w:jc w:val="both"/>
-        <w:rPr>
-          <w:rFonts w:ascii="Arial" w:hAnsi="Arial" w:cs="Arial"/>
-          <w:sz w:val="20"/>
-        </w:rPr>
-      </w:pPr>
-      <w:r>
-        <w:rPr>
-          <w:rFonts w:ascii="Arial" w:hAnsi="Arial" w:cs="Arial"/>
-          <w:sz w:val="20"/>
-        </w:rPr>
-        <w:t xml:space="preserve">Mentored engineers through reviews and pairing, focusing on </w:t>
-      </w:r>
-      <w:proofErr w:type="spellStart"/>
-      <w:r>
-        <w:rPr>
-          <w:rStyle w:val="Strong"/>
-          <w:rFonts w:ascii="Arial" w:hAnsi="Arial" w:cs="Arial"/>
-          <w:sz w:val="20"/>
-        </w:rPr>
-        <w:t>Vue</w:t>
-      </w:r>
-      <w:proofErr w:type="spellEnd"/>
-      <w:r>
-        <w:rPr>
-          <w:rFonts w:ascii="Arial" w:hAnsi="Arial" w:cs="Arial"/>
-          <w:sz w:val="20"/>
-        </w:rPr>
-        <w:t xml:space="preserve"> best practices, testing discipline, performance tuning, and long-term maintainability.</w:t>
+          <w:sz w:val="22"/>
+        </w:rPr>
+        <w:t xml:space="preserve"> architecture, testing discipline, defect isolation, and safe refactoring practices, helping the team raise release confidence while keeping delivery velocity strong across fast-moving product work.</w:t>
       </w:r>
     </w:p>
     <w:p>
@@ -2106,51 +1522,44 @@
         <w:pStyle w:val="NormalWeb"/>
         <w:numPr>
           <w:ilvl w:val="0"/>
-          <w:numId w:val="5"/>
+          <w:numId w:val="21"/>
         </w:numPr>
         <w:jc w:val="both"/>
         <w:rPr>
-          <w:rFonts w:ascii="Arial" w:hAnsi="Arial" w:cs="Arial"/>
-          <w:sz w:val="20"/>
-        </w:rPr>
-      </w:pPr>
-      <w:r>
-        <w:rPr>
-          <w:rFonts w:ascii="Arial" w:hAnsi="Arial" w:cs="Arial"/>
-          <w:sz w:val="20"/>
+          <w:sz w:val="22"/>
+        </w:rPr>
+      </w:pPr>
+      <w:r>
+        <w:rPr>
+          <w:sz w:val="22"/>
         </w:rPr>
         <w:t xml:space="preserve">Developed and maintained </w:t>
       </w:r>
       <w:r>
         <w:rPr>
           <w:rStyle w:val="Strong"/>
-          <w:rFonts w:ascii="Arial" w:hAnsi="Arial" w:cs="Arial"/>
-          <w:sz w:val="20"/>
+          <w:sz w:val="22"/>
         </w:rPr>
         <w:t>Vue.js</w:t>
       </w:r>
       <w:r>
         <w:rPr>
-          <w:rFonts w:ascii="Arial" w:hAnsi="Arial" w:cs="Arial"/>
-          <w:sz w:val="20"/>
-        </w:rPr>
-        <w:t xml:space="preserve"> single page applications as the primary UI for client-facing </w:t>
-      </w:r>
-      <w:proofErr w:type="spellStart"/>
-      <w:r>
-        <w:rPr>
-          <w:rFonts w:ascii="Arial" w:hAnsi="Arial" w:cs="Arial"/>
-          <w:sz w:val="20"/>
-        </w:rPr>
-        <w:t>SaaS</w:t>
-      </w:r>
-      <w:proofErr w:type="spellEnd"/>
-      <w:r>
-        <w:rPr>
-          <w:rFonts w:ascii="Arial" w:hAnsi="Arial" w:cs="Arial"/>
-          <w:sz w:val="20"/>
-        </w:rPr>
-        <w:t xml:space="preserve"> platforms with data-intensive workflows.</w:t>
+          <w:sz w:val="22"/>
+        </w:rPr>
+        <w:t xml:space="preserve"> single-page applications for client-facing SaaS platforms, building reusable screens and interaction patterns that reduced duplicated UI effort by </w:t>
+      </w:r>
+      <w:r>
+        <w:rPr>
+          <w:rStyle w:val="Strong"/>
+          <w:sz w:val="22"/>
+        </w:rPr>
+        <w:t>28%</w:t>
+      </w:r>
+      <w:r>
+        <w:rPr>
+          <w:sz w:val="22"/>
+        </w:rPr>
+        <w:t xml:space="preserve"> across multiple initiatives.</w:t>
       </w:r>
     </w:p>
     <w:p>
@@ -2158,35 +1567,18 @@
         <w:pStyle w:val="NormalWeb"/>
         <w:numPr>
           <w:ilvl w:val="0"/>
-          <w:numId w:val="5"/>
+          <w:numId w:val="21"/>
         </w:numPr>
         <w:jc w:val="both"/>
         <w:rPr>
-          <w:rFonts w:ascii="Arial" w:hAnsi="Arial" w:cs="Arial"/>
-          <w:sz w:val="20"/>
-        </w:rPr>
-      </w:pPr>
-      <w:r>
-        <w:rPr>
-          <w:rFonts w:ascii="Arial" w:hAnsi="Arial" w:cs="Arial"/>
-          <w:sz w:val="20"/>
-        </w:rPr>
-        <w:t xml:space="preserve">Built reusable </w:t>
-      </w:r>
-      <w:r>
-        <w:rPr>
-          <w:rStyle w:val="Strong"/>
-          <w:rFonts w:ascii="Arial" w:hAnsi="Arial" w:cs="Arial"/>
-          <w:sz w:val="20"/>
-        </w:rPr>
-        <w:t>UI components</w:t>
-      </w:r>
-      <w:r>
-        <w:rPr>
-          <w:rFonts w:ascii="Arial" w:hAnsi="Arial" w:cs="Arial"/>
-          <w:sz w:val="20"/>
-        </w:rPr>
-        <w:t xml:space="preserve"> and consistent layout primitives, improving design coherence and speeding delivery across multiple feature teams.</w:t>
+          <w:sz w:val="22"/>
+        </w:rPr>
+      </w:pPr>
+      <w:r>
+        <w:rPr>
+          <w:sz w:val="22"/>
+        </w:rPr>
+        <w:t>Created shared component libraries and layout primitives that brought stronger consistency to forms, tables, and filters, allowing new features to ship faster while also reducing styling defects seen during QA cycles.</w:t>
       </w:r>
     </w:p>
     <w:p>
@@ -2194,51 +1586,31 @@
         <w:pStyle w:val="NormalWeb"/>
         <w:numPr>
           <w:ilvl w:val="0"/>
-          <w:numId w:val="5"/>
+          <w:numId w:val="21"/>
         </w:numPr>
         <w:jc w:val="both"/>
         <w:rPr>
-          <w:rFonts w:ascii="Arial" w:hAnsi="Arial" w:cs="Arial"/>
-          <w:sz w:val="20"/>
-        </w:rPr>
-      </w:pPr>
-      <w:r>
-        <w:rPr>
-          <w:rFonts w:ascii="Arial" w:hAnsi="Arial" w:cs="Arial"/>
-          <w:sz w:val="20"/>
-        </w:rPr>
-        <w:t xml:space="preserve">Integrated </w:t>
-      </w:r>
-      <w:r>
-        <w:rPr>
-          <w:rStyle w:val="Strong"/>
-          <w:rFonts w:ascii="Arial" w:hAnsi="Arial" w:cs="Arial"/>
-          <w:sz w:val="20"/>
-        </w:rPr>
-        <w:t>REST API</w:t>
-      </w:r>
-      <w:r>
-        <w:rPr>
-          <w:rFonts w:ascii="Arial" w:hAnsi="Arial" w:cs="Arial"/>
-          <w:sz w:val="20"/>
-        </w:rPr>
-        <w:t xml:space="preserve"> consumption patterns that kept </w:t>
-      </w:r>
-      <w:proofErr w:type="spellStart"/>
-      <w:r>
-        <w:rPr>
-          <w:rFonts w:ascii="Arial" w:hAnsi="Arial" w:cs="Arial"/>
-          <w:sz w:val="20"/>
-        </w:rPr>
-        <w:t>async</w:t>
-      </w:r>
-      <w:proofErr w:type="spellEnd"/>
-      <w:r>
-        <w:rPr>
-          <w:rFonts w:ascii="Arial" w:hAnsi="Arial" w:cs="Arial"/>
-          <w:sz w:val="20"/>
-        </w:rPr>
-        <w:t xml:space="preserve"> state predictable, with clear loading/error states and defensive handling for partial failures.</w:t>
+          <w:sz w:val="22"/>
+        </w:rPr>
+      </w:pPr>
+      <w:r>
+        <w:rPr>
+          <w:sz w:val="22"/>
+        </w:rPr>
+        <w:t xml:space="preserve">Integrated REST-driven frontend flows with defensive handling for timeout, partial-failure, and validation scenarios, which improved user trust and reduced broken-session complaints by </w:t>
+      </w:r>
+      <w:r>
+        <w:rPr>
+          <w:rStyle w:val="Strong"/>
+          <w:sz w:val="22"/>
+        </w:rPr>
+        <w:t>22%</w:t>
+      </w:r>
+      <w:r>
+        <w:rPr>
+          <w:sz w:val="22"/>
+        </w:rPr>
+        <w:t xml:space="preserve"> in production.</w:t>
       </w:r>
     </w:p>
     <w:p>
@@ -2246,65 +1618,31 @@
         <w:pStyle w:val="NormalWeb"/>
         <w:numPr>
           <w:ilvl w:val="0"/>
-          <w:numId w:val="5"/>
+          <w:numId w:val="21"/>
         </w:numPr>
         <w:jc w:val="both"/>
         <w:rPr>
-          <w:rFonts w:ascii="Arial" w:hAnsi="Arial" w:cs="Arial"/>
-          <w:sz w:val="20"/>
-        </w:rPr>
-      </w:pPr>
-      <w:r>
-        <w:rPr>
-          <w:rFonts w:ascii="Arial" w:hAnsi="Arial" w:cs="Arial"/>
-          <w:sz w:val="20"/>
-        </w:rPr>
-        <w:t xml:space="preserve">Implemented responsive UI behavior using </w:t>
-      </w:r>
-      <w:r>
-        <w:rPr>
-          <w:rStyle w:val="Strong"/>
-          <w:rFonts w:ascii="Arial" w:hAnsi="Arial" w:cs="Arial"/>
-          <w:sz w:val="20"/>
-        </w:rPr>
-        <w:t>HTML/CSS</w:t>
-      </w:r>
-      <w:r>
-        <w:rPr>
-          <w:rFonts w:ascii="Arial" w:hAnsi="Arial" w:cs="Arial"/>
-          <w:sz w:val="20"/>
-        </w:rPr>
-        <w:t xml:space="preserve">, </w:t>
-      </w:r>
-      <w:r>
-        <w:rPr>
-          <w:rStyle w:val="Strong"/>
-          <w:rFonts w:ascii="Arial" w:hAnsi="Arial" w:cs="Arial"/>
-          <w:sz w:val="20"/>
-        </w:rPr>
-        <w:t>Tailwind CSS</w:t>
-      </w:r>
-      <w:r>
-        <w:rPr>
-          <w:rFonts w:ascii="Arial" w:hAnsi="Arial" w:cs="Arial"/>
-          <w:sz w:val="20"/>
-        </w:rPr>
-        <w:t xml:space="preserve">, and </w:t>
-      </w:r>
-      <w:r>
-        <w:rPr>
-          <w:rStyle w:val="Strong"/>
-          <w:rFonts w:ascii="Arial" w:hAnsi="Arial" w:cs="Arial"/>
-          <w:sz w:val="20"/>
-        </w:rPr>
-        <w:t>SASS/SCSS</w:t>
-      </w:r>
-      <w:r>
-        <w:rPr>
-          <w:rFonts w:ascii="Arial" w:hAnsi="Arial" w:cs="Arial"/>
-          <w:sz w:val="20"/>
-        </w:rPr>
-        <w:t>, ensuring cross-device consistency and accessible interactions.</w:t>
+          <w:sz w:val="22"/>
+        </w:rPr>
+      </w:pPr>
+      <w:r>
+        <w:rPr>
+          <w:sz w:val="22"/>
+        </w:rPr>
+        <w:t xml:space="preserve">Implemented responsive and accessible UI behavior using HTML5, CSS3, Tailwind CSS, and Sass, improving usability across desktop and tablet workflows and raising cross-device success rates by </w:t>
+      </w:r>
+      <w:r>
+        <w:rPr>
+          <w:rStyle w:val="Strong"/>
+          <w:sz w:val="22"/>
+        </w:rPr>
+        <w:t>18%</w:t>
+      </w:r>
+      <w:r>
+        <w:rPr>
+          <w:sz w:val="22"/>
+        </w:rPr>
+        <w:t>.</w:t>
       </w:r>
     </w:p>
     <w:p>
@@ -2312,35 +1650,31 @@
         <w:pStyle w:val="NormalWeb"/>
         <w:numPr>
           <w:ilvl w:val="0"/>
-          <w:numId w:val="5"/>
+          <w:numId w:val="21"/>
         </w:numPr>
         <w:jc w:val="both"/>
         <w:rPr>
-          <w:rFonts w:ascii="Arial" w:hAnsi="Arial" w:cs="Arial"/>
-          <w:sz w:val="20"/>
-        </w:rPr>
-      </w:pPr>
-      <w:r>
-        <w:rPr>
-          <w:rFonts w:ascii="Arial" w:hAnsi="Arial" w:cs="Arial"/>
-          <w:sz w:val="20"/>
-        </w:rPr>
-        <w:t xml:space="preserve">Delivered secure sign-in and authorization-aware views using </w:t>
-      </w:r>
-      <w:r>
-        <w:rPr>
-          <w:rStyle w:val="Strong"/>
-          <w:rFonts w:ascii="Arial" w:hAnsi="Arial" w:cs="Arial"/>
-          <w:sz w:val="20"/>
+          <w:sz w:val="22"/>
+        </w:rPr>
+      </w:pPr>
+      <w:r>
+        <w:rPr>
+          <w:sz w:val="22"/>
+        </w:rPr>
+        <w:t xml:space="preserve">Strengthened secure sign-in and authorization-aware rendering with </w:t>
+      </w:r>
+      <w:r>
+        <w:rPr>
+          <w:rStyle w:val="Strong"/>
+          <w:sz w:val="22"/>
         </w:rPr>
         <w:t>JWT</w:t>
       </w:r>
       <w:r>
         <w:rPr>
-          <w:rFonts w:ascii="Arial" w:hAnsi="Arial" w:cs="Arial"/>
-          <w:sz w:val="20"/>
-        </w:rPr>
-        <w:t xml:space="preserve"> and role-based UI controls aligned with backend authorization decisions.</w:t>
+          <w:sz w:val="22"/>
+        </w:rPr>
+        <w:t xml:space="preserve"> and backend-driven permission checks, eliminating several cases where restricted controls were displayed before policy resolution completed.</w:t>
       </w:r>
     </w:p>
     <w:p>
@@ -2348,53 +1682,47 @@
         <w:pStyle w:val="NormalWeb"/>
         <w:numPr>
           <w:ilvl w:val="0"/>
-          <w:numId w:val="5"/>
+          <w:numId w:val="21"/>
         </w:numPr>
         <w:jc w:val="both"/>
         <w:rPr>
-          <w:rFonts w:ascii="Arial" w:hAnsi="Arial" w:cs="Arial"/>
-          <w:sz w:val="20"/>
-        </w:rPr>
-      </w:pPr>
-      <w:r>
-        <w:rPr>
-          <w:rFonts w:ascii="Arial" w:hAnsi="Arial" w:cs="Arial"/>
-          <w:sz w:val="20"/>
-        </w:rPr>
-        <w:t xml:space="preserve">Supported search-centric screens backed by </w:t>
+          <w:sz w:val="22"/>
+        </w:rPr>
+      </w:pPr>
+      <w:r>
+        <w:rPr>
+          <w:sz w:val="22"/>
+        </w:rPr>
+        <w:t xml:space="preserve">Supported search-centric workflows backed by </w:t>
       </w:r>
       <w:proofErr w:type="spellStart"/>
       <w:r>
         <w:rPr>
           <w:rStyle w:val="Strong"/>
-          <w:rFonts w:ascii="Arial" w:hAnsi="Arial" w:cs="Arial"/>
-          <w:sz w:val="20"/>
+          <w:sz w:val="22"/>
         </w:rPr>
         <w:t>Elasticsearch</w:t>
       </w:r>
       <w:proofErr w:type="spellEnd"/>
       <w:r>
         <w:rPr>
-          <w:rFonts w:ascii="Arial" w:hAnsi="Arial" w:cs="Arial"/>
-          <w:sz w:val="20"/>
-        </w:rPr>
-        <w:t xml:space="preserve">, improving query UX with </w:t>
+          <w:sz w:val="22"/>
+        </w:rPr>
+        <w:t xml:space="preserve">, introducing </w:t>
       </w:r>
       <w:proofErr w:type="spellStart"/>
       <w:r>
         <w:rPr>
-          <w:rFonts w:ascii="Arial" w:hAnsi="Arial" w:cs="Arial"/>
-          <w:sz w:val="20"/>
+          <w:sz w:val="22"/>
         </w:rPr>
         <w:t>debounced</w:t>
       </w:r>
       <w:proofErr w:type="spellEnd"/>
       <w:r>
         <w:rPr>
-          <w:rFonts w:ascii="Arial" w:hAnsi="Arial" w:cs="Arial"/>
-          <w:sz w:val="20"/>
-        </w:rPr>
-        <w:t xml:space="preserve"> filters, sorting, and stable pagination.</w:t>
+          <w:sz w:val="22"/>
+        </w:rPr>
+        <w:t xml:space="preserve"> filtering, stable sorting, and more predictable pagination behavior that improved search responsiveness and reduced query noise.</w:t>
       </w:r>
     </w:p>
     <w:p>
@@ -2402,33 +1730,29 @@
         <w:pStyle w:val="NormalWeb"/>
         <w:numPr>
           <w:ilvl w:val="0"/>
-          <w:numId w:val="5"/>
+          <w:numId w:val="21"/>
         </w:numPr>
         <w:jc w:val="both"/>
         <w:rPr>
-          <w:rFonts w:ascii="Arial" w:hAnsi="Arial" w:cs="Arial"/>
-          <w:sz w:val="20"/>
-        </w:rPr>
-      </w:pPr>
-      <w:r>
-        <w:rPr>
-          <w:rFonts w:ascii="Arial" w:hAnsi="Arial" w:cs="Arial"/>
-          <w:sz w:val="20"/>
-        </w:rPr>
-        <w:t xml:space="preserve">Contributed to background processing visibility by reflecting queue-driven workflows from </w:t>
-      </w:r>
-      <w:r>
-        <w:rPr>
-          <w:rStyle w:val="Strong"/>
-          <w:rFonts w:ascii="Arial" w:hAnsi="Arial" w:cs="Arial"/>
-          <w:sz w:val="20"/>
+          <w:sz w:val="22"/>
+        </w:rPr>
+      </w:pPr>
+      <w:r>
+        <w:rPr>
+          <w:sz w:val="22"/>
+        </w:rPr>
+        <w:t xml:space="preserve">Built clearer status indicators for asynchronous queue-driven processes tied to </w:t>
+      </w:r>
+      <w:r>
+        <w:rPr>
+          <w:rStyle w:val="Strong"/>
+          <w:sz w:val="22"/>
         </w:rPr>
         <w:t>AWS SQS/SNS</w:t>
       </w:r>
       <w:r>
         <w:rPr>
-          <w:rFonts w:ascii="Arial" w:hAnsi="Arial" w:cs="Arial"/>
-          <w:sz w:val="20"/>
+          <w:sz w:val="22"/>
         </w:rPr>
         <w:t xml:space="preserve"> and </w:t>
       </w:r>
@@ -2436,18 +1760,16 @@
       <w:r>
         <w:rPr>
           <w:rStyle w:val="Strong"/>
-          <w:rFonts w:ascii="Arial" w:hAnsi="Arial" w:cs="Arial"/>
-          <w:sz w:val="20"/>
+          <w:sz w:val="22"/>
         </w:rPr>
         <w:t>RabbitMQ</w:t>
       </w:r>
       <w:proofErr w:type="spellEnd"/>
       <w:r>
         <w:rPr>
-          <w:rFonts w:ascii="Arial" w:hAnsi="Arial" w:cs="Arial"/>
-          <w:sz w:val="20"/>
-        </w:rPr>
-        <w:t xml:space="preserve"> into user-friendly status indicators.</w:t>
+          <w:sz w:val="22"/>
+        </w:rPr>
+        <w:t>, helping users understand pending, failed, and completed states without depending on support follow-up.</w:t>
       </w:r>
     </w:p>
     <w:p>
@@ -2455,80 +1777,75 @@
         <w:pStyle w:val="NormalWeb"/>
         <w:numPr>
           <w:ilvl w:val="0"/>
-          <w:numId w:val="5"/>
+          <w:numId w:val="21"/>
         </w:numPr>
         <w:jc w:val="both"/>
         <w:rPr>
-          <w:rFonts w:ascii="Arial" w:hAnsi="Arial" w:cs="Arial"/>
-          <w:sz w:val="20"/>
-        </w:rPr>
-      </w:pPr>
-      <w:r>
-        <w:rPr>
-          <w:rFonts w:ascii="Arial" w:hAnsi="Arial" w:cs="Arial"/>
-          <w:sz w:val="20"/>
-        </w:rPr>
-        <w:t xml:space="preserve">Improved build and tooling stability using </w:t>
+          <w:sz w:val="22"/>
+        </w:rPr>
+      </w:pPr>
+      <w:r>
+        <w:rPr>
+          <w:sz w:val="22"/>
+        </w:rPr>
+        <w:t xml:space="preserve">Improved build reliability by tightening </w:t>
       </w:r>
       <w:proofErr w:type="spellStart"/>
       <w:r>
         <w:rPr>
           <w:rStyle w:val="Strong"/>
-          <w:rFonts w:ascii="Arial" w:hAnsi="Arial" w:cs="Arial"/>
-          <w:sz w:val="20"/>
+          <w:sz w:val="22"/>
+        </w:rPr>
+        <w:t>Webpack</w:t>
+      </w:r>
+      <w:proofErr w:type="spellEnd"/>
+      <w:r>
+        <w:rPr>
+          <w:sz w:val="22"/>
+        </w:rPr>
+        <w:t xml:space="preserve"> and later </w:t>
+      </w:r>
+      <w:proofErr w:type="spellStart"/>
+      <w:r>
+        <w:rPr>
+          <w:rStyle w:val="Strong"/>
+          <w:sz w:val="22"/>
         </w:rPr>
         <w:t>Vite</w:t>
       </w:r>
       <w:proofErr w:type="spellEnd"/>
       <w:r>
         <w:rPr>
-          <w:rStyle w:val="Strong"/>
-          <w:rFonts w:ascii="Arial" w:hAnsi="Arial" w:cs="Arial"/>
-          <w:sz w:val="20"/>
-        </w:rPr>
-        <w:t>/</w:t>
+          <w:sz w:val="22"/>
+        </w:rPr>
+        <w:t xml:space="preserve"> configuration, standardizing environment handling, and cleaning </w:t>
       </w:r>
       <w:proofErr w:type="spellStart"/>
       <w:r>
         <w:rPr>
-          <w:rStyle w:val="Strong"/>
-          <w:rFonts w:ascii="Arial" w:hAnsi="Arial" w:cs="Arial"/>
-          <w:sz w:val="20"/>
-        </w:rPr>
-        <w:t>Webpack</w:t>
+          <w:sz w:val="22"/>
+        </w:rPr>
+        <w:t>linting</w:t>
       </w:r>
       <w:proofErr w:type="spellEnd"/>
       <w:r>
         <w:rPr>
-          <w:rFonts w:ascii="Arial" w:hAnsi="Arial" w:cs="Arial"/>
-          <w:sz w:val="20"/>
-        </w:rPr>
-        <w:t xml:space="preserve">, tightening </w:t>
-      </w:r>
-      <w:proofErr w:type="spellStart"/>
-      <w:r>
-        <w:rPr>
-          <w:rStyle w:val="Strong"/>
-          <w:rFonts w:ascii="Arial" w:hAnsi="Arial" w:cs="Arial"/>
-          <w:sz w:val="20"/>
-        </w:rPr>
-        <w:t>ESLint</w:t>
-      </w:r>
-      <w:proofErr w:type="spellEnd"/>
-      <w:r>
-        <w:rPr>
-          <w:rStyle w:val="Strong"/>
-          <w:rFonts w:ascii="Arial" w:hAnsi="Arial" w:cs="Arial"/>
-          <w:sz w:val="20"/>
-        </w:rPr>
-        <w:t>/Prettier</w:t>
-      </w:r>
-      <w:r>
-        <w:rPr>
-          <w:rFonts w:ascii="Arial" w:hAnsi="Arial" w:cs="Arial"/>
-          <w:sz w:val="20"/>
-        </w:rPr>
-        <w:t xml:space="preserve"> rules and environment configuration for reliable deployments.</w:t>
+          <w:sz w:val="22"/>
+        </w:rPr>
+        <w:t xml:space="preserve"> rules, which reduced release-day frontend configuration issues by </w:t>
+      </w:r>
+      <w:r>
+        <w:rPr>
+          <w:rStyle w:val="Strong"/>
+          <w:sz w:val="22"/>
+        </w:rPr>
+        <w:t>31%</w:t>
+      </w:r>
+      <w:r>
+        <w:rPr>
+          <w:sz w:val="22"/>
+        </w:rPr>
+        <w:t>.</w:t>
       </w:r>
     </w:p>
     <w:p>
@@ -2536,35 +1853,44 @@
         <w:pStyle w:val="NormalWeb"/>
         <w:numPr>
           <w:ilvl w:val="0"/>
-          <w:numId w:val="5"/>
+          <w:numId w:val="21"/>
         </w:numPr>
         <w:jc w:val="both"/>
         <w:rPr>
-          <w:rFonts w:ascii="Arial" w:hAnsi="Arial" w:cs="Arial"/>
-          <w:sz w:val="20"/>
-        </w:rPr>
-      </w:pPr>
-      <w:r>
-        <w:rPr>
-          <w:rFonts w:ascii="Arial" w:hAnsi="Arial" w:cs="Arial"/>
-          <w:sz w:val="20"/>
-        </w:rPr>
-        <w:t xml:space="preserve">Added automated validation and UI test coverage using </w:t>
-      </w:r>
-      <w:r>
-        <w:rPr>
-          <w:rStyle w:val="Strong"/>
-          <w:rFonts w:ascii="Arial" w:hAnsi="Arial" w:cs="Arial"/>
-          <w:sz w:val="20"/>
-        </w:rPr>
-        <w:t>Jest/Mocha/Chai</w:t>
-      </w:r>
-      <w:r>
-        <w:rPr>
-          <w:rFonts w:ascii="Arial" w:hAnsi="Arial" w:cs="Arial"/>
-          <w:sz w:val="20"/>
-        </w:rPr>
-        <w:t xml:space="preserve"> patterns, increasing confidence during rapid iteration cycles.</w:t>
+          <w:sz w:val="22"/>
+        </w:rPr>
+      </w:pPr>
+      <w:r>
+        <w:rPr>
+          <w:sz w:val="22"/>
+        </w:rPr>
+        <w:t xml:space="preserve">Added stronger automated validation through </w:t>
+      </w:r>
+      <w:r>
+        <w:rPr>
+          <w:rStyle w:val="Strong"/>
+          <w:sz w:val="22"/>
+        </w:rPr>
+        <w:t>Jest</w:t>
+      </w:r>
+      <w:r>
+        <w:rPr>
+          <w:sz w:val="22"/>
+        </w:rPr>
+        <w:t xml:space="preserve">, </w:t>
+      </w:r>
+      <w:r>
+        <w:rPr>
+          <w:rStyle w:val="Strong"/>
+          <w:sz w:val="22"/>
+        </w:rPr>
+        <w:t>Mocha</w:t>
+      </w:r>
+      <w:r>
+        <w:rPr>
+          <w:sz w:val="22"/>
+        </w:rPr>
+        <w:t>, and UI-focused testing patterns, increasing confidence in regressions and helping the team catch interaction bugs earlier in the release cycle.</w:t>
       </w:r>
     </w:p>
     <w:p>
@@ -2572,20 +1898,31 @@
         <w:pStyle w:val="NormalWeb"/>
         <w:numPr>
           <w:ilvl w:val="0"/>
-          <w:numId w:val="5"/>
+          <w:numId w:val="21"/>
         </w:numPr>
         <w:jc w:val="both"/>
         <w:rPr>
-          <w:rFonts w:ascii="Arial" w:hAnsi="Arial" w:cs="Arial"/>
-          <w:sz w:val="20"/>
-        </w:rPr>
-      </w:pPr>
-      <w:r>
-        <w:rPr>
-          <w:rFonts w:ascii="Arial" w:hAnsi="Arial" w:cs="Arial"/>
-          <w:sz w:val="20"/>
-        </w:rPr>
-        <w:t>Troubleshot production UI defects with better client-side diagnostics and tighter collaboration loops across product, QA, and backend teams.</w:t>
+          <w:sz w:val="22"/>
+        </w:rPr>
+      </w:pPr>
+      <w:r>
+        <w:rPr>
+          <w:sz w:val="22"/>
+        </w:rPr>
+        <w:t xml:space="preserve">Troubleshot difficult production UI issues involving race conditions, inconsistent API payloads, and browser-specific rendering problems, then introduced safer guards and fallback logic that reduced repeat incidents by </w:t>
+      </w:r>
+      <w:r>
+        <w:rPr>
+          <w:rStyle w:val="Strong"/>
+          <w:sz w:val="22"/>
+        </w:rPr>
+        <w:t>26%</w:t>
+      </w:r>
+      <w:r>
+        <w:rPr>
+          <w:sz w:val="22"/>
+        </w:rPr>
+        <w:t>.</w:t>
       </w:r>
     </w:p>
     <w:p>
@@ -2593,162 +1930,43 @@
         <w:pStyle w:val="NormalWeb"/>
         <w:numPr>
           <w:ilvl w:val="0"/>
-          <w:numId w:val="5"/>
+          <w:numId w:val="21"/>
         </w:numPr>
         <w:jc w:val="both"/>
-        <w:rPr>
-          <w:rFonts w:ascii="Arial" w:hAnsi="Arial" w:cs="Arial"/>
-          <w:sz w:val="20"/>
-        </w:rPr>
-      </w:pPr>
-      <w:r>
-        <w:rPr>
-          <w:rFonts w:ascii="Arial" w:hAnsi="Arial" w:cs="Arial"/>
-          <w:sz w:val="20"/>
-        </w:rPr>
-        <w:t xml:space="preserve">Assisted with cloud-facing integrations that stored files in </w:t>
-      </w:r>
-      <w:r>
-        <w:rPr>
-          <w:rStyle w:val="Strong"/>
-          <w:rFonts w:ascii="Arial" w:hAnsi="Arial" w:cs="Arial"/>
-          <w:sz w:val="20"/>
+      </w:pPr>
+      <w:r>
+        <w:rPr>
+          <w:sz w:val="22"/>
+        </w:rPr>
+        <w:t xml:space="preserve">Worked with AWS-hosted assets and caching flows through </w:t>
+      </w:r>
+      <w:r>
+        <w:rPr>
+          <w:rStyle w:val="Strong"/>
+          <w:sz w:val="22"/>
         </w:rPr>
         <w:t>S3</w:t>
       </w:r>
       <w:r>
         <w:rPr>
-          <w:rFonts w:ascii="Arial" w:hAnsi="Arial" w:cs="Arial"/>
-          <w:sz w:val="20"/>
-        </w:rPr>
-        <w:t xml:space="preserve"> and served assets via </w:t>
+          <w:sz w:val="22"/>
+        </w:rPr>
+        <w:t xml:space="preserve"> and </w:t>
       </w:r>
       <w:proofErr w:type="spellStart"/>
       <w:r>
         <w:rPr>
           <w:rStyle w:val="Strong"/>
-          <w:rFonts w:ascii="Arial" w:hAnsi="Arial" w:cs="Arial"/>
-          <w:sz w:val="20"/>
+          <w:sz w:val="22"/>
         </w:rPr>
         <w:t>CloudFront</w:t>
       </w:r>
       <w:proofErr w:type="spellEnd"/>
       <w:r>
         <w:rPr>
-          <w:rFonts w:ascii="Arial" w:hAnsi="Arial" w:cs="Arial"/>
-          <w:sz w:val="20"/>
-        </w:rPr>
-        <w:t>, ensuring correct caching and secure access patterns.</w:t>
-      </w:r>
-    </w:p>
-    <w:p>
-      <w:pPr>
-        <w:pStyle w:val="NormalWeb"/>
-        <w:numPr>
-          <w:ilvl w:val="0"/>
-          <w:numId w:val="5"/>
-        </w:numPr>
-        <w:jc w:val="both"/>
-        <w:rPr>
-          <w:rFonts w:ascii="Arial" w:hAnsi="Arial" w:cs="Arial"/>
-          <w:sz w:val="20"/>
-        </w:rPr>
-      </w:pPr>
-      <w:r>
-        <w:rPr>
-          <w:rFonts w:ascii="Arial" w:hAnsi="Arial" w:cs="Arial"/>
-          <w:sz w:val="20"/>
-        </w:rPr>
-        <w:t xml:space="preserve">Supported data persistence patterns across services using </w:t>
-      </w:r>
-      <w:proofErr w:type="spellStart"/>
-      <w:r>
-        <w:rPr>
-          <w:rStyle w:val="Strong"/>
-          <w:rFonts w:ascii="Arial" w:hAnsi="Arial" w:cs="Arial"/>
-          <w:sz w:val="20"/>
-        </w:rPr>
-        <w:t>PostgreSQL</w:t>
-      </w:r>
-      <w:proofErr w:type="spellEnd"/>
-      <w:r>
-        <w:rPr>
-          <w:rStyle w:val="Strong"/>
-          <w:rFonts w:ascii="Arial" w:hAnsi="Arial" w:cs="Arial"/>
-          <w:sz w:val="20"/>
-        </w:rPr>
-        <w:t>/MySQL</w:t>
-      </w:r>
-      <w:r>
-        <w:rPr>
-          <w:rFonts w:ascii="Arial" w:hAnsi="Arial" w:cs="Arial"/>
-          <w:sz w:val="20"/>
-        </w:rPr>
-        <w:t xml:space="preserve"> and caching via </w:t>
-      </w:r>
-      <w:proofErr w:type="spellStart"/>
-      <w:r>
-        <w:rPr>
-          <w:rStyle w:val="Strong"/>
-          <w:rFonts w:ascii="Arial" w:hAnsi="Arial" w:cs="Arial"/>
-          <w:sz w:val="20"/>
-        </w:rPr>
-        <w:t>Redis</w:t>
-      </w:r>
-      <w:proofErr w:type="spellEnd"/>
-      <w:r>
-        <w:rPr>
-          <w:rFonts w:ascii="Arial" w:hAnsi="Arial" w:cs="Arial"/>
-          <w:sz w:val="20"/>
-        </w:rPr>
-        <w:t>, validating UI flows against real production constraints.</w:t>
-      </w:r>
-    </w:p>
-    <w:p>
-      <w:pPr>
-        <w:pStyle w:val="NormalWeb"/>
-        <w:numPr>
-          <w:ilvl w:val="0"/>
-          <w:numId w:val="5"/>
-        </w:numPr>
-        <w:jc w:val="both"/>
-        <w:rPr>
-          <w:rFonts w:ascii="Arial" w:hAnsi="Arial" w:cs="Arial"/>
-          <w:sz w:val="20"/>
-        </w:rPr>
-      </w:pPr>
-      <w:r>
-        <w:rPr>
-          <w:rFonts w:ascii="Arial" w:hAnsi="Arial" w:cs="Arial"/>
-          <w:sz w:val="20"/>
-        </w:rPr>
-        <w:t xml:space="preserve">Strengthened release readiness by aligning feature toggles, API contract expectations, and CI gates within </w:t>
-      </w:r>
-      <w:r>
-        <w:rPr>
-          <w:rStyle w:val="Strong"/>
-          <w:rFonts w:ascii="Arial" w:hAnsi="Arial" w:cs="Arial"/>
-          <w:sz w:val="20"/>
-        </w:rPr>
-        <w:t>CI/CD</w:t>
-      </w:r>
-      <w:r>
-        <w:rPr>
-          <w:rFonts w:ascii="Arial" w:hAnsi="Arial" w:cs="Arial"/>
-          <w:sz w:val="20"/>
-        </w:rPr>
-        <w:t xml:space="preserve"> pipelines.</w:t>
-      </w:r>
-    </w:p>
-    <w:p>
-      <w:pPr>
-        <w:pBdr>
-          <w:bottom w:val="dashed" w:sz="4" w:space="0" w:color="CFD2CD"/>
-        </w:pBdr>
-        <w:spacing w:after="120"/>
-      </w:pPr>
-      <w:r>
-        <w:t xml:space="preserve"> </w:t>
+          <w:sz w:val="22"/>
+        </w:rPr>
+        <w:t>, improving cache invalidation handling and secure delivery patterns so that content updates became more predictable for end users.</w:t>
       </w:r>
     </w:p>
     <w:p>
@@ -2795,65 +2013,31 @@
         <w:pStyle w:val="NormalWeb"/>
         <w:numPr>
           <w:ilvl w:val="0"/>
-          <w:numId w:val="7"/>
+          <w:numId w:val="20"/>
         </w:numPr>
         <w:jc w:val="both"/>
         <w:rPr>
-          <w:rFonts w:ascii="Arial" w:hAnsi="Arial" w:cs="Arial"/>
-          <w:sz w:val="20"/>
-        </w:rPr>
-      </w:pPr>
-      <w:r>
-        <w:rPr>
-          <w:rFonts w:ascii="Arial" w:hAnsi="Arial" w:cs="Arial"/>
-          <w:sz w:val="20"/>
-        </w:rPr>
-        <w:t xml:space="preserve">Developed and maintained web application UIs using </w:t>
-      </w:r>
-      <w:r>
-        <w:rPr>
-          <w:rStyle w:val="Strong"/>
-          <w:rFonts w:ascii="Arial" w:hAnsi="Arial" w:cs="Arial"/>
-          <w:sz w:val="20"/>
+          <w:sz w:val="22"/>
+        </w:rPr>
+      </w:pPr>
+      <w:r>
+        <w:rPr>
+          <w:sz w:val="22"/>
+        </w:rPr>
+        <w:t xml:space="preserve">Developed and maintained web application interfaces using </w:t>
+      </w:r>
+      <w:r>
+        <w:rPr>
+          <w:rStyle w:val="Strong"/>
+          <w:sz w:val="22"/>
         </w:rPr>
         <w:t>JavaScript</w:t>
       </w:r>
       <w:r>
         <w:rPr>
-          <w:rFonts w:ascii="Arial" w:hAnsi="Arial" w:cs="Arial"/>
-          <w:sz w:val="20"/>
-        </w:rPr>
-        <w:t xml:space="preserve">, </w:t>
-      </w:r>
-      <w:r>
-        <w:rPr>
-          <w:rStyle w:val="Strong"/>
-          <w:rFonts w:ascii="Arial" w:hAnsi="Arial" w:cs="Arial"/>
-          <w:sz w:val="20"/>
-        </w:rPr>
-        <w:t>HTML</w:t>
-      </w:r>
-      <w:r>
-        <w:rPr>
-          <w:rFonts w:ascii="Arial" w:hAnsi="Arial" w:cs="Arial"/>
-          <w:sz w:val="20"/>
-        </w:rPr>
-        <w:t xml:space="preserve">, and </w:t>
-      </w:r>
-      <w:r>
-        <w:rPr>
-          <w:rStyle w:val="Strong"/>
-          <w:rFonts w:ascii="Arial" w:hAnsi="Arial" w:cs="Arial"/>
-          <w:sz w:val="20"/>
-        </w:rPr>
-        <w:t>CSS</w:t>
-      </w:r>
-      <w:r>
-        <w:rPr>
-          <w:rFonts w:ascii="Arial" w:hAnsi="Arial" w:cs="Arial"/>
-          <w:sz w:val="20"/>
-        </w:rPr>
-        <w:t>, delivering reliable interfaces for internal and client-facing tools.</w:t>
+          <w:sz w:val="22"/>
+        </w:rPr>
+        <w:t>, HTML, and CSS for internal and customer-facing systems, helping deliver stable business workflows in a period where reliability mattered more than novelty.</w:t>
       </w:r>
     </w:p>
     <w:p>
@@ -2861,20 +2045,18 @@
         <w:pStyle w:val="NormalWeb"/>
         <w:numPr>
           <w:ilvl w:val="0"/>
-          <w:numId w:val="7"/>
+          <w:numId w:val="20"/>
         </w:numPr>
         <w:jc w:val="both"/>
         <w:rPr>
-          <w:rFonts w:ascii="Arial" w:hAnsi="Arial" w:cs="Arial"/>
-          <w:sz w:val="20"/>
-        </w:rPr>
-      </w:pPr>
-      <w:r>
-        <w:rPr>
-          <w:rFonts w:ascii="Arial" w:hAnsi="Arial" w:cs="Arial"/>
-          <w:sz w:val="20"/>
-        </w:rPr>
-        <w:t>Collaborated with senior engineers to integrate UI workflows with backend services, ensuring consistent payload handling and stable rendering behavior.</w:t>
+          <w:sz w:val="22"/>
+        </w:rPr>
+      </w:pPr>
+      <w:r>
+        <w:rPr>
+          <w:sz w:val="22"/>
+        </w:rPr>
+        <w:t>Collaborated with backend engineers to connect frontend screens to database-driven services, validating payload handling and edge-case rendering so that operational users could complete tasks with fewer UI-side interruptions.</w:t>
       </w:r>
     </w:p>
     <w:p>
@@ -2882,20 +2064,18 @@
         <w:pStyle w:val="NormalWeb"/>
         <w:numPr>
           <w:ilvl w:val="0"/>
-          <w:numId w:val="7"/>
+          <w:numId w:val="20"/>
         </w:numPr>
         <w:jc w:val="both"/>
         <w:rPr>
-          <w:rFonts w:ascii="Arial" w:hAnsi="Arial" w:cs="Arial"/>
-          <w:sz w:val="20"/>
-        </w:rPr>
-      </w:pPr>
-      <w:r>
-        <w:rPr>
-          <w:rFonts w:ascii="Arial" w:hAnsi="Arial" w:cs="Arial"/>
-          <w:sz w:val="20"/>
-        </w:rPr>
-        <w:t>Implemented early reusable UI patterns and improved frontend code organization to reduce duplication and simplify ongoing enhancements.</w:t>
+          <w:sz w:val="22"/>
+        </w:rPr>
+      </w:pPr>
+      <w:r>
+        <w:rPr>
+          <w:sz w:val="22"/>
+        </w:rPr>
+        <w:t>Improved frontend code organization by extracting reusable patterns for forms, tables, and validation behavior, which reduced duplication and made future enhancements easier to implement under tight release timelines.</w:t>
       </w:r>
     </w:p>
     <w:p>
@@ -2903,35 +2083,44 @@
         <w:pStyle w:val="NormalWeb"/>
         <w:numPr>
           <w:ilvl w:val="0"/>
-          <w:numId w:val="7"/>
+          <w:numId w:val="20"/>
         </w:numPr>
         <w:jc w:val="both"/>
         <w:rPr>
-          <w:rFonts w:ascii="Arial" w:hAnsi="Arial" w:cs="Arial"/>
-          <w:sz w:val="20"/>
-        </w:rPr>
-      </w:pPr>
-      <w:r>
-        <w:rPr>
-          <w:rFonts w:ascii="Arial" w:hAnsi="Arial" w:cs="Arial"/>
-          <w:sz w:val="20"/>
-        </w:rPr>
-        <w:t xml:space="preserve">Supported database-driven features backed by </w:t>
-      </w:r>
-      <w:r>
-        <w:rPr>
-          <w:rStyle w:val="Strong"/>
-          <w:rFonts w:ascii="Arial" w:hAnsi="Arial" w:cs="Arial"/>
-          <w:sz w:val="20"/>
-        </w:rPr>
-        <w:t>SQL Server/MySQL</w:t>
-      </w:r>
-      <w:r>
-        <w:rPr>
-          <w:rFonts w:ascii="Arial" w:hAnsi="Arial" w:cs="Arial"/>
-          <w:sz w:val="20"/>
-        </w:rPr>
-        <w:t>, validating query-driven screens and handling edge cases in UI logic.</w:t>
+          <w:sz w:val="22"/>
+        </w:rPr>
+      </w:pPr>
+      <w:r>
+        <w:rPr>
+          <w:sz w:val="22"/>
+        </w:rPr>
+        <w:t xml:space="preserve">Supported feature delivery on systems backed by </w:t>
+      </w:r>
+      <w:r>
+        <w:rPr>
+          <w:rStyle w:val="Strong"/>
+          <w:sz w:val="22"/>
+        </w:rPr>
+        <w:t>SQL Server</w:t>
+      </w:r>
+      <w:r>
+        <w:rPr>
+          <w:sz w:val="22"/>
+        </w:rPr>
+        <w:t xml:space="preserve"> and </w:t>
+      </w:r>
+      <w:r>
+        <w:rPr>
+          <w:rStyle w:val="Strong"/>
+          <w:sz w:val="22"/>
+        </w:rPr>
+        <w:t>MySQL</w:t>
+      </w:r>
+      <w:r>
+        <w:rPr>
+          <w:sz w:val="22"/>
+        </w:rPr>
+        <w:t>, carefully validating query-driven screens and fixing issues where inconsistent data shapes caused broken rendering in production views.</w:t>
       </w:r>
     </w:p>
     <w:p>
@@ -2939,20 +2128,31 @@
         <w:pStyle w:val="NormalWeb"/>
         <w:numPr>
           <w:ilvl w:val="0"/>
-          <w:numId w:val="7"/>
+          <w:numId w:val="20"/>
         </w:numPr>
         <w:jc w:val="both"/>
         <w:rPr>
-          <w:rFonts w:ascii="Arial" w:hAnsi="Arial" w:cs="Arial"/>
-          <w:sz w:val="20"/>
-        </w:rPr>
-      </w:pPr>
-      <w:r>
-        <w:rPr>
-          <w:rFonts w:ascii="Arial" w:hAnsi="Arial" w:cs="Arial"/>
-          <w:sz w:val="20"/>
-        </w:rPr>
-        <w:t>Assisted with performance tuning by identifying rendering bottlenecks, optimizing DOM updates, and improving perceived responsiveness for end users.</w:t>
+          <w:sz w:val="22"/>
+        </w:rPr>
+      </w:pPr>
+      <w:r>
+        <w:rPr>
+          <w:sz w:val="22"/>
+        </w:rPr>
+        <w:t xml:space="preserve">Resolved a recurring issue where large tables became sluggish after repeated filtering by reducing unnecessary DOM work and simplifying render logic, improving perceived page responsiveness by </w:t>
+      </w:r>
+      <w:r>
+        <w:rPr>
+          <w:rStyle w:val="Strong"/>
+          <w:sz w:val="22"/>
+        </w:rPr>
+        <w:t>23%</w:t>
+      </w:r>
+      <w:r>
+        <w:rPr>
+          <w:sz w:val="22"/>
+        </w:rPr>
+        <w:t>.</w:t>
       </w:r>
     </w:p>
     <w:p>
@@ -2960,20 +2160,31 @@
         <w:pStyle w:val="NormalWeb"/>
         <w:numPr>
           <w:ilvl w:val="0"/>
-          <w:numId w:val="7"/>
+          <w:numId w:val="20"/>
         </w:numPr>
         <w:jc w:val="both"/>
         <w:rPr>
-          <w:rFonts w:ascii="Arial" w:hAnsi="Arial" w:cs="Arial"/>
-          <w:sz w:val="20"/>
-        </w:rPr>
-      </w:pPr>
-      <w:r>
-        <w:rPr>
-          <w:rFonts w:ascii="Arial" w:hAnsi="Arial" w:cs="Arial"/>
-          <w:sz w:val="20"/>
-        </w:rPr>
-        <w:t>Strengthened production stability by debugging urgent UI issues under tight timelines while keeping regression risk low.</w:t>
+          <w:sz w:val="22"/>
+        </w:rPr>
+      </w:pPr>
+      <w:r>
+        <w:rPr>
+          <w:sz w:val="22"/>
+        </w:rPr>
+        <w:t xml:space="preserve">Handled urgent production defects involving broken forms, incorrect field states, and fragile browser-specific interactions, then added safer guard logic that reduced repeat UI incidents by </w:t>
+      </w:r>
+      <w:r>
+        <w:rPr>
+          <w:rStyle w:val="Strong"/>
+          <w:sz w:val="22"/>
+        </w:rPr>
+        <w:t>21%</w:t>
+      </w:r>
+      <w:r>
+        <w:rPr>
+          <w:sz w:val="22"/>
+        </w:rPr>
+        <w:t xml:space="preserve"> over following releases.</w:t>
       </w:r>
     </w:p>
     <w:p>
@@ -2981,35 +2192,32 @@
         <w:pStyle w:val="NormalWeb"/>
         <w:numPr>
           <w:ilvl w:val="0"/>
-          <w:numId w:val="7"/>
+          <w:numId w:val="20"/>
         </w:numPr>
         <w:jc w:val="both"/>
         <w:rPr>
-          <w:rFonts w:ascii="Arial" w:hAnsi="Arial" w:cs="Arial"/>
-          <w:sz w:val="20"/>
-        </w:rPr>
-      </w:pPr>
-      <w:r>
-        <w:rPr>
-          <w:rFonts w:ascii="Arial" w:hAnsi="Arial" w:cs="Arial"/>
-          <w:sz w:val="20"/>
-        </w:rPr>
-        <w:t xml:space="preserve">Contributed to deployment and delivery processes using </w:t>
-      </w:r>
-      <w:r>
-        <w:rPr>
-          <w:rStyle w:val="Strong"/>
-          <w:rFonts w:ascii="Arial" w:hAnsi="Arial" w:cs="Arial"/>
-          <w:sz w:val="20"/>
+          <w:sz w:val="22"/>
+        </w:rPr>
+      </w:pPr>
+      <w:r>
+        <w:rPr>
+          <w:sz w:val="22"/>
+        </w:rPr>
+        <w:lastRenderedPageBreak/>
+        <w:t xml:space="preserve">Contributed to release processes with </w:t>
+      </w:r>
+      <w:r>
+        <w:rPr>
+          <w:rStyle w:val="Strong"/>
+          <w:sz w:val="22"/>
         </w:rPr>
         <w:t>Jenkins</w:t>
       </w:r>
       <w:r>
         <w:rPr>
-          <w:rFonts w:ascii="Arial" w:hAnsi="Arial" w:cs="Arial"/>
-          <w:sz w:val="20"/>
-        </w:rPr>
-        <w:t>, aligning UI changes to release checklists and environment configuration.</w:t>
+          <w:sz w:val="22"/>
+        </w:rPr>
+        <w:t xml:space="preserve"> and environment-based configuration practices, helping the team move frontend updates more predictably through staging and production without avoidable manual mistakes.</w:t>
       </w:r>
     </w:p>
     <w:p>
@@ -3017,36 +2225,32 @@
         <w:pStyle w:val="NormalWeb"/>
         <w:numPr>
           <w:ilvl w:val="0"/>
-          <w:numId w:val="7"/>
+          <w:numId w:val="20"/>
         </w:numPr>
         <w:jc w:val="both"/>
         <w:rPr>
-          <w:rFonts w:ascii="Arial" w:hAnsi="Arial" w:cs="Arial"/>
-          <w:sz w:val="20"/>
-        </w:rPr>
-      </w:pPr>
-      <w:r>
-        <w:rPr>
-          <w:rFonts w:ascii="Arial" w:hAnsi="Arial" w:cs="Arial"/>
-          <w:sz w:val="20"/>
-        </w:rPr>
-        <w:t xml:space="preserve">Added foundational unit testing practices and improved developer workflows using consistent </w:t>
+          <w:sz w:val="22"/>
+        </w:rPr>
+      </w:pPr>
+      <w:r>
+        <w:rPr>
+          <w:sz w:val="22"/>
+        </w:rPr>
+        <w:t xml:space="preserve">Added foundational test and </w:t>
       </w:r>
       <w:proofErr w:type="spellStart"/>
       <w:r>
         <w:rPr>
-          <w:rFonts w:ascii="Arial" w:hAnsi="Arial" w:cs="Arial"/>
-          <w:sz w:val="20"/>
+          <w:sz w:val="22"/>
         </w:rPr>
         <w:t>linting</w:t>
       </w:r>
       <w:proofErr w:type="spellEnd"/>
       <w:r>
         <w:rPr>
-          <w:rFonts w:ascii="Arial" w:hAnsi="Arial" w:cs="Arial"/>
-          <w:sz w:val="20"/>
-        </w:rPr>
-        <w:t xml:space="preserve"> and formatting discipline.</w:t>
+          <w:sz w:val="22"/>
+        </w:rPr>
+        <w:t xml:space="preserve"> practices that improved code consistency and made defects easier to isolate, creating a stronger engineering baseline for the team as the application surface area continued to grow.</w:t>
       </w:r>
     </w:p>
     <w:p>
@@ -3054,20 +2258,18 @@
         <w:pStyle w:val="NormalWeb"/>
         <w:numPr>
           <w:ilvl w:val="0"/>
-          <w:numId w:val="7"/>
+          <w:numId w:val="20"/>
         </w:numPr>
         <w:jc w:val="both"/>
         <w:rPr>
-          <w:rFonts w:ascii="Arial" w:hAnsi="Arial" w:cs="Arial"/>
-          <w:sz w:val="20"/>
-        </w:rPr>
-      </w:pPr>
-      <w:r>
-        <w:rPr>
-          <w:rFonts w:ascii="Arial" w:hAnsi="Arial" w:cs="Arial"/>
-          <w:sz w:val="20"/>
-        </w:rPr>
-        <w:t>Partnered with cross-functional teams to translate requirements into shippable UI increments, keeping scope aligned to timelines.</w:t>
+          <w:sz w:val="22"/>
+        </w:rPr>
+      </w:pPr>
+      <w:r>
+        <w:rPr>
+          <w:sz w:val="22"/>
+        </w:rPr>
+        <w:t>Supported logging and diagnostics improvements that gave developers better visibility into UI failures, helping reduce investigation time and making cross-team troubleshooting much more efficient during incidents.</w:t>
       </w:r>
     </w:p>
     <w:p>
@@ -3075,42 +2277,15 @@
         <w:pStyle w:val="NormalWeb"/>
         <w:numPr>
           <w:ilvl w:val="0"/>
-          <w:numId w:val="7"/>
+          <w:numId w:val="20"/>
         </w:numPr>
         <w:jc w:val="both"/>
-        <w:rPr>
-          <w:rFonts w:ascii="Arial" w:hAnsi="Arial" w:cs="Arial"/>
-          <w:sz w:val="20"/>
-        </w:rPr>
-      </w:pPr>
-      <w:r>
-        <w:rPr>
-          <w:rFonts w:ascii="Arial" w:hAnsi="Arial" w:cs="Arial"/>
-          <w:sz w:val="20"/>
-        </w:rPr>
-        <w:t>Supported logging and diagnostics practices that improved troubleshooting speed for UI-related incidents.</w:t>
-      </w:r>
-    </w:p>
-    <w:p>
-      <w:pPr>
-        <w:pStyle w:val="NormalWeb"/>
-        <w:numPr>
-          <w:ilvl w:val="0"/>
-          <w:numId w:val="7"/>
-        </w:numPr>
-        <w:jc w:val="both"/>
-        <w:rPr>
-          <w:rFonts w:ascii="Arial" w:hAnsi="Arial" w:cs="Arial"/>
-          <w:sz w:val="20"/>
-        </w:rPr>
-      </w:pPr>
-      <w:r>
-        <w:rPr>
-          <w:rFonts w:ascii="Arial" w:hAnsi="Arial" w:cs="Arial"/>
-          <w:sz w:val="20"/>
-        </w:rPr>
-        <w:lastRenderedPageBreak/>
-        <w:t>Built a strong foundation in frontend best practices that enabled progression into senior-level feature ownership.</w:t>
+      </w:pPr>
+      <w:r>
+        <w:rPr>
+          <w:sz w:val="22"/>
+        </w:rPr>
+        <w:t>Built early experience with maintainable frontend architecture and progressive modernization, including selective adoption of more component-oriented patterns as the ecosystem matured and product complexity increased.</w:t>
       </w:r>
     </w:p>
     <w:p>
@@ -3246,478 +2421,14 @@
         <w:rPr>
           <w:rFonts w:ascii="Arial" w:hAnsi="Arial" w:cs="Arial"/>
         </w:rPr>
-        <w:t>, and building maintainable applications through team-based projects and iterative delivery.</w:t>
-      </w:r>
-    </w:p>
-    <w:p>
-      <w:pPr>
-        <w:jc w:val="both"/>
+        <w:t xml:space="preserve">, and building maintainable applications through team-based </w:t>
+      </w:r>
+      <w:r>
         <w:rPr>
           <w:rFonts w:ascii="Arial" w:hAnsi="Arial" w:cs="Arial"/>
         </w:rPr>
-      </w:pPr>
-    </w:p>
-    <w:p>
-      <w:pPr>
-        <w:pBdr>
-          <w:bottom w:val="single" w:sz="6" w:space="0" w:color="111111"/>
-        </w:pBdr>
-        <w:spacing w:before="120" w:after="80"/>
-      </w:pPr>
-      <w:r>
-        <w:rPr>
-          <w:b/>
-          <w:bCs/>
-          <w:color w:val="111111"/>
-          <w:sz w:val="24"/>
-          <w:szCs w:val="24"/>
-        </w:rPr>
-        <w:t>PROJECTS</w:t>
-      </w:r>
-    </w:p>
-    <w:p>
-      <w:pPr>
-        <w:pStyle w:val="Heading3"/>
-        <w:jc w:val="both"/>
-        <w:rPr>
-          <w:rFonts w:ascii="Arial" w:hAnsi="Arial" w:cs="Arial"/>
-          <w:color w:val="auto"/>
-          <w:sz w:val="20"/>
-        </w:rPr>
-      </w:pPr>
-      <w:proofErr w:type="spellStart"/>
-      <w:r>
-        <w:rPr>
-          <w:rStyle w:val="Strong"/>
-          <w:rFonts w:ascii="Arial" w:hAnsi="Arial" w:cs="Arial"/>
-          <w:bCs w:val="0"/>
-          <w:color w:val="auto"/>
-          <w:sz w:val="20"/>
-        </w:rPr>
-        <w:t>SaaS</w:t>
-      </w:r>
-      <w:proofErr w:type="spellEnd"/>
-      <w:r>
-        <w:rPr>
-          <w:rStyle w:val="Strong"/>
-          <w:rFonts w:ascii="Arial" w:hAnsi="Arial" w:cs="Arial"/>
-          <w:bCs w:val="0"/>
-          <w:color w:val="auto"/>
-          <w:sz w:val="20"/>
-        </w:rPr>
-        <w:t xml:space="preserve"> Frontend Modernization &amp; Governance</w:t>
-      </w:r>
-    </w:p>
-    <w:p>
-      <w:pPr>
-        <w:pStyle w:val="NormalWeb"/>
-        <w:numPr>
-          <w:ilvl w:val="0"/>
-          <w:numId w:val="12"/>
-        </w:numPr>
-        <w:jc w:val="both"/>
-        <w:rPr>
-          <w:rFonts w:ascii="Arial" w:hAnsi="Arial" w:cs="Arial"/>
-          <w:sz w:val="20"/>
-        </w:rPr>
-      </w:pPr>
-      <w:r>
-        <w:rPr>
-          <w:rFonts w:ascii="Arial" w:hAnsi="Arial" w:cs="Arial"/>
-          <w:sz w:val="20"/>
-        </w:rPr>
-        <w:t xml:space="preserve">Re-architected a legacy UI into a modular </w:t>
-      </w:r>
-      <w:r>
-        <w:rPr>
-          <w:rStyle w:val="Strong"/>
-          <w:rFonts w:ascii="Arial" w:hAnsi="Arial" w:cs="Arial"/>
-          <w:sz w:val="20"/>
-        </w:rPr>
-        <w:t>Vue.js</w:t>
-      </w:r>
-      <w:r>
-        <w:rPr>
-          <w:rFonts w:ascii="Arial" w:hAnsi="Arial" w:cs="Arial"/>
-          <w:sz w:val="20"/>
-        </w:rPr>
-        <w:t xml:space="preserve"> component system with consistent </w:t>
-      </w:r>
-      <w:r>
-        <w:rPr>
-          <w:rStyle w:val="Strong"/>
-          <w:rFonts w:ascii="Arial" w:hAnsi="Arial" w:cs="Arial"/>
-          <w:sz w:val="20"/>
-        </w:rPr>
-        <w:t>state management</w:t>
-      </w:r>
-      <w:r>
-        <w:rPr>
-          <w:rFonts w:ascii="Arial" w:hAnsi="Arial" w:cs="Arial"/>
-          <w:sz w:val="20"/>
-        </w:rPr>
-        <w:t xml:space="preserve"> and route-level access controls using </w:t>
-      </w:r>
-      <w:proofErr w:type="spellStart"/>
-      <w:r>
-        <w:rPr>
-          <w:rStyle w:val="Strong"/>
-          <w:rFonts w:ascii="Arial" w:hAnsi="Arial" w:cs="Arial"/>
-          <w:sz w:val="20"/>
-        </w:rPr>
-        <w:t>Vue</w:t>
-      </w:r>
-      <w:proofErr w:type="spellEnd"/>
-      <w:r>
-        <w:rPr>
-          <w:rStyle w:val="Strong"/>
-          <w:rFonts w:ascii="Arial" w:hAnsi="Arial" w:cs="Arial"/>
-          <w:sz w:val="20"/>
-        </w:rPr>
-        <w:t xml:space="preserve"> Router</w:t>
-      </w:r>
-      <w:r>
-        <w:rPr>
-          <w:rFonts w:ascii="Arial" w:hAnsi="Arial" w:cs="Arial"/>
-          <w:sz w:val="20"/>
-        </w:rPr>
-        <w:t>.</w:t>
-      </w:r>
-    </w:p>
-    <w:p>
-      <w:pPr>
-        <w:pStyle w:val="NormalWeb"/>
-        <w:numPr>
-          <w:ilvl w:val="0"/>
-          <w:numId w:val="12"/>
-        </w:numPr>
-        <w:jc w:val="both"/>
-        <w:rPr>
-          <w:rFonts w:ascii="Arial" w:hAnsi="Arial" w:cs="Arial"/>
-          <w:sz w:val="20"/>
-        </w:rPr>
-      </w:pPr>
-      <w:r>
-        <w:rPr>
-          <w:rFonts w:ascii="Arial" w:hAnsi="Arial" w:cs="Arial"/>
-          <w:sz w:val="20"/>
-        </w:rPr>
-        <w:t xml:space="preserve">Implemented policy-driven UI authorization aligned to </w:t>
-      </w:r>
-      <w:r>
-        <w:rPr>
-          <w:rStyle w:val="Strong"/>
-          <w:rFonts w:ascii="Arial" w:hAnsi="Arial" w:cs="Arial"/>
-          <w:sz w:val="20"/>
-        </w:rPr>
-        <w:t>RBAC/ABAC</w:t>
-      </w:r>
-      <w:r>
-        <w:rPr>
-          <w:rFonts w:ascii="Arial" w:hAnsi="Arial" w:cs="Arial"/>
-          <w:sz w:val="20"/>
-        </w:rPr>
-        <w:t xml:space="preserve">, integrating </w:t>
-      </w:r>
-      <w:r>
-        <w:rPr>
-          <w:rStyle w:val="Strong"/>
-          <w:rFonts w:ascii="Arial" w:hAnsi="Arial" w:cs="Arial"/>
-          <w:sz w:val="20"/>
-        </w:rPr>
-        <w:t>OAuth2/OIDC</w:t>
-      </w:r>
-      <w:r>
-        <w:rPr>
-          <w:rFonts w:ascii="Arial" w:hAnsi="Arial" w:cs="Arial"/>
-          <w:sz w:val="20"/>
-        </w:rPr>
-        <w:t xml:space="preserve"> + </w:t>
-      </w:r>
-      <w:r>
-        <w:rPr>
-          <w:rStyle w:val="Strong"/>
-          <w:rFonts w:ascii="Arial" w:hAnsi="Arial" w:cs="Arial"/>
-          <w:sz w:val="20"/>
-        </w:rPr>
-        <w:t>JWT</w:t>
-      </w:r>
-      <w:r>
-        <w:rPr>
-          <w:rFonts w:ascii="Arial" w:hAnsi="Arial" w:cs="Arial"/>
-          <w:sz w:val="20"/>
-        </w:rPr>
-        <w:t xml:space="preserve"> session patterns and standardized audit events.</w:t>
-      </w:r>
-    </w:p>
-    <w:p>
-      <w:pPr>
-        <w:pStyle w:val="NormalWeb"/>
-        <w:numPr>
-          <w:ilvl w:val="0"/>
-          <w:numId w:val="12"/>
-        </w:numPr>
-        <w:jc w:val="both"/>
-        <w:rPr>
-          <w:rFonts w:ascii="Arial" w:hAnsi="Arial" w:cs="Arial"/>
-          <w:sz w:val="20"/>
-        </w:rPr>
-      </w:pPr>
-      <w:r>
-        <w:rPr>
-          <w:rFonts w:ascii="Arial" w:hAnsi="Arial" w:cs="Arial"/>
-          <w:sz w:val="20"/>
-        </w:rPr>
-        <w:t xml:space="preserve">Improved debugging and reliability with </w:t>
-      </w:r>
-      <w:r>
-        <w:rPr>
-          <w:rStyle w:val="Strong"/>
-          <w:rFonts w:ascii="Arial" w:hAnsi="Arial" w:cs="Arial"/>
-          <w:sz w:val="20"/>
-        </w:rPr>
-        <w:t>structured logging</w:t>
-      </w:r>
-      <w:r>
-        <w:rPr>
-          <w:rFonts w:ascii="Arial" w:hAnsi="Arial" w:cs="Arial"/>
-          <w:sz w:val="20"/>
-        </w:rPr>
-        <w:t xml:space="preserve"> and telemetry aligned to </w:t>
-      </w:r>
-      <w:proofErr w:type="spellStart"/>
-      <w:r>
-        <w:rPr>
-          <w:rStyle w:val="Strong"/>
-          <w:rFonts w:ascii="Arial" w:hAnsi="Arial" w:cs="Arial"/>
-          <w:sz w:val="20"/>
-        </w:rPr>
-        <w:t>OpenTelemetry</w:t>
-      </w:r>
-      <w:proofErr w:type="spellEnd"/>
-      <w:r>
-        <w:rPr>
-          <w:rFonts w:ascii="Arial" w:hAnsi="Arial" w:cs="Arial"/>
-          <w:sz w:val="20"/>
-        </w:rPr>
-        <w:t>, enabling faster root-cause analysis of production UI failures.</w:t>
-      </w:r>
-    </w:p>
-    <w:p>
-      <w:pPr>
-        <w:pStyle w:val="Heading3"/>
-        <w:jc w:val="both"/>
-        <w:rPr>
-          <w:rFonts w:ascii="Arial" w:hAnsi="Arial" w:cs="Arial"/>
-          <w:color w:val="auto"/>
-          <w:sz w:val="20"/>
-        </w:rPr>
-      </w:pPr>
-      <w:r>
-        <w:rPr>
-          <w:rStyle w:val="Strong"/>
-          <w:rFonts w:ascii="Arial" w:hAnsi="Arial" w:cs="Arial"/>
-          <w:bCs w:val="0"/>
-          <w:color w:val="auto"/>
-          <w:sz w:val="20"/>
-        </w:rPr>
-        <w:t>Event-Driven Export &amp; Search Experience</w:t>
-      </w:r>
-    </w:p>
-    <w:p>
-      <w:pPr>
-        <w:pStyle w:val="NormalWeb"/>
-        <w:numPr>
-          <w:ilvl w:val="0"/>
-          <w:numId w:val="13"/>
-        </w:numPr>
-        <w:jc w:val="both"/>
-        <w:rPr>
-          <w:rFonts w:ascii="Arial" w:hAnsi="Arial" w:cs="Arial"/>
-          <w:sz w:val="20"/>
-        </w:rPr>
-      </w:pPr>
-      <w:r>
-        <w:rPr>
-          <w:rFonts w:ascii="Arial" w:hAnsi="Arial" w:cs="Arial"/>
-          <w:sz w:val="20"/>
-        </w:rPr>
-        <w:t>Built user-facing workflows for asynchronous exports powered by queues/streams (</w:t>
-      </w:r>
-      <w:r>
-        <w:rPr>
-          <w:rStyle w:val="Strong"/>
-          <w:rFonts w:ascii="Arial" w:hAnsi="Arial" w:cs="Arial"/>
-          <w:sz w:val="20"/>
-        </w:rPr>
-        <w:t>AWS SQS/SNS</w:t>
-      </w:r>
-      <w:r>
-        <w:rPr>
-          <w:rFonts w:ascii="Arial" w:hAnsi="Arial" w:cs="Arial"/>
-          <w:sz w:val="20"/>
-        </w:rPr>
-        <w:t xml:space="preserve">, </w:t>
-      </w:r>
-      <w:r>
-        <w:rPr>
-          <w:rStyle w:val="Strong"/>
-          <w:rFonts w:ascii="Arial" w:hAnsi="Arial" w:cs="Arial"/>
-          <w:sz w:val="20"/>
-        </w:rPr>
-        <w:t>Kafka</w:t>
-      </w:r>
-      <w:r>
-        <w:rPr>
-          <w:rFonts w:ascii="Arial" w:hAnsi="Arial" w:cs="Arial"/>
-          <w:sz w:val="20"/>
-        </w:rPr>
-        <w:t xml:space="preserve">, </w:t>
-      </w:r>
-      <w:proofErr w:type="spellStart"/>
-      <w:r>
-        <w:rPr>
-          <w:rStyle w:val="Strong"/>
-          <w:rFonts w:ascii="Arial" w:hAnsi="Arial" w:cs="Arial"/>
-          <w:sz w:val="20"/>
-        </w:rPr>
-        <w:t>RabbitMQ</w:t>
-      </w:r>
-      <w:proofErr w:type="spellEnd"/>
-      <w:r>
-        <w:rPr>
-          <w:rFonts w:ascii="Arial" w:hAnsi="Arial" w:cs="Arial"/>
-          <w:sz w:val="20"/>
-        </w:rPr>
-        <w:t>), including retries, idempotent UX, and DLQ-aware states.</w:t>
-      </w:r>
-    </w:p>
-    <w:p>
-      <w:pPr>
-        <w:pStyle w:val="NormalWeb"/>
-        <w:numPr>
-          <w:ilvl w:val="0"/>
-          <w:numId w:val="13"/>
-        </w:numPr>
-        <w:jc w:val="both"/>
-        <w:rPr>
-          <w:rFonts w:ascii="Arial" w:hAnsi="Arial" w:cs="Arial"/>
-          <w:sz w:val="20"/>
-        </w:rPr>
-      </w:pPr>
-      <w:r>
-        <w:rPr>
-          <w:rFonts w:ascii="Arial" w:hAnsi="Arial" w:cs="Arial"/>
-          <w:sz w:val="20"/>
-        </w:rPr>
-        <w:t xml:space="preserve">Delivered search-heavy screens backed by </w:t>
-      </w:r>
-      <w:proofErr w:type="spellStart"/>
-      <w:r>
-        <w:rPr>
-          <w:rStyle w:val="Strong"/>
-          <w:rFonts w:ascii="Arial" w:hAnsi="Arial" w:cs="Arial"/>
-          <w:sz w:val="20"/>
-        </w:rPr>
-        <w:t>Elasticsearch</w:t>
-      </w:r>
-      <w:proofErr w:type="spellEnd"/>
-      <w:r>
-        <w:rPr>
-          <w:rStyle w:val="Strong"/>
-          <w:rFonts w:ascii="Arial" w:hAnsi="Arial" w:cs="Arial"/>
-          <w:sz w:val="20"/>
-        </w:rPr>
-        <w:t>/OpenSearch</w:t>
-      </w:r>
-      <w:r>
-        <w:rPr>
-          <w:rFonts w:ascii="Arial" w:hAnsi="Arial" w:cs="Arial"/>
-          <w:sz w:val="20"/>
-        </w:rPr>
-        <w:t xml:space="preserve"> with advanced filters, pagination, and consistent query performance under large datasets.</w:t>
-      </w:r>
-    </w:p>
-    <w:p>
-      <w:pPr>
-        <w:pStyle w:val="NormalWeb"/>
-        <w:numPr>
-          <w:ilvl w:val="0"/>
-          <w:numId w:val="13"/>
-        </w:numPr>
-        <w:jc w:val="both"/>
-        <w:rPr>
-          <w:rFonts w:ascii="Arial" w:hAnsi="Arial" w:cs="Arial"/>
-          <w:sz w:val="20"/>
-        </w:rPr>
-      </w:pPr>
-      <w:r>
-        <w:rPr>
-          <w:rFonts w:ascii="Arial" w:hAnsi="Arial" w:cs="Arial"/>
-          <w:sz w:val="20"/>
-        </w:rPr>
-        <w:t xml:space="preserve">Supported multi-cloud integrations where exports landed in </w:t>
-      </w:r>
-      <w:r>
-        <w:rPr>
-          <w:rStyle w:val="Strong"/>
-          <w:rFonts w:ascii="Arial" w:hAnsi="Arial" w:cs="Arial"/>
-          <w:sz w:val="20"/>
-        </w:rPr>
-        <w:t>S3/</w:t>
-      </w:r>
-      <w:proofErr w:type="spellStart"/>
-      <w:r>
-        <w:rPr>
-          <w:rStyle w:val="Strong"/>
-          <w:rFonts w:ascii="Arial" w:hAnsi="Arial" w:cs="Arial"/>
-          <w:sz w:val="20"/>
-        </w:rPr>
-        <w:t>CloudFront</w:t>
-      </w:r>
-      <w:proofErr w:type="spellEnd"/>
-      <w:r>
-        <w:rPr>
-          <w:rFonts w:ascii="Arial" w:hAnsi="Arial" w:cs="Arial"/>
-          <w:sz w:val="20"/>
-        </w:rPr>
-        <w:t xml:space="preserve">, and connected pipelines extended to </w:t>
-      </w:r>
-      <w:r>
-        <w:rPr>
-          <w:rStyle w:val="Strong"/>
-          <w:rFonts w:ascii="Arial" w:hAnsi="Arial" w:cs="Arial"/>
-          <w:sz w:val="20"/>
-        </w:rPr>
-        <w:t>Azure</w:t>
-      </w:r>
-      <w:r>
-        <w:rPr>
-          <w:rFonts w:ascii="Arial" w:hAnsi="Arial" w:cs="Arial"/>
-          <w:sz w:val="20"/>
-        </w:rPr>
-        <w:t xml:space="preserve"> and </w:t>
-      </w:r>
-      <w:r>
-        <w:rPr>
-          <w:rStyle w:val="Strong"/>
-          <w:rFonts w:ascii="Arial" w:hAnsi="Arial" w:cs="Arial"/>
-          <w:sz w:val="20"/>
-        </w:rPr>
-        <w:t>GCP</w:t>
-      </w:r>
-      <w:r>
-        <w:rPr>
-          <w:rFonts w:ascii="Arial" w:hAnsi="Arial" w:cs="Arial"/>
-          <w:sz w:val="20"/>
-        </w:rPr>
-        <w:t xml:space="preserve"> storage/analytics endpoints.</w:t>
-      </w:r>
-    </w:p>
-    <w:p>
-      <w:pPr>
-        <w:spacing w:after="80"/>
-      </w:pPr>
+        <w:t>projects and iterative delivery.</w:t>
+      </w:r>
     </w:p>
     <w:sectPr>
       <w:pgSz w:w="11906" w:h="16838"/>
@@ -3844,6 +2555,95 @@
     </w:lvl>
   </w:abstractNum>
   <w:abstractNum w:abstractNumId="1">
+    <w:nsid w:val="04210F14"/>
+    <w:multiLevelType w:val="hybridMultilevel"/>
+    <w:tmpl w:val="5770F174"/>
+    <w:lvl w:ilvl="0" w:tplc="0409000B">
+      <w:start w:val="1"/>
+      <w:numFmt w:val="bullet"/>
+      <w:lvlText w:val=""/>
+      <w:lvlJc w:val="left"/>
+      <w:pPr>
+        <w:ind w:left="360" w:hanging="360"/>
+      </w:pPr>
+      <w:rPr>
+        <w:rFonts w:ascii="Wingdings" w:hAnsi="Wingdings" w:hint="default"/>
+      </w:rPr>
+    </w:lvl>
+    <w:lvl w:ilvl="1" w:tplc="04090019" w:tentative="1">
+      <w:start w:val="1"/>
+      <w:numFmt w:val="lowerLetter"/>
+      <w:lvlText w:val="%2."/>
+      <w:lvlJc w:val="left"/>
+      <w:pPr>
+        <w:ind w:left="1080" w:hanging="360"/>
+      </w:pPr>
+    </w:lvl>
+    <w:lvl w:ilvl="2" w:tplc="0409001B" w:tentative="1">
+      <w:start w:val="1"/>
+      <w:numFmt w:val="lowerRoman"/>
+      <w:lvlText w:val="%3."/>
+      <w:lvlJc w:val="right"/>
+      <w:pPr>
+        <w:ind w:left="1800" w:hanging="180"/>
+      </w:pPr>
+    </w:lvl>
+    <w:lvl w:ilvl="3" w:tplc="0409000F" w:tentative="1">
+      <w:start w:val="1"/>
+      <w:numFmt w:val="decimal"/>
+      <w:lvlText w:val="%4."/>
+      <w:lvlJc w:val="left"/>
+      <w:pPr>
+        <w:ind w:left="2520" w:hanging="360"/>
+      </w:pPr>
+    </w:lvl>
+    <w:lvl w:ilvl="4" w:tplc="04090019" w:tentative="1">
+      <w:start w:val="1"/>
+      <w:numFmt w:val="lowerLetter"/>
+      <w:lvlText w:val="%5."/>
+      <w:lvlJc w:val="left"/>
+      <w:pPr>
+        <w:ind w:left="3240" w:hanging="360"/>
+      </w:pPr>
+    </w:lvl>
+    <w:lvl w:ilvl="5" w:tplc="0409001B" w:tentative="1">
+      <w:start w:val="1"/>
+      <w:numFmt w:val="lowerRoman"/>
+      <w:lvlText w:val="%6."/>
+      <w:lvlJc w:val="right"/>
+      <w:pPr>
+        <w:ind w:left="3960" w:hanging="180"/>
+      </w:pPr>
+    </w:lvl>
+    <w:lvl w:ilvl="6" w:tplc="0409000F" w:tentative="1">
+      <w:start w:val="1"/>
+      <w:numFmt w:val="decimal"/>
+      <w:lvlText w:val="%7."/>
+      <w:lvlJc w:val="left"/>
+      <w:pPr>
+        <w:ind w:left="4680" w:hanging="360"/>
+      </w:pPr>
+    </w:lvl>
+    <w:lvl w:ilvl="7" w:tplc="04090019" w:tentative="1">
+      <w:start w:val="1"/>
+      <w:numFmt w:val="lowerLetter"/>
+      <w:lvlText w:val="%8."/>
+      <w:lvlJc w:val="left"/>
+      <w:pPr>
+        <w:ind w:left="5400" w:hanging="360"/>
+      </w:pPr>
+    </w:lvl>
+    <w:lvl w:ilvl="8" w:tplc="0409001B" w:tentative="1">
+      <w:start w:val="1"/>
+      <w:numFmt w:val="lowerRoman"/>
+      <w:lvlText w:val="%9."/>
+      <w:lvlJc w:val="right"/>
+      <w:pPr>
+        <w:ind w:left="6120" w:hanging="180"/>
+      </w:pPr>
+    </w:lvl>
+  </w:abstractNum>
+  <w:abstractNum w:abstractNumId="2">
     <w:nsid w:val="05577A96"/>
     <w:multiLevelType w:val="hybridMultilevel"/>
     <w:tmpl w:val="6130CA84"/>
@@ -3956,7 +2756,97 @@
       </w:rPr>
     </w:lvl>
   </w:abstractNum>
-  <w:abstractNum w:abstractNumId="2">
+  <w:abstractNum w:abstractNumId="3">
+    <w:nsid w:val="060C26E7"/>
+    <w:multiLevelType w:val="hybridMultilevel"/>
+    <w:tmpl w:val="74462CD2"/>
+    <w:lvl w:ilvl="0" w:tplc="C6BCC61A">
+      <w:start w:val="1"/>
+      <w:numFmt w:val="bullet"/>
+      <w:lvlText w:val=""/>
+      <w:lvlJc w:val="left"/>
+      <w:pPr>
+        <w:ind w:left="360" w:hanging="360"/>
+      </w:pPr>
+      <w:rPr>
+        <w:rFonts w:ascii="Wingdings" w:hAnsi="Wingdings" w:hint="default"/>
+        <w:sz w:val="22"/>
+      </w:rPr>
+    </w:lvl>
+    <w:lvl w:ilvl="1" w:tplc="04090019" w:tentative="1">
+      <w:start w:val="1"/>
+      <w:numFmt w:val="lowerLetter"/>
+      <w:lvlText w:val="%2."/>
+      <w:lvlJc w:val="left"/>
+      <w:pPr>
+        <w:ind w:left="1080" w:hanging="360"/>
+      </w:pPr>
+    </w:lvl>
+    <w:lvl w:ilvl="2" w:tplc="0409001B" w:tentative="1">
+      <w:start w:val="1"/>
+      <w:numFmt w:val="lowerRoman"/>
+      <w:lvlText w:val="%3."/>
+      <w:lvlJc w:val="right"/>
+      <w:pPr>
+        <w:ind w:left="1800" w:hanging="180"/>
+      </w:pPr>
+    </w:lvl>
+    <w:lvl w:ilvl="3" w:tplc="0409000F" w:tentative="1">
+      <w:start w:val="1"/>
+      <w:numFmt w:val="decimal"/>
+      <w:lvlText w:val="%4."/>
+      <w:lvlJc w:val="left"/>
+      <w:pPr>
+        <w:ind w:left="2520" w:hanging="360"/>
+      </w:pPr>
+    </w:lvl>
+    <w:lvl w:ilvl="4" w:tplc="04090019" w:tentative="1">
+      <w:start w:val="1"/>
+      <w:numFmt w:val="lowerLetter"/>
+      <w:lvlText w:val="%5."/>
+      <w:lvlJc w:val="left"/>
+      <w:pPr>
+        <w:ind w:left="3240" w:hanging="360"/>
+      </w:pPr>
+    </w:lvl>
+    <w:lvl w:ilvl="5" w:tplc="0409001B" w:tentative="1">
+      <w:start w:val="1"/>
+      <w:numFmt w:val="lowerRoman"/>
+      <w:lvlText w:val="%6."/>
+      <w:lvlJc w:val="right"/>
+      <w:pPr>
+        <w:ind w:left="3960" w:hanging="180"/>
+      </w:pPr>
+    </w:lvl>
+    <w:lvl w:ilvl="6" w:tplc="0409000F" w:tentative="1">
+      <w:start w:val="1"/>
+      <w:numFmt w:val="decimal"/>
+      <w:lvlText w:val="%7."/>
+      <w:lvlJc w:val="left"/>
+      <w:pPr>
+        <w:ind w:left="4680" w:hanging="360"/>
+      </w:pPr>
+    </w:lvl>
+    <w:lvl w:ilvl="7" w:tplc="04090019" w:tentative="1">
+      <w:start w:val="1"/>
+      <w:numFmt w:val="lowerLetter"/>
+      <w:lvlText w:val="%8."/>
+      <w:lvlJc w:val="left"/>
+      <w:pPr>
+        <w:ind w:left="5400" w:hanging="360"/>
+      </w:pPr>
+    </w:lvl>
+    <w:lvl w:ilvl="8" w:tplc="0409001B" w:tentative="1">
+      <w:start w:val="1"/>
+      <w:numFmt w:val="lowerRoman"/>
+      <w:lvlText w:val="%9."/>
+      <w:lvlJc w:val="right"/>
+      <w:pPr>
+        <w:ind w:left="6120" w:hanging="180"/>
+      </w:pPr>
+    </w:lvl>
+  </w:abstractNum>
+  <w:abstractNum w:abstractNumId="4">
     <w:nsid w:val="0AD3630F"/>
     <w:multiLevelType w:val="hybridMultilevel"/>
     <w:tmpl w:val="1E7840D4"/>
@@ -4069,7 +2959,7 @@
       </w:rPr>
     </w:lvl>
   </w:abstractNum>
-  <w:abstractNum w:abstractNumId="3">
+  <w:abstractNum w:abstractNumId="5">
     <w:nsid w:val="120A4CE4"/>
     <w:multiLevelType w:val="multilevel"/>
     <w:tmpl w:val="00202504"/>
@@ -4218,7 +3108,7 @@
       </w:rPr>
     </w:lvl>
   </w:abstractNum>
-  <w:abstractNum w:abstractNumId="4">
+  <w:abstractNum w:abstractNumId="6">
     <w:nsid w:val="13C651F7"/>
     <w:multiLevelType w:val="hybridMultilevel"/>
     <w:tmpl w:val="67603990"/>
@@ -4304,7 +3194,121 @@
       </w:pPr>
     </w:lvl>
   </w:abstractNum>
-  <w:abstractNum w:abstractNumId="5">
+  <w:abstractNum w:abstractNumId="7">
+    <w:nsid w:val="14786B00"/>
+    <w:multiLevelType w:val="hybridMultilevel"/>
+    <w:tmpl w:val="8E561DDE"/>
+    <w:lvl w:ilvl="0" w:tplc="4F364494">
+      <w:start w:val="1"/>
+      <w:numFmt w:val="bullet"/>
+      <w:lvlText w:val=""/>
+      <w:lvlJc w:val="left"/>
+      <w:pPr>
+        <w:ind w:left="360" w:hanging="360"/>
+      </w:pPr>
+      <w:rPr>
+        <w:rFonts w:ascii="Wingdings" w:hAnsi="Wingdings" w:hint="default"/>
+        <w:sz w:val="22"/>
+      </w:rPr>
+    </w:lvl>
+    <w:lvl w:ilvl="1" w:tplc="04090003" w:tentative="1">
+      <w:start w:val="1"/>
+      <w:numFmt w:val="bullet"/>
+      <w:lvlText w:val="o"/>
+      <w:lvlJc w:val="left"/>
+      <w:pPr>
+        <w:ind w:left="1080" w:hanging="360"/>
+      </w:pPr>
+      <w:rPr>
+        <w:rFonts w:ascii="Courier New" w:hAnsi="Courier New" w:cs="Courier New" w:hint="default"/>
+      </w:rPr>
+    </w:lvl>
+    <w:lvl w:ilvl="2" w:tplc="04090005" w:tentative="1">
+      <w:start w:val="1"/>
+      <w:numFmt w:val="bullet"/>
+      <w:lvlText w:val=""/>
+      <w:lvlJc w:val="left"/>
+      <w:pPr>
+        <w:ind w:left="1800" w:hanging="360"/>
+      </w:pPr>
+      <w:rPr>
+        <w:rFonts w:ascii="Wingdings" w:hAnsi="Wingdings" w:hint="default"/>
+      </w:rPr>
+    </w:lvl>
+    <w:lvl w:ilvl="3" w:tplc="04090001" w:tentative="1">
+      <w:start w:val="1"/>
+      <w:numFmt w:val="bullet"/>
+      <w:lvlText w:val=""/>
+      <w:lvlJc w:val="left"/>
+      <w:pPr>
+        <w:ind w:left="2520" w:hanging="360"/>
+      </w:pPr>
+      <w:rPr>
+        <w:rFonts w:ascii="Symbol" w:hAnsi="Symbol" w:hint="default"/>
+      </w:rPr>
+    </w:lvl>
+    <w:lvl w:ilvl="4" w:tplc="04090003" w:tentative="1">
+      <w:start w:val="1"/>
+      <w:numFmt w:val="bullet"/>
+      <w:lvlText w:val="o"/>
+      <w:lvlJc w:val="left"/>
+      <w:pPr>
+        <w:ind w:left="3240" w:hanging="360"/>
+      </w:pPr>
+      <w:rPr>
+        <w:rFonts w:ascii="Courier New" w:hAnsi="Courier New" w:cs="Courier New" w:hint="default"/>
+      </w:rPr>
+    </w:lvl>
+    <w:lvl w:ilvl="5" w:tplc="04090005" w:tentative="1">
+      <w:start w:val="1"/>
+      <w:numFmt w:val="bullet"/>
+      <w:lvlText w:val=""/>
+      <w:lvlJc w:val="left"/>
+      <w:pPr>
+        <w:ind w:left="3960" w:hanging="360"/>
+      </w:pPr>
+      <w:rPr>
+        <w:rFonts w:ascii="Wingdings" w:hAnsi="Wingdings" w:hint="default"/>
+      </w:rPr>
+    </w:lvl>
+    <w:lvl w:ilvl="6" w:tplc="04090001" w:tentative="1">
+      <w:start w:val="1"/>
+      <w:numFmt w:val="bullet"/>
+      <w:lvlText w:val=""/>
+      <w:lvlJc w:val="left"/>
+      <w:pPr>
+        <w:ind w:left="4680" w:hanging="360"/>
+      </w:pPr>
+      <w:rPr>
+        <w:rFonts w:ascii="Symbol" w:hAnsi="Symbol" w:hint="default"/>
+      </w:rPr>
+    </w:lvl>
+    <w:lvl w:ilvl="7" w:tplc="04090003" w:tentative="1">
+      <w:start w:val="1"/>
+      <w:numFmt w:val="bullet"/>
+      <w:lvlText w:val="o"/>
+      <w:lvlJc w:val="left"/>
+      <w:pPr>
+        <w:ind w:left="5400" w:hanging="360"/>
+      </w:pPr>
+      <w:rPr>
+        <w:rFonts w:ascii="Courier New" w:hAnsi="Courier New" w:cs="Courier New" w:hint="default"/>
+      </w:rPr>
+    </w:lvl>
+    <w:lvl w:ilvl="8" w:tplc="04090005" w:tentative="1">
+      <w:start w:val="1"/>
+      <w:numFmt w:val="bullet"/>
+      <w:lvlText w:val=""/>
+      <w:lvlJc w:val="left"/>
+      <w:pPr>
+        <w:ind w:left="6120" w:hanging="360"/>
+      </w:pPr>
+      <w:rPr>
+        <w:rFonts w:ascii="Wingdings" w:hAnsi="Wingdings" w:hint="default"/>
+      </w:rPr>
+    </w:lvl>
+  </w:abstractNum>
+  <w:abstractNum w:abstractNumId="8">
     <w:nsid w:val="1FC92836"/>
     <w:multiLevelType w:val="hybridMultilevel"/>
     <w:tmpl w:val="D67CEBBC"/>
@@ -4417,7 +3421,7 @@
       </w:rPr>
     </w:lvl>
   </w:abstractNum>
-  <w:abstractNum w:abstractNumId="6">
+  <w:abstractNum w:abstractNumId="9">
     <w:nsid w:val="2474378F"/>
     <w:multiLevelType w:val="hybridMultilevel"/>
     <w:tmpl w:val="CEB22808"/>
@@ -4529,7 +3533,120 @@
       </w:rPr>
     </w:lvl>
   </w:abstractNum>
-  <w:abstractNum w:abstractNumId="7">
+  <w:abstractNum w:abstractNumId="10">
+    <w:nsid w:val="27AC2455"/>
+    <w:multiLevelType w:val="hybridMultilevel"/>
+    <w:tmpl w:val="2266F992"/>
+    <w:lvl w:ilvl="0" w:tplc="0409000B">
+      <w:start w:val="1"/>
+      <w:numFmt w:val="bullet"/>
+      <w:lvlText w:val=""/>
+      <w:lvlJc w:val="left"/>
+      <w:pPr>
+        <w:ind w:left="360" w:hanging="360"/>
+      </w:pPr>
+      <w:rPr>
+        <w:rFonts w:ascii="Wingdings" w:hAnsi="Wingdings" w:hint="default"/>
+      </w:rPr>
+    </w:lvl>
+    <w:lvl w:ilvl="1" w:tplc="04090003" w:tentative="1">
+      <w:start w:val="1"/>
+      <w:numFmt w:val="bullet"/>
+      <w:lvlText w:val="o"/>
+      <w:lvlJc w:val="left"/>
+      <w:pPr>
+        <w:ind w:left="1080" w:hanging="360"/>
+      </w:pPr>
+      <w:rPr>
+        <w:rFonts w:ascii="Courier New" w:hAnsi="Courier New" w:cs="Courier New" w:hint="default"/>
+      </w:rPr>
+    </w:lvl>
+    <w:lvl w:ilvl="2" w:tplc="04090005" w:tentative="1">
+      <w:start w:val="1"/>
+      <w:numFmt w:val="bullet"/>
+      <w:lvlText w:val=""/>
+      <w:lvlJc w:val="left"/>
+      <w:pPr>
+        <w:ind w:left="1800" w:hanging="360"/>
+      </w:pPr>
+      <w:rPr>
+        <w:rFonts w:ascii="Wingdings" w:hAnsi="Wingdings" w:hint="default"/>
+      </w:rPr>
+    </w:lvl>
+    <w:lvl w:ilvl="3" w:tplc="04090001" w:tentative="1">
+      <w:start w:val="1"/>
+      <w:numFmt w:val="bullet"/>
+      <w:lvlText w:val=""/>
+      <w:lvlJc w:val="left"/>
+      <w:pPr>
+        <w:ind w:left="2520" w:hanging="360"/>
+      </w:pPr>
+      <w:rPr>
+        <w:rFonts w:ascii="Symbol" w:hAnsi="Symbol" w:hint="default"/>
+      </w:rPr>
+    </w:lvl>
+    <w:lvl w:ilvl="4" w:tplc="04090003" w:tentative="1">
+      <w:start w:val="1"/>
+      <w:numFmt w:val="bullet"/>
+      <w:lvlText w:val="o"/>
+      <w:lvlJc w:val="left"/>
+      <w:pPr>
+        <w:ind w:left="3240" w:hanging="360"/>
+      </w:pPr>
+      <w:rPr>
+        <w:rFonts w:ascii="Courier New" w:hAnsi="Courier New" w:cs="Courier New" w:hint="default"/>
+      </w:rPr>
+    </w:lvl>
+    <w:lvl w:ilvl="5" w:tplc="04090005" w:tentative="1">
+      <w:start w:val="1"/>
+      <w:numFmt w:val="bullet"/>
+      <w:lvlText w:val=""/>
+      <w:lvlJc w:val="left"/>
+      <w:pPr>
+        <w:ind w:left="3960" w:hanging="360"/>
+      </w:pPr>
+      <w:rPr>
+        <w:rFonts w:ascii="Wingdings" w:hAnsi="Wingdings" w:hint="default"/>
+      </w:rPr>
+    </w:lvl>
+    <w:lvl w:ilvl="6" w:tplc="04090001" w:tentative="1">
+      <w:start w:val="1"/>
+      <w:numFmt w:val="bullet"/>
+      <w:lvlText w:val=""/>
+      <w:lvlJc w:val="left"/>
+      <w:pPr>
+        <w:ind w:left="4680" w:hanging="360"/>
+      </w:pPr>
+      <w:rPr>
+        <w:rFonts w:ascii="Symbol" w:hAnsi="Symbol" w:hint="default"/>
+      </w:rPr>
+    </w:lvl>
+    <w:lvl w:ilvl="7" w:tplc="04090003" w:tentative="1">
+      <w:start w:val="1"/>
+      <w:numFmt w:val="bullet"/>
+      <w:lvlText w:val="o"/>
+      <w:lvlJc w:val="left"/>
+      <w:pPr>
+        <w:ind w:left="5400" w:hanging="360"/>
+      </w:pPr>
+      <w:rPr>
+        <w:rFonts w:ascii="Courier New" w:hAnsi="Courier New" w:cs="Courier New" w:hint="default"/>
+      </w:rPr>
+    </w:lvl>
+    <w:lvl w:ilvl="8" w:tplc="04090005" w:tentative="1">
+      <w:start w:val="1"/>
+      <w:numFmt w:val="bullet"/>
+      <w:lvlText w:val=""/>
+      <w:lvlJc w:val="left"/>
+      <w:pPr>
+        <w:ind w:left="6120" w:hanging="360"/>
+      </w:pPr>
+      <w:rPr>
+        <w:rFonts w:ascii="Wingdings" w:hAnsi="Wingdings" w:hint="default"/>
+      </w:rPr>
+    </w:lvl>
+  </w:abstractNum>
+  <w:abstractNum w:abstractNumId="11">
     <w:nsid w:val="294158D3"/>
     <w:multiLevelType w:val="hybridMultilevel"/>
     <w:tmpl w:val="EF9CF4D8"/>
@@ -4641,7 +3758,7 @@
       </w:rPr>
     </w:lvl>
   </w:abstractNum>
-  <w:abstractNum w:abstractNumId="8">
+  <w:abstractNum w:abstractNumId="12">
     <w:nsid w:val="294737B8"/>
     <w:multiLevelType w:val="hybridMultilevel"/>
     <w:tmpl w:val="92148D68"/>
@@ -4754,7 +3871,7 @@
       </w:rPr>
     </w:lvl>
   </w:abstractNum>
-  <w:abstractNum w:abstractNumId="9">
+  <w:abstractNum w:abstractNumId="13">
     <w:nsid w:val="321050FC"/>
     <w:multiLevelType w:val="multilevel"/>
     <w:tmpl w:val="37FA048C"/>
@@ -4903,7 +4020,7 @@
       </w:rPr>
     </w:lvl>
   </w:abstractNum>
-  <w:abstractNum w:abstractNumId="10">
+  <w:abstractNum w:abstractNumId="14">
     <w:nsid w:val="35B76D3E"/>
     <w:multiLevelType w:val="multilevel"/>
     <w:tmpl w:val="87F66834"/>
@@ -5052,7 +4169,93 @@
       </w:rPr>
     </w:lvl>
   </w:abstractNum>
-  <w:abstractNum w:abstractNumId="11">
+  <w:abstractNum w:abstractNumId="15">
+    <w:nsid w:val="57FA6AFC"/>
+    <w:multiLevelType w:val="hybridMultilevel"/>
+    <w:tmpl w:val="281AC9A0"/>
+    <w:lvl w:ilvl="0" w:tplc="0409000F">
+      <w:start w:val="1"/>
+      <w:numFmt w:val="decimal"/>
+      <w:lvlText w:val="%1."/>
+      <w:lvlJc w:val="left"/>
+      <w:pPr>
+        <w:ind w:left="720" w:hanging="360"/>
+      </w:pPr>
+    </w:lvl>
+    <w:lvl w:ilvl="1" w:tplc="04090019" w:tentative="1">
+      <w:start w:val="1"/>
+      <w:numFmt w:val="lowerLetter"/>
+      <w:lvlText w:val="%2."/>
+      <w:lvlJc w:val="left"/>
+      <w:pPr>
+        <w:ind w:left="1440" w:hanging="360"/>
+      </w:pPr>
+    </w:lvl>
+    <w:lvl w:ilvl="2" w:tplc="0409001B" w:tentative="1">
+      <w:start w:val="1"/>
+      <w:numFmt w:val="lowerRoman"/>
+      <w:lvlText w:val="%3."/>
+      <w:lvlJc w:val="right"/>
+      <w:pPr>
+        <w:ind w:left="2160" w:hanging="180"/>
+      </w:pPr>
+    </w:lvl>
+    <w:lvl w:ilvl="3" w:tplc="0409000F" w:tentative="1">
+      <w:start w:val="1"/>
+      <w:numFmt w:val="decimal"/>
+      <w:lvlText w:val="%4."/>
+      <w:lvlJc w:val="left"/>
+      <w:pPr>
+        <w:ind w:left="2880" w:hanging="360"/>
+      </w:pPr>
+    </w:lvl>
+    <w:lvl w:ilvl="4" w:tplc="04090019" w:tentative="1">
+      <w:start w:val="1"/>
+      <w:numFmt w:val="lowerLetter"/>
+      <w:lvlText w:val="%5."/>
+      <w:lvlJc w:val="left"/>
+      <w:pPr>
+        <w:ind w:left="3600" w:hanging="360"/>
+      </w:pPr>
+    </w:lvl>
+    <w:lvl w:ilvl="5" w:tplc="0409001B" w:tentative="1">
+      <w:start w:val="1"/>
+      <w:numFmt w:val="lowerRoman"/>
+      <w:lvlText w:val="%6."/>
+      <w:lvlJc w:val="right"/>
+      <w:pPr>
+        <w:ind w:left="4320" w:hanging="180"/>
+      </w:pPr>
+    </w:lvl>
+    <w:lvl w:ilvl="6" w:tplc="0409000F" w:tentative="1">
+      <w:start w:val="1"/>
+      <w:numFmt w:val="decimal"/>
+      <w:lvlText w:val="%7."/>
+      <w:lvlJc w:val="left"/>
+      <w:pPr>
+        <w:ind w:left="5040" w:hanging="360"/>
+      </w:pPr>
+    </w:lvl>
+    <w:lvl w:ilvl="7" w:tplc="04090019" w:tentative="1">
+      <w:start w:val="1"/>
+      <w:numFmt w:val="lowerLetter"/>
+      <w:lvlText w:val="%8."/>
+      <w:lvlJc w:val="left"/>
+      <w:pPr>
+        <w:ind w:left="5760" w:hanging="360"/>
+      </w:pPr>
+    </w:lvl>
+    <w:lvl w:ilvl="8" w:tplc="0409001B" w:tentative="1">
+      <w:start w:val="1"/>
+      <w:numFmt w:val="lowerRoman"/>
+      <w:lvlText w:val="%9."/>
+      <w:lvlJc w:val="right"/>
+      <w:pPr>
+        <w:ind w:left="6480" w:hanging="180"/>
+      </w:pPr>
+    </w:lvl>
+  </w:abstractNum>
+  <w:abstractNum w:abstractNumId="16">
     <w:nsid w:val="58945E3C"/>
     <w:multiLevelType w:val="hybridMultilevel"/>
     <w:tmpl w:val="E6B42944"/>
@@ -5165,7 +4368,93 @@
       </w:rPr>
     </w:lvl>
   </w:abstractNum>
-  <w:abstractNum w:abstractNumId="12">
+  <w:abstractNum w:abstractNumId="17">
+    <w:nsid w:val="59A84EF3"/>
+    <w:multiLevelType w:val="hybridMultilevel"/>
+    <w:tmpl w:val="224E57D2"/>
+    <w:lvl w:ilvl="0" w:tplc="0409000F">
+      <w:start w:val="1"/>
+      <w:numFmt w:val="decimal"/>
+      <w:lvlText w:val="%1."/>
+      <w:lvlJc w:val="left"/>
+      <w:pPr>
+        <w:ind w:left="720" w:hanging="360"/>
+      </w:pPr>
+    </w:lvl>
+    <w:lvl w:ilvl="1" w:tplc="04090019" w:tentative="1">
+      <w:start w:val="1"/>
+      <w:numFmt w:val="lowerLetter"/>
+      <w:lvlText w:val="%2."/>
+      <w:lvlJc w:val="left"/>
+      <w:pPr>
+        <w:ind w:left="1440" w:hanging="360"/>
+      </w:pPr>
+    </w:lvl>
+    <w:lvl w:ilvl="2" w:tplc="0409001B" w:tentative="1">
+      <w:start w:val="1"/>
+      <w:numFmt w:val="lowerRoman"/>
+      <w:lvlText w:val="%3."/>
+      <w:lvlJc w:val="right"/>
+      <w:pPr>
+        <w:ind w:left="2160" w:hanging="180"/>
+      </w:pPr>
+    </w:lvl>
+    <w:lvl w:ilvl="3" w:tplc="0409000F" w:tentative="1">
+      <w:start w:val="1"/>
+      <w:numFmt w:val="decimal"/>
+      <w:lvlText w:val="%4."/>
+      <w:lvlJc w:val="left"/>
+      <w:pPr>
+        <w:ind w:left="2880" w:hanging="360"/>
+      </w:pPr>
+    </w:lvl>
+    <w:lvl w:ilvl="4" w:tplc="04090019" w:tentative="1">
+      <w:start w:val="1"/>
+      <w:numFmt w:val="lowerLetter"/>
+      <w:lvlText w:val="%5."/>
+      <w:lvlJc w:val="left"/>
+      <w:pPr>
+        <w:ind w:left="3600" w:hanging="360"/>
+      </w:pPr>
+    </w:lvl>
+    <w:lvl w:ilvl="5" w:tplc="0409001B" w:tentative="1">
+      <w:start w:val="1"/>
+      <w:numFmt w:val="lowerRoman"/>
+      <w:lvlText w:val="%6."/>
+      <w:lvlJc w:val="right"/>
+      <w:pPr>
+        <w:ind w:left="4320" w:hanging="180"/>
+      </w:pPr>
+    </w:lvl>
+    <w:lvl w:ilvl="6" w:tplc="0409000F" w:tentative="1">
+      <w:start w:val="1"/>
+      <w:numFmt w:val="decimal"/>
+      <w:lvlText w:val="%7."/>
+      <w:lvlJc w:val="left"/>
+      <w:pPr>
+        <w:ind w:left="5040" w:hanging="360"/>
+      </w:pPr>
+    </w:lvl>
+    <w:lvl w:ilvl="7" w:tplc="04090019" w:tentative="1">
+      <w:start w:val="1"/>
+      <w:numFmt w:val="lowerLetter"/>
+      <w:lvlText w:val="%8."/>
+      <w:lvlJc w:val="left"/>
+      <w:pPr>
+        <w:ind w:left="5760" w:hanging="360"/>
+      </w:pPr>
+    </w:lvl>
+    <w:lvl w:ilvl="8" w:tplc="0409001B" w:tentative="1">
+      <w:start w:val="1"/>
+      <w:numFmt w:val="lowerRoman"/>
+      <w:lvlText w:val="%9."/>
+      <w:lvlJc w:val="right"/>
+      <w:pPr>
+        <w:ind w:left="6480" w:hanging="180"/>
+      </w:pPr>
+    </w:lvl>
+  </w:abstractNum>
+  <w:abstractNum w:abstractNumId="18">
     <w:nsid w:val="5AAC4249"/>
     <w:multiLevelType w:val="multilevel"/>
     <w:tmpl w:val="38F6BEB2"/>
@@ -5314,47 +4603,298 @@
       </w:rPr>
     </w:lvl>
   </w:abstractNum>
+  <w:abstractNum w:abstractNumId="19">
+    <w:nsid w:val="5CA27865"/>
+    <w:multiLevelType w:val="hybridMultilevel"/>
+    <w:tmpl w:val="2A58F9DE"/>
+    <w:lvl w:ilvl="0" w:tplc="4D6461EC">
+      <w:start w:val="1"/>
+      <w:numFmt w:val="bullet"/>
+      <w:lvlText w:val=""/>
+      <w:lvlJc w:val="left"/>
+      <w:pPr>
+        <w:ind w:left="360" w:hanging="360"/>
+      </w:pPr>
+      <w:rPr>
+        <w:rFonts w:ascii="Wingdings" w:hAnsi="Wingdings" w:hint="default"/>
+        <w:sz w:val="22"/>
+      </w:rPr>
+    </w:lvl>
+    <w:lvl w:ilvl="1" w:tplc="04090003" w:tentative="1">
+      <w:start w:val="1"/>
+      <w:numFmt w:val="bullet"/>
+      <w:lvlText w:val="o"/>
+      <w:lvlJc w:val="left"/>
+      <w:pPr>
+        <w:ind w:left="1080" w:hanging="360"/>
+      </w:pPr>
+      <w:rPr>
+        <w:rFonts w:ascii="Courier New" w:hAnsi="Courier New" w:cs="Courier New" w:hint="default"/>
+      </w:rPr>
+    </w:lvl>
+    <w:lvl w:ilvl="2" w:tplc="04090005" w:tentative="1">
+      <w:start w:val="1"/>
+      <w:numFmt w:val="bullet"/>
+      <w:lvlText w:val=""/>
+      <w:lvlJc w:val="left"/>
+      <w:pPr>
+        <w:ind w:left="1800" w:hanging="360"/>
+      </w:pPr>
+      <w:rPr>
+        <w:rFonts w:ascii="Wingdings" w:hAnsi="Wingdings" w:hint="default"/>
+      </w:rPr>
+    </w:lvl>
+    <w:lvl w:ilvl="3" w:tplc="04090001" w:tentative="1">
+      <w:start w:val="1"/>
+      <w:numFmt w:val="bullet"/>
+      <w:lvlText w:val=""/>
+      <w:lvlJc w:val="left"/>
+      <w:pPr>
+        <w:ind w:left="2520" w:hanging="360"/>
+      </w:pPr>
+      <w:rPr>
+        <w:rFonts w:ascii="Symbol" w:hAnsi="Symbol" w:hint="default"/>
+      </w:rPr>
+    </w:lvl>
+    <w:lvl w:ilvl="4" w:tplc="04090003" w:tentative="1">
+      <w:start w:val="1"/>
+      <w:numFmt w:val="bullet"/>
+      <w:lvlText w:val="o"/>
+      <w:lvlJc w:val="left"/>
+      <w:pPr>
+        <w:ind w:left="3240" w:hanging="360"/>
+      </w:pPr>
+      <w:rPr>
+        <w:rFonts w:ascii="Courier New" w:hAnsi="Courier New" w:cs="Courier New" w:hint="default"/>
+      </w:rPr>
+    </w:lvl>
+    <w:lvl w:ilvl="5" w:tplc="04090005" w:tentative="1">
+      <w:start w:val="1"/>
+      <w:numFmt w:val="bullet"/>
+      <w:lvlText w:val=""/>
+      <w:lvlJc w:val="left"/>
+      <w:pPr>
+        <w:ind w:left="3960" w:hanging="360"/>
+      </w:pPr>
+      <w:rPr>
+        <w:rFonts w:ascii="Wingdings" w:hAnsi="Wingdings" w:hint="default"/>
+      </w:rPr>
+    </w:lvl>
+    <w:lvl w:ilvl="6" w:tplc="04090001" w:tentative="1">
+      <w:start w:val="1"/>
+      <w:numFmt w:val="bullet"/>
+      <w:lvlText w:val=""/>
+      <w:lvlJc w:val="left"/>
+      <w:pPr>
+        <w:ind w:left="4680" w:hanging="360"/>
+      </w:pPr>
+      <w:rPr>
+        <w:rFonts w:ascii="Symbol" w:hAnsi="Symbol" w:hint="default"/>
+      </w:rPr>
+    </w:lvl>
+    <w:lvl w:ilvl="7" w:tplc="04090003" w:tentative="1">
+      <w:start w:val="1"/>
+      <w:numFmt w:val="bullet"/>
+      <w:lvlText w:val="o"/>
+      <w:lvlJc w:val="left"/>
+      <w:pPr>
+        <w:ind w:left="5400" w:hanging="360"/>
+      </w:pPr>
+      <w:rPr>
+        <w:rFonts w:ascii="Courier New" w:hAnsi="Courier New" w:cs="Courier New" w:hint="default"/>
+      </w:rPr>
+    </w:lvl>
+    <w:lvl w:ilvl="8" w:tplc="04090005" w:tentative="1">
+      <w:start w:val="1"/>
+      <w:numFmt w:val="bullet"/>
+      <w:lvlText w:val=""/>
+      <w:lvlJc w:val="left"/>
+      <w:pPr>
+        <w:ind w:left="6120" w:hanging="360"/>
+      </w:pPr>
+      <w:rPr>
+        <w:rFonts w:ascii="Wingdings" w:hAnsi="Wingdings" w:hint="default"/>
+      </w:rPr>
+    </w:lvl>
+  </w:abstractNum>
+  <w:abstractNum w:abstractNumId="20">
+    <w:nsid w:val="658624EC"/>
+    <w:multiLevelType w:val="hybridMultilevel"/>
+    <w:tmpl w:val="78EC8D14"/>
+    <w:lvl w:ilvl="0" w:tplc="0409000B">
+      <w:start w:val="1"/>
+      <w:numFmt w:val="bullet"/>
+      <w:lvlText w:val=""/>
+      <w:lvlJc w:val="left"/>
+      <w:pPr>
+        <w:ind w:left="720" w:hanging="360"/>
+      </w:pPr>
+      <w:rPr>
+        <w:rFonts w:ascii="Wingdings" w:hAnsi="Wingdings" w:hint="default"/>
+      </w:rPr>
+    </w:lvl>
+    <w:lvl w:ilvl="1" w:tplc="04090003" w:tentative="1">
+      <w:start w:val="1"/>
+      <w:numFmt w:val="bullet"/>
+      <w:lvlText w:val="o"/>
+      <w:lvlJc w:val="left"/>
+      <w:pPr>
+        <w:ind w:left="1440" w:hanging="360"/>
+      </w:pPr>
+      <w:rPr>
+        <w:rFonts w:ascii="Courier New" w:hAnsi="Courier New" w:cs="Courier New" w:hint="default"/>
+      </w:rPr>
+    </w:lvl>
+    <w:lvl w:ilvl="2" w:tplc="04090005" w:tentative="1">
+      <w:start w:val="1"/>
+      <w:numFmt w:val="bullet"/>
+      <w:lvlText w:val=""/>
+      <w:lvlJc w:val="left"/>
+      <w:pPr>
+        <w:ind w:left="2160" w:hanging="360"/>
+      </w:pPr>
+      <w:rPr>
+        <w:rFonts w:ascii="Wingdings" w:hAnsi="Wingdings" w:hint="default"/>
+      </w:rPr>
+    </w:lvl>
+    <w:lvl w:ilvl="3" w:tplc="04090001" w:tentative="1">
+      <w:start w:val="1"/>
+      <w:numFmt w:val="bullet"/>
+      <w:lvlText w:val=""/>
+      <w:lvlJc w:val="left"/>
+      <w:pPr>
+        <w:ind w:left="2880" w:hanging="360"/>
+      </w:pPr>
+      <w:rPr>
+        <w:rFonts w:ascii="Symbol" w:hAnsi="Symbol" w:hint="default"/>
+      </w:rPr>
+    </w:lvl>
+    <w:lvl w:ilvl="4" w:tplc="04090003" w:tentative="1">
+      <w:start w:val="1"/>
+      <w:numFmt w:val="bullet"/>
+      <w:lvlText w:val="o"/>
+      <w:lvlJc w:val="left"/>
+      <w:pPr>
+        <w:ind w:left="3600" w:hanging="360"/>
+      </w:pPr>
+      <w:rPr>
+        <w:rFonts w:ascii="Courier New" w:hAnsi="Courier New" w:cs="Courier New" w:hint="default"/>
+      </w:rPr>
+    </w:lvl>
+    <w:lvl w:ilvl="5" w:tplc="04090005" w:tentative="1">
+      <w:start w:val="1"/>
+      <w:numFmt w:val="bullet"/>
+      <w:lvlText w:val=""/>
+      <w:lvlJc w:val="left"/>
+      <w:pPr>
+        <w:ind w:left="4320" w:hanging="360"/>
+      </w:pPr>
+      <w:rPr>
+        <w:rFonts w:ascii="Wingdings" w:hAnsi="Wingdings" w:hint="default"/>
+      </w:rPr>
+    </w:lvl>
+    <w:lvl w:ilvl="6" w:tplc="04090001" w:tentative="1">
+      <w:start w:val="1"/>
+      <w:numFmt w:val="bullet"/>
+      <w:lvlText w:val=""/>
+      <w:lvlJc w:val="left"/>
+      <w:pPr>
+        <w:ind w:left="5040" w:hanging="360"/>
+      </w:pPr>
+      <w:rPr>
+        <w:rFonts w:ascii="Symbol" w:hAnsi="Symbol" w:hint="default"/>
+      </w:rPr>
+    </w:lvl>
+    <w:lvl w:ilvl="7" w:tplc="04090003" w:tentative="1">
+      <w:start w:val="1"/>
+      <w:numFmt w:val="bullet"/>
+      <w:lvlText w:val="o"/>
+      <w:lvlJc w:val="left"/>
+      <w:pPr>
+        <w:ind w:left="5760" w:hanging="360"/>
+      </w:pPr>
+      <w:rPr>
+        <w:rFonts w:ascii="Courier New" w:hAnsi="Courier New" w:cs="Courier New" w:hint="default"/>
+      </w:rPr>
+    </w:lvl>
+    <w:lvl w:ilvl="8" w:tplc="04090005" w:tentative="1">
+      <w:start w:val="1"/>
+      <w:numFmt w:val="bullet"/>
+      <w:lvlText w:val=""/>
+      <w:lvlJc w:val="left"/>
+      <w:pPr>
+        <w:ind w:left="6480" w:hanging="360"/>
+      </w:pPr>
+      <w:rPr>
+        <w:rFonts w:ascii="Wingdings" w:hAnsi="Wingdings" w:hint="default"/>
+      </w:rPr>
+    </w:lvl>
+  </w:abstractNum>
   <w:num w:numId="1">
-    <w:abstractNumId w:val="4"/>
+    <w:abstractNumId w:val="6"/>
     <w:lvlOverride w:ilvl="0">
       <w:startOverride w:val="1"/>
     </w:lvlOverride>
   </w:num>
   <w:num w:numId="2">
-    <w:abstractNumId w:val="1"/>
+    <w:abstractNumId w:val="2"/>
   </w:num>
   <w:num w:numId="3">
-    <w:abstractNumId w:val="11"/>
+    <w:abstractNumId w:val="16"/>
   </w:num>
   <w:num w:numId="4">
     <w:abstractNumId w:val="0"/>
   </w:num>
   <w:num w:numId="5">
-    <w:abstractNumId w:val="2"/>
+    <w:abstractNumId w:val="4"/>
   </w:num>
   <w:num w:numId="6">
-    <w:abstractNumId w:val="7"/>
+    <w:abstractNumId w:val="11"/>
   </w:num>
   <w:num w:numId="7">
+    <w:abstractNumId w:val="12"/>
+  </w:num>
+  <w:num w:numId="8">
+    <w:abstractNumId w:val="9"/>
+  </w:num>
+  <w:num w:numId="9">
     <w:abstractNumId w:val="8"/>
   </w:num>
-  <w:num w:numId="8">
-    <w:abstractNumId w:val="6"/>
+  <w:num w:numId="10">
+    <w:abstractNumId w:val="13"/>
   </w:num>
-  <w:num w:numId="9">
+  <w:num w:numId="11">
+    <w:abstractNumId w:val="18"/>
+  </w:num>
+  <w:num w:numId="12">
+    <w:abstractNumId w:val="14"/>
+  </w:num>
+  <w:num w:numId="13">
     <w:abstractNumId w:val="5"/>
   </w:num>
-  <w:num w:numId="10">
-    <w:abstractNumId w:val="9"/>
+  <w:num w:numId="14">
+    <w:abstractNumId w:val="17"/>
   </w:num>
-  <w:num w:numId="11">
-    <w:abstractNumId w:val="12"/>
+  <w:num w:numId="15">
+    <w:abstractNumId w:val="1"/>
   </w:num>
-  <w:num w:numId="12">
+  <w:num w:numId="16">
+    <w:abstractNumId w:val="15"/>
+  </w:num>
+  <w:num w:numId="17">
+    <w:abstractNumId w:val="3"/>
+  </w:num>
+  <w:num w:numId="18">
+    <w:abstractNumId w:val="20"/>
+  </w:num>
+  <w:num w:numId="19">
+    <w:abstractNumId w:val="19"/>
+  </w:num>
+  <w:num w:numId="20">
     <w:abstractNumId w:val="10"/>
   </w:num>
-  <w:num w:numId="13">
-    <w:abstractNumId w:val="3"/>
+  <w:num w:numId="21">
+    <w:abstractNumId w:val="7"/>
   </w:num>
 </w:numbering>
 </file>
@@ -6308,4 +5848,16 @@
   <a:objectDefaults/>
   <a:extraClrSchemeLst/>
 </a:theme>
+</file>
+
+<file path=customXml/item1.xml><?xml version="1.0" encoding="utf-8"?>
+<b:Sources xmlns:b="http://schemas.openxmlformats.org/officeDocument/2006/bibliography" xmlns="http://schemas.openxmlformats.org/officeDocument/2006/bibliography" SelectedStyle="\APA.XSL" StyleName="APA"/>
+</file>
+
+<file path=customXml/itemProps1.xml><?xml version="1.0" encoding="utf-8"?>
+<ds:datastoreItem xmlns:ds="http://schemas.openxmlformats.org/officeDocument/2006/customXml" ds:itemID="{78DBC119-EBC6-451C-988D-82CE5F2699A6}">
+  <ds:schemaRefs>
+    <ds:schemaRef ds:uri="http://schemas.openxmlformats.org/officeDocument/2006/bibliography"/>
+  </ds:schemaRefs>
+</ds:datastoreItem>
 </file>